--- a/FreeField/FreeField.docx
+++ b/FreeField/FreeField.docx
@@ -223,10 +223,10 @@
             <v:path o:extrusionok="f" gradientshapeok="t" o:connecttype="rect"/>
             <o:lock v:ext="edit" aspectratio="t"/>
           </v:shapetype>
-          <v:shape id="_x0000_i1025" type="#_x0000_t75" style="width:157.5pt;height:47.25pt" o:ole="" fillcolor="window">
+          <v:shape id="_x0000_i1025" type="#_x0000_t75" style="width:157.75pt;height:46.95pt" o:ole="" fillcolor="window">
             <v:imagedata r:id="rId7" o:title=""/>
           </v:shape>
-          <o:OLEObject Type="Embed" ProgID="Equation.3" ShapeID="_x0000_i1025" DrawAspect="Content" ObjectID="_1838471293" r:id="rId8"/>
+          <o:OLEObject Type="Embed" ProgID="Equation.3" ShapeID="_x0000_i1025" DrawAspect="Content" ObjectID="_1838533502" r:id="rId8"/>
         </w:object>
       </w:r>
       <w:r>
@@ -291,10 +291,10 @@
           <w:lang w:val="uk-UA"/>
         </w:rPr>
         <w:object w:dxaOrig="620" w:dyaOrig="360" w14:anchorId="7119BB8E">
-          <v:shape id="_x0000_i1026" type="#_x0000_t75" style="width:30.75pt;height:18pt" o:ole="" fillcolor="window">
+          <v:shape id="_x0000_i1026" type="#_x0000_t75" style="width:30.7pt;height:18.15pt" o:ole="" fillcolor="window">
             <v:imagedata r:id="rId9" o:title=""/>
           </v:shape>
-          <o:OLEObject Type="Embed" ProgID="Equation.DSMT4" ShapeID="_x0000_i1026" DrawAspect="Content" ObjectID="_1838471294" r:id="rId10"/>
+          <o:OLEObject Type="Embed" ProgID="Equation.DSMT4" ShapeID="_x0000_i1026" DrawAspect="Content" ObjectID="_1838533503" r:id="rId10"/>
         </w:object>
       </w:r>
       <w:r>
@@ -322,10 +322,10 @@
           <w:lang w:val="uk-UA"/>
         </w:rPr>
         <w:object w:dxaOrig="3420" w:dyaOrig="940" w14:anchorId="033D22A3">
-          <v:shape id="_x0000_i1027" type="#_x0000_t75" style="width:171pt;height:47.25pt" o:ole="" fillcolor="window">
+          <v:shape id="_x0000_i1027" type="#_x0000_t75" style="width:170.9pt;height:46.95pt" o:ole="" fillcolor="window">
             <v:imagedata r:id="rId11" o:title=""/>
           </v:shape>
-          <o:OLEObject Type="Embed" ProgID="Equation.3" ShapeID="_x0000_i1027" DrawAspect="Content" ObjectID="_1838471295" r:id="rId12"/>
+          <o:OLEObject Type="Embed" ProgID="Equation.3" ShapeID="_x0000_i1027" DrawAspect="Content" ObjectID="_1838533504" r:id="rId12"/>
         </w:object>
       </w:r>
       <w:r>
@@ -420,10 +420,10 @@
           <w:lang w:val="uk-UA"/>
         </w:rPr>
         <w:object w:dxaOrig="1480" w:dyaOrig="460" w14:anchorId="5B6677FE">
-          <v:shape id="_x0000_i1028" type="#_x0000_t75" style="width:73.5pt;height:22.5pt" o:ole="" fillcolor="window">
+          <v:shape id="_x0000_i1028" type="#_x0000_t75" style="width:73.25pt;height:22.55pt" o:ole="" fillcolor="window">
             <v:imagedata r:id="rId13" o:title=""/>
           </v:shape>
-          <o:OLEObject Type="Embed" ProgID="Equation.3" ShapeID="_x0000_i1028" DrawAspect="Content" ObjectID="_1838471296" r:id="rId14"/>
+          <o:OLEObject Type="Embed" ProgID="Equation.3" ShapeID="_x0000_i1028" DrawAspect="Content" ObjectID="_1838533505" r:id="rId14"/>
         </w:object>
       </w:r>
       <w:r>
@@ -467,10 +467,10 @@
           <w:lang w:val="uk-UA"/>
         </w:rPr>
         <w:object w:dxaOrig="4140" w:dyaOrig="940" w14:anchorId="05162EA2">
-          <v:shape id="_x0000_i1029" type="#_x0000_t75" style="width:207pt;height:47.25pt" o:ole="" fillcolor="window">
+          <v:shape id="_x0000_i1029" type="#_x0000_t75" style="width:207.25pt;height:46.95pt" o:ole="" fillcolor="window">
             <v:imagedata r:id="rId15" o:title=""/>
           </v:shape>
-          <o:OLEObject Type="Embed" ProgID="Equation.3" ShapeID="_x0000_i1029" DrawAspect="Content" ObjectID="_1838471297" r:id="rId16"/>
+          <o:OLEObject Type="Embed" ProgID="Equation.3" ShapeID="_x0000_i1029" DrawAspect="Content" ObjectID="_1838533506" r:id="rId16"/>
         </w:object>
       </w:r>
     </w:p>
@@ -697,10 +697,10 @@
           <w:lang w:val="uk-UA"/>
         </w:rPr>
         <w:object w:dxaOrig="4560" w:dyaOrig="940" w14:anchorId="3F07C1C9">
-          <v:shape id="_x0000_i1030" type="#_x0000_t75" style="width:227.25pt;height:47.25pt" o:ole="" fillcolor="window">
+          <v:shape id="_x0000_i1030" type="#_x0000_t75" style="width:227.25pt;height:46.95pt" o:ole="" fillcolor="window">
             <v:imagedata r:id="rId17" o:title=""/>
           </v:shape>
-          <o:OLEObject Type="Embed" ProgID="Equation.3" ShapeID="_x0000_i1030" DrawAspect="Content" ObjectID="_1838471298" r:id="rId18"/>
+          <o:OLEObject Type="Embed" ProgID="Equation.3" ShapeID="_x0000_i1030" DrawAspect="Content" ObjectID="_1838533507" r:id="rId18"/>
         </w:object>
       </w:r>
       <w:r>
@@ -745,10 +745,10 @@
           <w:lang w:val="uk-UA"/>
         </w:rPr>
         <w:object w:dxaOrig="6120" w:dyaOrig="1040" w14:anchorId="27A21A0E">
-          <v:shape id="_x0000_i1031" type="#_x0000_t75" style="width:306pt;height:51.75pt" o:ole="" fillcolor="window">
+          <v:shape id="_x0000_i1031" type="#_x0000_t75" style="width:306.15pt;height:51.95pt" o:ole="" fillcolor="window">
             <v:imagedata r:id="rId19" o:title=""/>
           </v:shape>
-          <o:OLEObject Type="Embed" ProgID="Equation.3" ShapeID="_x0000_i1031" DrawAspect="Content" ObjectID="_1838471299" r:id="rId20"/>
+          <o:OLEObject Type="Embed" ProgID="Equation.3" ShapeID="_x0000_i1031" DrawAspect="Content" ObjectID="_1838533508" r:id="rId20"/>
         </w:object>
       </w:r>
     </w:p>
@@ -769,10 +769,10 @@
           <w:lang w:val="uk-UA"/>
         </w:rPr>
         <w:object w:dxaOrig="4080" w:dyaOrig="760" w14:anchorId="10CE635B">
-          <v:shape id="_x0000_i1032" type="#_x0000_t75" style="width:204.75pt;height:38.25pt" o:ole="" fillcolor="window">
+          <v:shape id="_x0000_i1032" type="#_x0000_t75" style="width:204.75pt;height:38.2pt" o:ole="" fillcolor="window">
             <v:imagedata r:id="rId21" o:title=""/>
           </v:shape>
-          <o:OLEObject Type="Embed" ProgID="Equation.DSMT4" ShapeID="_x0000_i1032" DrawAspect="Content" ObjectID="_1838471300" r:id="rId22"/>
+          <o:OLEObject Type="Embed" ProgID="Equation.DSMT4" ShapeID="_x0000_i1032" DrawAspect="Content" ObjectID="_1838533509" r:id="rId22"/>
         </w:object>
       </w:r>
     </w:p>
@@ -800,10 +800,10 @@
           <w:lang w:val="uk-UA"/>
         </w:rPr>
         <w:object w:dxaOrig="900" w:dyaOrig="480" w14:anchorId="58C64C7C">
-          <v:shape id="_x0000_i1033" type="#_x0000_t75" style="width:45pt;height:24pt" o:ole="" fillcolor="window">
+          <v:shape id="_x0000_i1033" type="#_x0000_t75" style="width:45.1pt;height:23.8pt" o:ole="" fillcolor="window">
             <v:imagedata r:id="rId23" o:title=""/>
           </v:shape>
-          <o:OLEObject Type="Embed" ProgID="Equation.3" ShapeID="_x0000_i1033" DrawAspect="Content" ObjectID="_1838471301" r:id="rId24"/>
+          <o:OLEObject Type="Embed" ProgID="Equation.3" ShapeID="_x0000_i1033" DrawAspect="Content" ObjectID="_1838533510" r:id="rId24"/>
         </w:object>
       </w:r>
       <w:r>
@@ -820,10 +820,10 @@
           <w:lang w:val="uk-UA"/>
         </w:rPr>
         <w:object w:dxaOrig="1120" w:dyaOrig="480" w14:anchorId="4A711440">
-          <v:shape id="_x0000_i1034" type="#_x0000_t75" style="width:56.25pt;height:24pt" o:ole="" fillcolor="window">
+          <v:shape id="_x0000_i1034" type="#_x0000_t75" style="width:56.35pt;height:23.8pt" o:ole="" fillcolor="window">
             <v:imagedata r:id="rId25" o:title=""/>
           </v:shape>
-          <o:OLEObject Type="Embed" ProgID="Equation.3" ShapeID="_x0000_i1034" DrawAspect="Content" ObjectID="_1838471302" r:id="rId26"/>
+          <o:OLEObject Type="Embed" ProgID="Equation.3" ShapeID="_x0000_i1034" DrawAspect="Content" ObjectID="_1838533511" r:id="rId26"/>
         </w:object>
       </w:r>
       <w:r>
@@ -856,10 +856,10 @@
           <w:lang w:val="uk-UA"/>
         </w:rPr>
         <w:object w:dxaOrig="880" w:dyaOrig="480" w14:anchorId="6F22C7F8">
-          <v:shape id="_x0000_i1035" type="#_x0000_t75" style="width:44.25pt;height:24pt" o:ole="" fillcolor="window">
+          <v:shape id="_x0000_i1035" type="#_x0000_t75" style="width:44.45pt;height:23.8pt" o:ole="" fillcolor="window">
             <v:imagedata r:id="rId27" o:title=""/>
           </v:shape>
-          <o:OLEObject Type="Embed" ProgID="Equation.3" ShapeID="_x0000_i1035" DrawAspect="Content" ObjectID="_1838471303" r:id="rId28"/>
+          <o:OLEObject Type="Embed" ProgID="Equation.3" ShapeID="_x0000_i1035" DrawAspect="Content" ObjectID="_1838533512" r:id="rId28"/>
         </w:object>
       </w:r>
       <w:r>
@@ -887,10 +887,10 @@
           <w:lang w:val="uk-UA"/>
         </w:rPr>
         <w:object w:dxaOrig="3180" w:dyaOrig="800" w14:anchorId="245E6470">
-          <v:shape id="_x0000_i1036" type="#_x0000_t75" style="width:159pt;height:39.75pt" o:ole="" fillcolor="window">
+          <v:shape id="_x0000_i1036" type="#_x0000_t75" style="width:159.05pt;height:40.05pt" o:ole="" fillcolor="window">
             <v:imagedata r:id="rId29" o:title=""/>
           </v:shape>
-          <o:OLEObject Type="Embed" ProgID="Equation.DSMT4" ShapeID="_x0000_i1036" DrawAspect="Content" ObjectID="_1838471304" r:id="rId30"/>
+          <o:OLEObject Type="Embed" ProgID="Equation.DSMT4" ShapeID="_x0000_i1036" DrawAspect="Content" ObjectID="_1838533513" r:id="rId30"/>
         </w:object>
       </w:r>
       <w:r>
@@ -984,10 +984,10 @@
           <w:lang w:val="uk-UA"/>
         </w:rPr>
         <w:object w:dxaOrig="4980" w:dyaOrig="740" w14:anchorId="543FF387">
-          <v:shape id="_x0000_i1037" type="#_x0000_t75" style="width:249pt;height:36.75pt" o:ole="">
+          <v:shape id="_x0000_i1037" type="#_x0000_t75" style="width:249.2pt;height:36.95pt" o:ole="">
             <v:imagedata r:id="rId31" o:title=""/>
           </v:shape>
-          <o:OLEObject Type="Embed" ProgID="Equation.DSMT4" ShapeID="_x0000_i1037" DrawAspect="Content" ObjectID="_1838471305" r:id="rId32"/>
+          <o:OLEObject Type="Embed" ProgID="Equation.DSMT4" ShapeID="_x0000_i1037" DrawAspect="Content" ObjectID="_1838533514" r:id="rId32"/>
         </w:object>
       </w:r>
     </w:p>
@@ -1007,10 +1007,10 @@
           <w:lang w:val="uk-UA"/>
         </w:rPr>
         <w:object w:dxaOrig="220" w:dyaOrig="420" w14:anchorId="346E6FE4">
-          <v:shape id="_x0000_i1038" type="#_x0000_t75" style="width:10.5pt;height:21pt" o:ole="" fillcolor="window">
+          <v:shape id="_x0000_i1038" type="#_x0000_t75" style="width:10.65pt;height:21.3pt" o:ole="" fillcolor="window">
             <v:imagedata r:id="rId33" o:title=""/>
           </v:shape>
-          <o:OLEObject Type="Embed" ProgID="Equation.3" ShapeID="_x0000_i1038" DrawAspect="Content" ObjectID="_1838471306" r:id="rId34"/>
+          <o:OLEObject Type="Embed" ProgID="Equation.3" ShapeID="_x0000_i1038" DrawAspect="Content" ObjectID="_1838533515" r:id="rId34"/>
         </w:object>
       </w:r>
     </w:p>
@@ -1106,10 +1106,10 @@
           <w:lang w:val="uk-UA"/>
         </w:rPr>
         <w:object w:dxaOrig="5020" w:dyaOrig="1780" w14:anchorId="0BC73C3F">
-          <v:shape id="_x0000_i1039" type="#_x0000_t75" style="width:251.25pt;height:88.5pt" o:ole="" fillcolor="window">
+          <v:shape id="_x0000_i1039" type="#_x0000_t75" style="width:251.05pt;height:88.3pt" o:ole="" fillcolor="window">
             <v:imagedata r:id="rId35" o:title=""/>
           </v:shape>
-          <o:OLEObject Type="Embed" ProgID="Equation.DSMT4" ShapeID="_x0000_i1039" DrawAspect="Content" ObjectID="_1838471307" r:id="rId36"/>
+          <o:OLEObject Type="Embed" ProgID="Equation.DSMT4" ShapeID="_x0000_i1039" DrawAspect="Content" ObjectID="_1838533516" r:id="rId36"/>
         </w:object>
       </w:r>
     </w:p>
@@ -1138,10 +1138,10 @@
           <w:lang w:val="uk-UA"/>
         </w:rPr>
         <w:object w:dxaOrig="1460" w:dyaOrig="460" w14:anchorId="755EFC20">
-          <v:shape id="_x0000_i1040" type="#_x0000_t75" style="width:72.75pt;height:22.5pt" o:ole="">
+          <v:shape id="_x0000_i1040" type="#_x0000_t75" style="width:72.65pt;height:22.55pt" o:ole="">
             <v:imagedata r:id="rId37" o:title=""/>
           </v:shape>
-          <o:OLEObject Type="Embed" ProgID="Equation.3" ShapeID="_x0000_i1040" DrawAspect="Content" ObjectID="_1838471308" r:id="rId38"/>
+          <o:OLEObject Type="Embed" ProgID="Equation.3" ShapeID="_x0000_i1040" DrawAspect="Content" ObjectID="_1838533517" r:id="rId38"/>
         </w:object>
       </w:r>
       <w:r>
@@ -1255,10 +1255,10 @@
           <w:lang w:val="uk-UA"/>
         </w:rPr>
         <w:object w:dxaOrig="4140" w:dyaOrig="420" w14:anchorId="57FB3D27">
-          <v:shape id="_x0000_i1041" type="#_x0000_t75" style="width:207pt;height:21pt" o:ole="" fillcolor="window">
+          <v:shape id="_x0000_i1041" type="#_x0000_t75" style="width:207.25pt;height:21.3pt" o:ole="" fillcolor="window">
             <v:imagedata r:id="rId39" o:title=""/>
           </v:shape>
-          <o:OLEObject Type="Embed" ProgID="Equation.DSMT4" ShapeID="_x0000_i1041" DrawAspect="Content" ObjectID="_1838471309" r:id="rId40"/>
+          <o:OLEObject Type="Embed" ProgID="Equation.DSMT4" ShapeID="_x0000_i1041" DrawAspect="Content" ObjectID="_1838533518" r:id="rId40"/>
         </w:object>
       </w:r>
       <w:r>
@@ -1326,10 +1326,10 @@
           <w:lang w:val="uk-UA"/>
         </w:rPr>
         <w:object w:dxaOrig="3700" w:dyaOrig="960" w14:anchorId="5C65DFCD">
-          <v:shape id="_x0000_i1042" type="#_x0000_t75" style="width:185.25pt;height:48pt" o:ole="" fillcolor="window">
+          <v:shape id="_x0000_i1042" type="#_x0000_t75" style="width:185.3pt;height:48.2pt" o:ole="" fillcolor="window">
             <v:imagedata r:id="rId41" o:title=""/>
           </v:shape>
-          <o:OLEObject Type="Embed" ProgID="Equation.3" ShapeID="_x0000_i1042" DrawAspect="Content" ObjectID="_1838471310" r:id="rId42"/>
+          <o:OLEObject Type="Embed" ProgID="Equation.3" ShapeID="_x0000_i1042" DrawAspect="Content" ObjectID="_1838533519" r:id="rId42"/>
         </w:object>
       </w:r>
       <w:r>
@@ -1373,10 +1373,10 @@
           <w:lang w:val="uk-UA"/>
         </w:rPr>
         <w:object w:dxaOrig="4160" w:dyaOrig="859" w14:anchorId="4B47A51F">
-          <v:shape id="_x0000_i1043" type="#_x0000_t75" style="width:207.75pt;height:42.75pt" o:ole="" fillcolor="window">
+          <v:shape id="_x0000_i1043" type="#_x0000_t75" style="width:207.85pt;height:42.55pt" o:ole="" fillcolor="window">
             <v:imagedata r:id="rId43" o:title=""/>
           </v:shape>
-          <o:OLEObject Type="Embed" ProgID="Equation.DSMT4" ShapeID="_x0000_i1043" DrawAspect="Content" ObjectID="_1838471311" r:id="rId44"/>
+          <o:OLEObject Type="Embed" ProgID="Equation.DSMT4" ShapeID="_x0000_i1043" DrawAspect="Content" ObjectID="_1838533520" r:id="rId44"/>
         </w:object>
       </w:r>
       <w:r>
@@ -1438,10 +1438,10 @@
           <w:lang w:val="uk-UA"/>
         </w:rPr>
         <w:object w:dxaOrig="4780" w:dyaOrig="800" w14:anchorId="16967473">
-          <v:shape id="_x0000_i1044" type="#_x0000_t75" style="width:238.5pt;height:39.75pt" o:ole="" fillcolor="window">
+          <v:shape id="_x0000_i1044" type="#_x0000_t75" style="width:238.55pt;height:40.05pt" o:ole="" fillcolor="window">
             <v:imagedata r:id="rId45" o:title=""/>
           </v:shape>
-          <o:OLEObject Type="Embed" ProgID="Equation.DSMT4" ShapeID="_x0000_i1044" DrawAspect="Content" ObjectID="_1838471312" r:id="rId46"/>
+          <o:OLEObject Type="Embed" ProgID="Equation.DSMT4" ShapeID="_x0000_i1044" DrawAspect="Content" ObjectID="_1838533521" r:id="rId46"/>
         </w:object>
       </w:r>
       <w:r>
@@ -1486,10 +1486,10 @@
           <w:lang w:val="uk-UA"/>
         </w:rPr>
         <w:object w:dxaOrig="1440" w:dyaOrig="859" w14:anchorId="24FE1F9E">
-          <v:shape id="_x0000_i1045" type="#_x0000_t75" style="width:1in;height:42.75pt" o:ole="">
+          <v:shape id="_x0000_i1045" type="#_x0000_t75" style="width:1in;height:42.55pt" o:ole="">
             <v:imagedata r:id="rId47" o:title=""/>
           </v:shape>
-          <o:OLEObject Type="Embed" ProgID="Equation.DSMT4" ShapeID="_x0000_i1045" DrawAspect="Content" ObjectID="_1838471313" r:id="rId48"/>
+          <o:OLEObject Type="Embed" ProgID="Equation.DSMT4" ShapeID="_x0000_i1045" DrawAspect="Content" ObjectID="_1838533522" r:id="rId48"/>
         </w:object>
       </w:r>
       <w:r>
@@ -1558,10 +1558,10 @@
           <w:lang w:val="uk-UA"/>
         </w:rPr>
         <w:object w:dxaOrig="620" w:dyaOrig="440" w14:anchorId="440FC0F2">
-          <v:shape id="_x0000_i1046" type="#_x0000_t75" style="width:30.75pt;height:21.75pt" o:ole="" fillcolor="window">
+          <v:shape id="_x0000_i1046" type="#_x0000_t75" style="width:30.7pt;height:21.9pt" o:ole="" fillcolor="window">
             <v:imagedata r:id="rId49" o:title=""/>
           </v:shape>
-          <o:OLEObject Type="Embed" ProgID="Equation.3" ShapeID="_x0000_i1046" DrawAspect="Content" ObjectID="_1838471314" r:id="rId50"/>
+          <o:OLEObject Type="Embed" ProgID="Equation.3" ShapeID="_x0000_i1046" DrawAspect="Content" ObjectID="_1838533523" r:id="rId50"/>
         </w:object>
       </w:r>
       <w:r>
@@ -1628,10 +1628,10 @@
           <w:lang w:val="uk-UA"/>
         </w:rPr>
         <w:object w:dxaOrig="1820" w:dyaOrig="360" w14:anchorId="2B69E7DF">
-          <v:shape id="_x0000_i1047" type="#_x0000_t75" style="width:90.75pt;height:18pt" o:ole="">
+          <v:shape id="_x0000_i1047" type="#_x0000_t75" style="width:90.8pt;height:18.15pt" o:ole="">
             <v:imagedata r:id="rId51" o:title=""/>
           </v:shape>
-          <o:OLEObject Type="Embed" ProgID="Equation.DSMT4" ShapeID="_x0000_i1047" DrawAspect="Content" ObjectID="_1838471315" r:id="rId52"/>
+          <o:OLEObject Type="Embed" ProgID="Equation.DSMT4" ShapeID="_x0000_i1047" DrawAspect="Content" ObjectID="_1838533524" r:id="rId52"/>
         </w:object>
       </w:r>
       <w:r>
@@ -1659,10 +1659,10 @@
           <w:lang w:val="uk-UA"/>
         </w:rPr>
         <w:object w:dxaOrig="6940" w:dyaOrig="380" w14:anchorId="18F11554">
-          <v:shape id="_x0000_i1048" type="#_x0000_t75" style="width:346.5pt;height:18.75pt" o:ole="">
+          <v:shape id="_x0000_i1048" type="#_x0000_t75" style="width:346.85pt;height:18.8pt" o:ole="">
             <v:imagedata r:id="rId53" o:title=""/>
           </v:shape>
-          <o:OLEObject Type="Embed" ProgID="Equation.DSMT4" ShapeID="_x0000_i1048" DrawAspect="Content" ObjectID="_1838471316" r:id="rId54"/>
+          <o:OLEObject Type="Embed" ProgID="Equation.DSMT4" ShapeID="_x0000_i1048" DrawAspect="Content" ObjectID="_1838533525" r:id="rId54"/>
         </w:object>
       </w:r>
       <w:r>
@@ -1708,10 +1708,10 @@
           <w:lang w:val="uk-UA"/>
         </w:rPr>
         <w:object w:dxaOrig="6640" w:dyaOrig="900" w14:anchorId="73CBFDA5">
-          <v:shape id="_x0000_i1049" type="#_x0000_t75" style="width:332.25pt;height:45pt" o:ole="">
+          <v:shape id="_x0000_i1049" type="#_x0000_t75" style="width:332.45pt;height:45.1pt" o:ole="">
             <v:imagedata r:id="rId55" o:title=""/>
           </v:shape>
-          <o:OLEObject Type="Embed" ProgID="Equation.DSMT4" ShapeID="_x0000_i1049" DrawAspect="Content" ObjectID="_1838471317" r:id="rId56"/>
+          <o:OLEObject Type="Embed" ProgID="Equation.DSMT4" ShapeID="_x0000_i1049" DrawAspect="Content" ObjectID="_1838533526" r:id="rId56"/>
         </w:object>
       </w:r>
       <w:r>
@@ -1745,10 +1745,10 @@
           <w:lang w:val="uk-UA"/>
         </w:rPr>
         <w:object w:dxaOrig="1120" w:dyaOrig="380" w14:anchorId="73CEA3BE">
-          <v:shape id="_x0000_i1050" type="#_x0000_t75" style="width:56.25pt;height:18.75pt" o:ole="">
+          <v:shape id="_x0000_i1050" type="#_x0000_t75" style="width:56.35pt;height:18.8pt" o:ole="">
             <v:imagedata r:id="rId57" o:title=""/>
           </v:shape>
-          <o:OLEObject Type="Embed" ProgID="Equation.DSMT4" ShapeID="_x0000_i1050" DrawAspect="Content" ObjectID="_1838471318" r:id="rId58"/>
+          <o:OLEObject Type="Embed" ProgID="Equation.DSMT4" ShapeID="_x0000_i1050" DrawAspect="Content" ObjectID="_1838533527" r:id="rId58"/>
         </w:object>
       </w:r>
       <w:r>
@@ -1810,10 +1810,10 @@
           <w:lang w:val="uk-UA"/>
         </w:rPr>
         <w:object w:dxaOrig="6540" w:dyaOrig="2120" w14:anchorId="596C9327">
-          <v:shape id="_x0000_i1051" type="#_x0000_t75" style="width:327pt;height:105.75pt" o:ole="" fillcolor="window">
+          <v:shape id="_x0000_i1051" type="#_x0000_t75" style="width:326.8pt;height:105.8pt" o:ole="" fillcolor="window">
             <v:imagedata r:id="rId59" o:title=""/>
           </v:shape>
-          <o:OLEObject Type="Embed" ProgID="Equation.3" ShapeID="_x0000_i1051" DrawAspect="Content" ObjectID="_1838471319" r:id="rId60"/>
+          <o:OLEObject Type="Embed" ProgID="Equation.3" ShapeID="_x0000_i1051" DrawAspect="Content" ObjectID="_1838533528" r:id="rId60"/>
         </w:object>
       </w:r>
     </w:p>
@@ -1857,10 +1857,10 @@
           <w:lang w:val="uk-UA"/>
         </w:rPr>
         <w:object w:dxaOrig="1320" w:dyaOrig="360" w14:anchorId="355624FF">
-          <v:shape id="_x0000_i1052" type="#_x0000_t75" style="width:66pt;height:18pt" o:ole="">
+          <v:shape id="_x0000_i1052" type="#_x0000_t75" style="width:65.75pt;height:18.15pt" o:ole="">
             <v:imagedata r:id="rId61" o:title=""/>
           </v:shape>
-          <o:OLEObject Type="Embed" ProgID="Equation.DSMT4" ShapeID="_x0000_i1052" DrawAspect="Content" ObjectID="_1838471320" r:id="rId62"/>
+          <o:OLEObject Type="Embed" ProgID="Equation.DSMT4" ShapeID="_x0000_i1052" DrawAspect="Content" ObjectID="_1838533529" r:id="rId62"/>
         </w:object>
       </w:r>
       <w:r>
@@ -1896,10 +1896,10 @@
           <w:lang w:val="uk-UA"/>
         </w:rPr>
         <w:object w:dxaOrig="2500" w:dyaOrig="720" w14:anchorId="44D61EB5">
-          <v:shape id="_x0000_i1053" type="#_x0000_t75" style="width:125.25pt;height:36pt" o:ole="" fillcolor="window">
+          <v:shape id="_x0000_i1053" type="#_x0000_t75" style="width:125.2pt;height:36.3pt" o:ole="" fillcolor="window">
             <v:imagedata r:id="rId63" o:title=""/>
           </v:shape>
-          <o:OLEObject Type="Embed" ProgID="Equation.DSMT4" ShapeID="_x0000_i1053" DrawAspect="Content" ObjectID="_1838471321" r:id="rId64"/>
+          <o:OLEObject Type="Embed" ProgID="Equation.DSMT4" ShapeID="_x0000_i1053" DrawAspect="Content" ObjectID="_1838533530" r:id="rId64"/>
         </w:object>
       </w:r>
       <w:r>
@@ -1933,10 +1933,10 @@
           <w:lang w:val="uk-UA"/>
         </w:rPr>
         <w:object w:dxaOrig="3060" w:dyaOrig="900" w14:anchorId="6564D7F3">
-          <v:shape id="_x0000_i1054" type="#_x0000_t75" style="width:153pt;height:45pt" o:ole="">
+          <v:shape id="_x0000_i1054" type="#_x0000_t75" style="width:152.75pt;height:45.1pt" o:ole="">
             <v:imagedata r:id="rId65" o:title=""/>
           </v:shape>
-          <o:OLEObject Type="Embed" ProgID="Equation.DSMT4" ShapeID="_x0000_i1054" DrawAspect="Content" ObjectID="_1838471322" r:id="rId66"/>
+          <o:OLEObject Type="Embed" ProgID="Equation.DSMT4" ShapeID="_x0000_i1054" DrawAspect="Content" ObjectID="_1838533531" r:id="rId66"/>
         </w:object>
       </w:r>
       <w:r>
@@ -1982,10 +1982,10 @@
           <w:lang w:val="uk-UA"/>
         </w:rPr>
         <w:object w:dxaOrig="1960" w:dyaOrig="820" w14:anchorId="68BD6914">
-          <v:shape id="_x0000_i1055" type="#_x0000_t75" style="width:97.5pt;height:41.25pt" o:ole="" fillcolor="window">
+          <v:shape id="_x0000_i1055" type="#_x0000_t75" style="width:97.65pt;height:41.3pt" o:ole="" fillcolor="window">
             <v:imagedata r:id="rId67" o:title=""/>
           </v:shape>
-          <o:OLEObject Type="Embed" ProgID="Equation.DSMT4" ShapeID="_x0000_i1055" DrawAspect="Content" ObjectID="_1838471323" r:id="rId68"/>
+          <o:OLEObject Type="Embed" ProgID="Equation.DSMT4" ShapeID="_x0000_i1055" DrawAspect="Content" ObjectID="_1838533532" r:id="rId68"/>
         </w:object>
       </w:r>
       <w:r>
@@ -2020,10 +2020,10 @@
           <w:lang w:val="uk-UA"/>
         </w:rPr>
         <w:object w:dxaOrig="3480" w:dyaOrig="440" w14:anchorId="4575225F">
-          <v:shape id="_x0000_i1056" type="#_x0000_t75" style="width:174pt;height:21.75pt" o:ole="">
+          <v:shape id="_x0000_i1056" type="#_x0000_t75" style="width:174.05pt;height:21.9pt" o:ole="">
             <v:imagedata r:id="rId69" o:title=""/>
           </v:shape>
-          <o:OLEObject Type="Embed" ProgID="Equation.DSMT4" ShapeID="_x0000_i1056" DrawAspect="Content" ObjectID="_1838471324" r:id="rId70"/>
+          <o:OLEObject Type="Embed" ProgID="Equation.DSMT4" ShapeID="_x0000_i1056" DrawAspect="Content" ObjectID="_1838533533" r:id="rId70"/>
         </w:object>
       </w:r>
       <w:r>
@@ -2294,10 +2294,10 @@
           <w:lang w:val="uk-UA"/>
         </w:rPr>
         <w:object w:dxaOrig="2520" w:dyaOrig="720" w14:anchorId="39B464E3">
-          <v:shape id="_x0000_i1057" type="#_x0000_t75" style="width:126pt;height:36pt" o:ole="" fillcolor="window">
+          <v:shape id="_x0000_i1057" type="#_x0000_t75" style="width:125.85pt;height:36.3pt" o:ole="" fillcolor="window">
             <v:imagedata r:id="rId71" o:title=""/>
           </v:shape>
-          <o:OLEObject Type="Embed" ProgID="Equation.DSMT4" ShapeID="_x0000_i1057" DrawAspect="Content" ObjectID="_1838471325" r:id="rId72"/>
+          <o:OLEObject Type="Embed" ProgID="Equation.DSMT4" ShapeID="_x0000_i1057" DrawAspect="Content" ObjectID="_1838533534" r:id="rId72"/>
         </w:object>
       </w:r>
     </w:p>
@@ -2318,10 +2318,10 @@
           <w:lang w:val="uk-UA"/>
         </w:rPr>
         <w:object w:dxaOrig="2720" w:dyaOrig="720" w14:anchorId="588F3227">
-          <v:shape id="_x0000_i1058" type="#_x0000_t75" style="width:135.75pt;height:36pt" o:ole="" fillcolor="window">
+          <v:shape id="_x0000_i1058" type="#_x0000_t75" style="width:135.85pt;height:36.3pt" o:ole="" fillcolor="window">
             <v:imagedata r:id="rId73" o:title=""/>
           </v:shape>
-          <o:OLEObject Type="Embed" ProgID="Equation.DSMT4" ShapeID="_x0000_i1058" DrawAspect="Content" ObjectID="_1838471326" r:id="rId74"/>
+          <o:OLEObject Type="Embed" ProgID="Equation.DSMT4" ShapeID="_x0000_i1058" DrawAspect="Content" ObjectID="_1838533535" r:id="rId74"/>
         </w:object>
       </w:r>
       <w:r>
@@ -2560,10 +2560,10 @@
           <w:lang w:val="uk-UA"/>
         </w:rPr>
         <w:object w:dxaOrig="6259" w:dyaOrig="920" w14:anchorId="0883EC45">
-          <v:shape id="_x0000_i1059" type="#_x0000_t75" style="width:312.75pt;height:46.5pt" o:ole="" fillcolor="window">
+          <v:shape id="_x0000_i1059" type="#_x0000_t75" style="width:312.4pt;height:46.35pt" o:ole="" fillcolor="window">
             <v:imagedata r:id="rId75" o:title=""/>
           </v:shape>
-          <o:OLEObject Type="Embed" ProgID="Equation.3" ShapeID="_x0000_i1059" DrawAspect="Content" ObjectID="_1838471327" r:id="rId76"/>
+          <o:OLEObject Type="Embed" ProgID="Equation.3" ShapeID="_x0000_i1059" DrawAspect="Content" ObjectID="_1838533536" r:id="rId76"/>
         </w:object>
       </w:r>
     </w:p>
@@ -2617,10 +2617,10 @@
           <w:lang w:val="uk-UA"/>
         </w:rPr>
         <w:object w:dxaOrig="1140" w:dyaOrig="920" w14:anchorId="480BCE56">
-          <v:shape id="_x0000_i1060" type="#_x0000_t75" style="width:57pt;height:46.5pt" o:ole="" fillcolor="window">
+          <v:shape id="_x0000_i1060" type="#_x0000_t75" style="width:56.95pt;height:46.35pt" o:ole="" fillcolor="window">
             <v:imagedata r:id="rId77" o:title=""/>
           </v:shape>
-          <o:OLEObject Type="Embed" ProgID="Equation.3" ShapeID="_x0000_i1060" DrawAspect="Content" ObjectID="_1838471328" r:id="rId78"/>
+          <o:OLEObject Type="Embed" ProgID="Equation.3" ShapeID="_x0000_i1060" DrawAspect="Content" ObjectID="_1838533537" r:id="rId78"/>
         </w:object>
       </w:r>
     </w:p>
@@ -3111,10 +3111,10 @@
           <w:lang w:val="uk-UA"/>
         </w:rPr>
         <w:object w:dxaOrig="2720" w:dyaOrig="760" w14:anchorId="07F786B9">
-          <v:shape id="_x0000_i1061" type="#_x0000_t75" style="width:135.75pt;height:38.25pt" o:ole="" fillcolor="window">
+          <v:shape id="_x0000_i1061" type="#_x0000_t75" style="width:135.85pt;height:38.2pt" o:ole="" fillcolor="window">
             <v:imagedata r:id="rId79" o:title=""/>
           </v:shape>
-          <o:OLEObject Type="Embed" ProgID="Equation.DSMT4" ShapeID="_x0000_i1061" DrawAspect="Content" ObjectID="_1838471329" r:id="rId80"/>
+          <o:OLEObject Type="Embed" ProgID="Equation.DSMT4" ShapeID="_x0000_i1061" DrawAspect="Content" ObjectID="_1838533538" r:id="rId80"/>
         </w:object>
       </w:r>
       <w:r>
@@ -3152,10 +3152,10 @@
           <w:lang w:val="uk-UA"/>
         </w:rPr>
         <w:object w:dxaOrig="2500" w:dyaOrig="760" w14:anchorId="3DF813A4">
-          <v:shape id="_x0000_i1062" type="#_x0000_t75" style="width:125.25pt;height:38.25pt" o:ole="" fillcolor="window">
+          <v:shape id="_x0000_i1062" type="#_x0000_t75" style="width:125.2pt;height:38.2pt" o:ole="" fillcolor="window">
             <v:imagedata r:id="rId81" o:title=""/>
           </v:shape>
-          <o:OLEObject Type="Embed" ProgID="Equation.DSMT4" ShapeID="_x0000_i1062" DrawAspect="Content" ObjectID="_1838471330" r:id="rId82"/>
+          <o:OLEObject Type="Embed" ProgID="Equation.DSMT4" ShapeID="_x0000_i1062" DrawAspect="Content" ObjectID="_1838533539" r:id="rId82"/>
         </w:object>
       </w:r>
       <w:r>
@@ -3183,10 +3183,10 @@
           <w:lang w:val="uk-UA"/>
         </w:rPr>
         <w:object w:dxaOrig="4420" w:dyaOrig="760" w14:anchorId="71164966">
-          <v:shape id="_x0000_i1063" type="#_x0000_t75" style="width:221.25pt;height:38.25pt" o:ole="" fillcolor="window">
+          <v:shape id="_x0000_i1063" type="#_x0000_t75" style="width:221pt;height:38.2pt" o:ole="" fillcolor="window">
             <v:imagedata r:id="rId83" o:title=""/>
           </v:shape>
-          <o:OLEObject Type="Embed" ProgID="Equation.DSMT4" ShapeID="_x0000_i1063" DrawAspect="Content" ObjectID="_1838471331" r:id="rId84"/>
+          <o:OLEObject Type="Embed" ProgID="Equation.DSMT4" ShapeID="_x0000_i1063" DrawAspect="Content" ObjectID="_1838533540" r:id="rId84"/>
         </w:object>
       </w:r>
     </w:p>
@@ -3371,10 +3371,10 @@
           <w:lang w:val="uk-UA"/>
         </w:rPr>
         <w:object w:dxaOrig="2439" w:dyaOrig="760" w14:anchorId="7F0AD18D">
-          <v:shape id="_x0000_i1064" type="#_x0000_t75" style="width:122.25pt;height:38.25pt" o:ole="" fillcolor="window">
+          <v:shape id="_x0000_i1064" type="#_x0000_t75" style="width:122.1pt;height:38.2pt" o:ole="" fillcolor="window">
             <v:imagedata r:id="rId85" o:title=""/>
           </v:shape>
-          <o:OLEObject Type="Embed" ProgID="Equation.DSMT4" ShapeID="_x0000_i1064" DrawAspect="Content" ObjectID="_1838471332" r:id="rId86"/>
+          <o:OLEObject Type="Embed" ProgID="Equation.DSMT4" ShapeID="_x0000_i1064" DrawAspect="Content" ObjectID="_1838533541" r:id="rId86"/>
         </w:object>
       </w:r>
       <w:r>
@@ -3428,10 +3428,10 @@
           <w:lang w:val="uk-UA"/>
         </w:rPr>
         <w:object w:dxaOrig="1740" w:dyaOrig="920" w14:anchorId="5D160608">
-          <v:shape id="_x0000_i1065" type="#_x0000_t75" style="width:87pt;height:46.5pt" o:ole="" fillcolor="window">
+          <v:shape id="_x0000_i1065" type="#_x0000_t75" style="width:87.05pt;height:46.35pt" o:ole="" fillcolor="window">
             <v:imagedata r:id="rId87" o:title=""/>
           </v:shape>
-          <o:OLEObject Type="Embed" ProgID="Equation.3" ShapeID="_x0000_i1065" DrawAspect="Content" ObjectID="_1838471333" r:id="rId88"/>
+          <o:OLEObject Type="Embed" ProgID="Equation.3" ShapeID="_x0000_i1065" DrawAspect="Content" ObjectID="_1838533542" r:id="rId88"/>
         </w:object>
       </w:r>
       <w:r>
@@ -3532,10 +3532,10 @@
           <w:lang w:val="uk-UA"/>
         </w:rPr>
         <w:object w:dxaOrig="1900" w:dyaOrig="980" w14:anchorId="30F24BD5">
-          <v:shape id="_x0000_i1066" type="#_x0000_t75" style="width:94.5pt;height:49.5pt" o:ole="" fillcolor="window">
+          <v:shape id="_x0000_i1066" type="#_x0000_t75" style="width:94.55pt;height:49.45pt" o:ole="" fillcolor="window">
             <v:imagedata r:id="rId89" o:title=""/>
           </v:shape>
-          <o:OLEObject Type="Embed" ProgID="Equation.3" ShapeID="_x0000_i1066" DrawAspect="Content" ObjectID="_1838471334" r:id="rId90"/>
+          <o:OLEObject Type="Embed" ProgID="Equation.3" ShapeID="_x0000_i1066" DrawAspect="Content" ObjectID="_1838533543" r:id="rId90"/>
         </w:object>
       </w:r>
     </w:p>
@@ -3684,10 +3684,10 @@
           <w:lang w:val="uk-UA"/>
         </w:rPr>
         <w:object w:dxaOrig="1359" w:dyaOrig="880" w14:anchorId="5A53E592">
-          <v:shape id="_x0000_i1067" type="#_x0000_t75" style="width:67.5pt;height:44.25pt" o:ole="" fillcolor="window">
+          <v:shape id="_x0000_i1067" type="#_x0000_t75" style="width:67.6pt;height:44.45pt" o:ole="" fillcolor="window">
             <v:imagedata r:id="rId91" o:title=""/>
           </v:shape>
-          <o:OLEObject Type="Embed" ProgID="Equation.3" ShapeID="_x0000_i1067" DrawAspect="Content" ObjectID="_1838471335" r:id="rId92"/>
+          <o:OLEObject Type="Embed" ProgID="Equation.3" ShapeID="_x0000_i1067" DrawAspect="Content" ObjectID="_1838533544" r:id="rId92"/>
         </w:object>
       </w:r>
     </w:p>
@@ -4051,10 +4051,10 @@
           <w:lang w:val="uk-UA"/>
         </w:rPr>
         <w:object w:dxaOrig="1660" w:dyaOrig="859" w14:anchorId="5F9AFEE9">
-          <v:shape id="_x0000_i1068" type="#_x0000_t75" style="width:82.5pt;height:42.75pt" o:ole="" fillcolor="window">
+          <v:shape id="_x0000_i1068" type="#_x0000_t75" style="width:82.65pt;height:42.55pt" o:ole="" fillcolor="window">
             <v:imagedata r:id="rId93" o:title=""/>
           </v:shape>
-          <o:OLEObject Type="Embed" ProgID="Equation.3" ShapeID="_x0000_i1068" DrawAspect="Content" ObjectID="_1838471336" r:id="rId94"/>
+          <o:OLEObject Type="Embed" ProgID="Equation.3" ShapeID="_x0000_i1068" DrawAspect="Content" ObjectID="_1838533545" r:id="rId94"/>
         </w:object>
       </w:r>
     </w:p>
@@ -4426,10 +4426,10 @@
           <w:lang w:val="uk-UA"/>
         </w:rPr>
         <w:object w:dxaOrig="520" w:dyaOrig="360" w14:anchorId="5832078F">
-          <v:shape id="_x0000_i1069" type="#_x0000_t75" style="width:25.5pt;height:18pt" o:ole="">
+          <v:shape id="_x0000_i1069" type="#_x0000_t75" style="width:25.65pt;height:18.15pt" o:ole="">
             <v:imagedata r:id="rId95" o:title=""/>
           </v:shape>
-          <o:OLEObject Type="Embed" ProgID="Equation.DSMT4" ShapeID="_x0000_i1069" DrawAspect="Content" ObjectID="_1838471337" r:id="rId96"/>
+          <o:OLEObject Type="Embed" ProgID="Equation.DSMT4" ShapeID="_x0000_i1069" DrawAspect="Content" ObjectID="_1838533546" r:id="rId96"/>
         </w:object>
       </w:r>
       <w:r>
@@ -4464,10 +4464,10 @@
           <w:lang w:val="uk-UA"/>
         </w:rPr>
         <w:object w:dxaOrig="520" w:dyaOrig="360" w14:anchorId="1258EDC4">
-          <v:shape id="_x0000_i1070" type="#_x0000_t75" style="width:25.5pt;height:18pt" o:ole="">
+          <v:shape id="_x0000_i1070" type="#_x0000_t75" style="width:25.65pt;height:18.15pt" o:ole="">
             <v:imagedata r:id="rId95" o:title=""/>
           </v:shape>
-          <o:OLEObject Type="Embed" ProgID="Equation.DSMT4" ShapeID="_x0000_i1070" DrawAspect="Content" ObjectID="_1838471338" r:id="rId97"/>
+          <o:OLEObject Type="Embed" ProgID="Equation.DSMT4" ShapeID="_x0000_i1070" DrawAspect="Content" ObjectID="_1838533547" r:id="rId97"/>
         </w:object>
       </w:r>
       <w:r>
@@ -4493,10 +4493,10 @@
           <w:lang w:val="uk-UA"/>
         </w:rPr>
         <w:object w:dxaOrig="1320" w:dyaOrig="380" w14:anchorId="78A6327F">
-          <v:shape id="_x0000_i1071" type="#_x0000_t75" style="width:66pt;height:18.75pt" o:ole="">
+          <v:shape id="_x0000_i1071" type="#_x0000_t75" style="width:65.75pt;height:18.8pt" o:ole="">
             <v:imagedata r:id="rId98" o:title=""/>
           </v:shape>
-          <o:OLEObject Type="Embed" ProgID="Equation.DSMT4" ShapeID="_x0000_i1071" DrawAspect="Content" ObjectID="_1838471339" r:id="rId99"/>
+          <o:OLEObject Type="Embed" ProgID="Equation.DSMT4" ShapeID="_x0000_i1071" DrawAspect="Content" ObjectID="_1838533548" r:id="rId99"/>
         </w:object>
       </w:r>
       <w:r>
@@ -4515,10 +4515,10 @@
           <w:lang w:val="uk-UA"/>
         </w:rPr>
         <w:object w:dxaOrig="2920" w:dyaOrig="380" w14:anchorId="1AEC181E">
-          <v:shape id="_x0000_i1072" type="#_x0000_t75" style="width:145.5pt;height:18.75pt" o:ole="">
+          <v:shape id="_x0000_i1072" type="#_x0000_t75" style="width:145.25pt;height:18.8pt" o:ole="">
             <v:imagedata r:id="rId100" o:title=""/>
           </v:shape>
-          <o:OLEObject Type="Embed" ProgID="Equation.DSMT4" ShapeID="_x0000_i1072" DrawAspect="Content" ObjectID="_1838471340" r:id="rId101"/>
+          <o:OLEObject Type="Embed" ProgID="Equation.DSMT4" ShapeID="_x0000_i1072" DrawAspect="Content" ObjectID="_1838533549" r:id="rId101"/>
         </w:object>
       </w:r>
       <w:r>
@@ -4537,10 +4537,10 @@
           <w:lang w:val="uk-UA"/>
         </w:rPr>
         <w:object w:dxaOrig="2200" w:dyaOrig="380" w14:anchorId="6E65F29D">
-          <v:shape id="_x0000_i1073" type="#_x0000_t75" style="width:110.25pt;height:18.75pt" o:ole="">
+          <v:shape id="_x0000_i1073" type="#_x0000_t75" style="width:110.2pt;height:18.8pt" o:ole="">
             <v:imagedata r:id="rId102" o:title=""/>
           </v:shape>
-          <o:OLEObject Type="Embed" ProgID="Equation.DSMT4" ShapeID="_x0000_i1073" DrawAspect="Content" ObjectID="_1838471341" r:id="rId103"/>
+          <o:OLEObject Type="Embed" ProgID="Equation.DSMT4" ShapeID="_x0000_i1073" DrawAspect="Content" ObjectID="_1838533550" r:id="rId103"/>
         </w:object>
       </w:r>
       <w:r>
@@ -4559,10 +4559,10 @@
           <w:lang w:val="uk-UA"/>
         </w:rPr>
         <w:object w:dxaOrig="4080" w:dyaOrig="380" w14:anchorId="58196852">
-          <v:shape id="_x0000_i1074" type="#_x0000_t75" style="width:204.75pt;height:18.75pt" o:ole="">
+          <v:shape id="_x0000_i1074" type="#_x0000_t75" style="width:204.75pt;height:18.8pt" o:ole="">
             <v:imagedata r:id="rId104" o:title=""/>
           </v:shape>
-          <o:OLEObject Type="Embed" ProgID="Equation.DSMT4" ShapeID="_x0000_i1074" DrawAspect="Content" ObjectID="_1838471342" r:id="rId105"/>
+          <o:OLEObject Type="Embed" ProgID="Equation.DSMT4" ShapeID="_x0000_i1074" DrawAspect="Content" ObjectID="_1838533551" r:id="rId105"/>
         </w:object>
       </w:r>
       <w:r>
@@ -4581,10 +4581,10 @@
           <w:lang w:val="uk-UA"/>
         </w:rPr>
         <w:object w:dxaOrig="3340" w:dyaOrig="380" w14:anchorId="61C3F238">
-          <v:shape id="_x0000_i1075" type="#_x0000_t75" style="width:166.5pt;height:18.75pt" o:ole="">
+          <v:shape id="_x0000_i1075" type="#_x0000_t75" style="width:166.55pt;height:18.8pt" o:ole="">
             <v:imagedata r:id="rId106" o:title=""/>
           </v:shape>
-          <o:OLEObject Type="Embed" ProgID="Equation.DSMT4" ShapeID="_x0000_i1075" DrawAspect="Content" ObjectID="_1838471343" r:id="rId107"/>
+          <o:OLEObject Type="Embed" ProgID="Equation.DSMT4" ShapeID="_x0000_i1075" DrawAspect="Content" ObjectID="_1838533552" r:id="rId107"/>
         </w:object>
       </w:r>
       <w:r>
@@ -4603,10 +4603,10 @@
           <w:lang w:val="uk-UA"/>
         </w:rPr>
         <w:object w:dxaOrig="200" w:dyaOrig="240" w14:anchorId="353045C8">
-          <v:shape id="_x0000_i1076" type="#_x0000_t75" style="width:9.75pt;height:12pt" o:ole="">
+          <v:shape id="_x0000_i1076" type="#_x0000_t75" style="width:10pt;height:11.9pt" o:ole="">
             <v:imagedata r:id="rId108" o:title=""/>
           </v:shape>
-          <o:OLEObject Type="Embed" ProgID="Equation.DSMT4" ShapeID="_x0000_i1076" DrawAspect="Content" ObjectID="_1838471344" r:id="rId109"/>
+          <o:OLEObject Type="Embed" ProgID="Equation.DSMT4" ShapeID="_x0000_i1076" DrawAspect="Content" ObjectID="_1838533553" r:id="rId109"/>
         </w:object>
       </w:r>
       <w:r>
@@ -4625,10 +4625,10 @@
           <w:lang w:val="uk-UA"/>
         </w:rPr>
         <w:object w:dxaOrig="1320" w:dyaOrig="380" w14:anchorId="17F1D1AA">
-          <v:shape id="_x0000_i1077" type="#_x0000_t75" style="width:66pt;height:18.75pt" o:ole="">
+          <v:shape id="_x0000_i1077" type="#_x0000_t75" style="width:65.75pt;height:18.8pt" o:ole="">
             <v:imagedata r:id="rId98" o:title=""/>
           </v:shape>
-          <o:OLEObject Type="Embed" ProgID="Equation.DSMT4" ShapeID="_x0000_i1077" DrawAspect="Content" ObjectID="_1838471345" r:id="rId110"/>
+          <o:OLEObject Type="Embed" ProgID="Equation.DSMT4" ShapeID="_x0000_i1077" DrawAspect="Content" ObjectID="_1838533554" r:id="rId110"/>
         </w:object>
       </w:r>
       <w:r>
@@ -4670,10 +4670,10 @@
           <w:lang w:val="uk-UA"/>
         </w:rPr>
         <w:object w:dxaOrig="1680" w:dyaOrig="360" w14:anchorId="33052F97">
-          <v:shape id="_x0000_i1078" type="#_x0000_t75" style="width:84pt;height:18pt" o:ole="">
+          <v:shape id="_x0000_i1078" type="#_x0000_t75" style="width:83.9pt;height:18.15pt" o:ole="">
             <v:imagedata r:id="rId111" o:title=""/>
           </v:shape>
-          <o:OLEObject Type="Embed" ProgID="Equation.DSMT4" ShapeID="_x0000_i1078" DrawAspect="Content" ObjectID="_1838471346" r:id="rId112"/>
+          <o:OLEObject Type="Embed" ProgID="Equation.DSMT4" ShapeID="_x0000_i1078" DrawAspect="Content" ObjectID="_1838533555" r:id="rId112"/>
         </w:object>
       </w:r>
       <w:r>
@@ -4690,10 +4690,10 @@
           <w:lang w:val="uk-UA"/>
         </w:rPr>
         <w:object w:dxaOrig="999" w:dyaOrig="340" w14:anchorId="68FF7C9C">
-          <v:shape id="_x0000_i1079" type="#_x0000_t75" style="width:50.25pt;height:16.5pt" o:ole="">
+          <v:shape id="_x0000_i1079" type="#_x0000_t75" style="width:50.1pt;height:16.3pt" o:ole="">
             <v:imagedata r:id="rId113" o:title=""/>
           </v:shape>
-          <o:OLEObject Type="Embed" ProgID="Equation.DSMT4" ShapeID="_x0000_i1079" DrawAspect="Content" ObjectID="_1838471347" r:id="rId114"/>
+          <o:OLEObject Type="Embed" ProgID="Equation.DSMT4" ShapeID="_x0000_i1079" DrawAspect="Content" ObjectID="_1838533556" r:id="rId114"/>
         </w:object>
       </w:r>
       <w:r>
@@ -4776,10 +4776,10 @@
           <w:lang w:val="uk-UA"/>
         </w:rPr>
         <w:object w:dxaOrig="2700" w:dyaOrig="360" w14:anchorId="2C5C54D3">
-          <v:shape id="_x0000_i1080" type="#_x0000_t75" style="width:135pt;height:18pt" o:ole="">
+          <v:shape id="_x0000_i1080" type="#_x0000_t75" style="width:135.25pt;height:18.15pt" o:ole="">
             <v:imagedata r:id="rId115" o:title=""/>
           </v:shape>
-          <o:OLEObject Type="Embed" ProgID="Equation.DSMT4" ShapeID="_x0000_i1080" DrawAspect="Content" ObjectID="_1838471348" r:id="rId116"/>
+          <o:OLEObject Type="Embed" ProgID="Equation.DSMT4" ShapeID="_x0000_i1080" DrawAspect="Content" ObjectID="_1838533557" r:id="rId116"/>
         </w:object>
       </w:r>
       <w:r>
@@ -4839,10 +4839,10 @@
           <w:lang w:val="uk-UA"/>
         </w:rPr>
         <w:object w:dxaOrig="5860" w:dyaOrig="360" w14:anchorId="6D2EE88F">
-          <v:shape id="_x0000_i1081" type="#_x0000_t75" style="width:293.25pt;height:18pt" o:ole="">
+          <v:shape id="_x0000_i1081" type="#_x0000_t75" style="width:293pt;height:18.15pt" o:ole="">
             <v:imagedata r:id="rId117" o:title=""/>
           </v:shape>
-          <o:OLEObject Type="Embed" ProgID="Equation.DSMT4" ShapeID="_x0000_i1081" DrawAspect="Content" ObjectID="_1838471349" r:id="rId118"/>
+          <o:OLEObject Type="Embed" ProgID="Equation.DSMT4" ShapeID="_x0000_i1081" DrawAspect="Content" ObjectID="_1838533558" r:id="rId118"/>
         </w:object>
       </w:r>
     </w:p>
@@ -4868,10 +4868,10 @@
           <w:lang w:val="uk-UA"/>
         </w:rPr>
         <w:object w:dxaOrig="160" w:dyaOrig="260" w14:anchorId="3B9CA1D9">
-          <v:shape id="_x0000_i1082" type="#_x0000_t75" style="width:8.25pt;height:13.5pt" o:ole="">
+          <v:shape id="_x0000_i1082" type="#_x0000_t75" style="width:8.15pt;height:13.75pt" o:ole="">
             <v:imagedata r:id="rId119" o:title=""/>
           </v:shape>
-          <o:OLEObject Type="Embed" ProgID="Equation.DSMT4" ShapeID="_x0000_i1082" DrawAspect="Content" ObjectID="_1838471350" r:id="rId120"/>
+          <o:OLEObject Type="Embed" ProgID="Equation.DSMT4" ShapeID="_x0000_i1082" DrawAspect="Content" ObjectID="_1838533559" r:id="rId120"/>
         </w:object>
       </w:r>
       <w:r>
@@ -4923,10 +4923,10 @@
           <w:lang w:val="uk-UA"/>
         </w:rPr>
         <w:object w:dxaOrig="3140" w:dyaOrig="940" w14:anchorId="02F9CAE4">
-          <v:shape id="_x0000_i1083" type="#_x0000_t75" style="width:157.5pt;height:42pt" o:ole="" fillcolor="window">
+          <v:shape id="_x0000_i1083" type="#_x0000_t75" style="width:157.75pt;height:41.95pt" o:ole="" fillcolor="window">
             <v:imagedata r:id="rId7" o:title=""/>
           </v:shape>
-          <o:OLEObject Type="Embed" ProgID="Equation.3" ShapeID="_x0000_i1083" DrawAspect="Content" ObjectID="_1838471351" r:id="rId121"/>
+          <o:OLEObject Type="Embed" ProgID="Equation.3" ShapeID="_x0000_i1083" DrawAspect="Content" ObjectID="_1838533560" r:id="rId121"/>
         </w:object>
       </w:r>
     </w:p>
@@ -4971,10 +4971,10 @@
           <w:lang w:val="uk-UA"/>
         </w:rPr>
         <w:object w:dxaOrig="2860" w:dyaOrig="859" w14:anchorId="43E94420">
-          <v:shape id="_x0000_i1084" type="#_x0000_t75" style="width:143.25pt;height:42.75pt" o:ole="">
+          <v:shape id="_x0000_i1084" type="#_x0000_t75" style="width:143.35pt;height:42.55pt" o:ole="">
             <v:imagedata r:id="rId122" o:title=""/>
           </v:shape>
-          <o:OLEObject Type="Embed" ProgID="Equation.DSMT4" ShapeID="_x0000_i1084" DrawAspect="Content" ObjectID="_1838471352" r:id="rId123"/>
+          <o:OLEObject Type="Embed" ProgID="Equation.DSMT4" ShapeID="_x0000_i1084" DrawAspect="Content" ObjectID="_1838533561" r:id="rId123"/>
         </w:object>
       </w:r>
     </w:p>
@@ -5026,10 +5026,10 @@
           <w:lang w:val="uk-UA"/>
         </w:rPr>
         <w:object w:dxaOrig="6800" w:dyaOrig="1740" w14:anchorId="66E75B6A">
-          <v:shape id="_x0000_i1085" type="#_x0000_t75" style="width:339.75pt;height:75pt" o:ole="">
+          <v:shape id="_x0000_i1085" type="#_x0000_t75" style="width:339.95pt;height:75.15pt" o:ole="">
             <v:imagedata r:id="rId124" o:title=""/>
           </v:shape>
-          <o:OLEObject Type="Embed" ProgID="Equation.DSMT4" ShapeID="_x0000_i1085" DrawAspect="Content" ObjectID="_1838471353" r:id="rId125"/>
+          <o:OLEObject Type="Embed" ProgID="Equation.DSMT4" ShapeID="_x0000_i1085" DrawAspect="Content" ObjectID="_1838533562" r:id="rId125"/>
         </w:object>
       </w:r>
     </w:p>
@@ -5081,10 +5081,10 @@
           <w:lang w:val="uk-UA"/>
         </w:rPr>
         <w:object w:dxaOrig="3420" w:dyaOrig="859" w14:anchorId="54AACF8B">
-          <v:shape id="_x0000_i1086" type="#_x0000_t75" style="width:171pt;height:35.25pt" o:ole="">
+          <v:shape id="_x0000_i1086" type="#_x0000_t75" style="width:170.9pt;height:35.05pt" o:ole="">
             <v:imagedata r:id="rId126" o:title=""/>
           </v:shape>
-          <o:OLEObject Type="Embed" ProgID="Equation.DSMT4" ShapeID="_x0000_i1086" DrawAspect="Content" ObjectID="_1838471354" r:id="rId127"/>
+          <o:OLEObject Type="Embed" ProgID="Equation.DSMT4" ShapeID="_x0000_i1086" DrawAspect="Content" ObjectID="_1838533563" r:id="rId127"/>
         </w:object>
       </w:r>
       <w:r>
@@ -5135,10 +5135,10 @@
           <w:lang w:val="uk-UA"/>
         </w:rPr>
         <w:object w:dxaOrig="3620" w:dyaOrig="360" w14:anchorId="37E8DFC3">
-          <v:shape id="_x0000_i1087" type="#_x0000_t75" style="width:180.75pt;height:18pt" o:ole="">
+          <v:shape id="_x0000_i1087" type="#_x0000_t75" style="width:180.95pt;height:18.15pt" o:ole="">
             <v:imagedata r:id="rId128" o:title=""/>
           </v:shape>
-          <o:OLEObject Type="Embed" ProgID="Equation.DSMT4" ShapeID="_x0000_i1087" DrawAspect="Content" ObjectID="_1838471355" r:id="rId129"/>
+          <o:OLEObject Type="Embed" ProgID="Equation.DSMT4" ShapeID="_x0000_i1087" DrawAspect="Content" ObjectID="_1838533564" r:id="rId129"/>
         </w:object>
       </w:r>
       <w:r>
@@ -5186,10 +5186,10 @@
           <w:lang w:val="uk-UA"/>
         </w:rPr>
         <w:object w:dxaOrig="2320" w:dyaOrig="859" w14:anchorId="7BDD14A0">
-          <v:shape id="_x0000_i1088" type="#_x0000_t75" style="width:116.25pt;height:35.25pt" o:ole="">
+          <v:shape id="_x0000_i1088" type="#_x0000_t75" style="width:116.45pt;height:35.05pt" o:ole="">
             <v:imagedata r:id="rId130" o:title=""/>
           </v:shape>
-          <o:OLEObject Type="Embed" ProgID="Equation.DSMT4" ShapeID="_x0000_i1088" DrawAspect="Content" ObjectID="_1838471356" r:id="rId131"/>
+          <o:OLEObject Type="Embed" ProgID="Equation.DSMT4" ShapeID="_x0000_i1088" DrawAspect="Content" ObjectID="_1838533565" r:id="rId131"/>
         </w:object>
       </w:r>
       <w:r>
@@ -5206,10 +5206,10 @@
           <w:lang w:val="uk-UA"/>
         </w:rPr>
         <w:object w:dxaOrig="2840" w:dyaOrig="859" w14:anchorId="6B6D47B1">
-          <v:shape id="_x0000_i1089" type="#_x0000_t75" style="width:142.5pt;height:37.5pt" o:ole="">
+          <v:shape id="_x0000_i1089" type="#_x0000_t75" style="width:142.75pt;height:37.55pt" o:ole="">
             <v:imagedata r:id="rId132" o:title=""/>
           </v:shape>
-          <o:OLEObject Type="Embed" ProgID="Equation.DSMT4" ShapeID="_x0000_i1089" DrawAspect="Content" ObjectID="_1838471357" r:id="rId133"/>
+          <o:OLEObject Type="Embed" ProgID="Equation.DSMT4" ShapeID="_x0000_i1089" DrawAspect="Content" ObjectID="_1838533566" r:id="rId133"/>
         </w:object>
       </w:r>
       <w:r>
@@ -5323,10 +5323,10 @@
           <w:lang w:val="uk-UA"/>
         </w:rPr>
         <w:object w:dxaOrig="5260" w:dyaOrig="560" w14:anchorId="5A643E05">
-          <v:shape id="_x0000_i1090" type="#_x0000_t75" style="width:263.25pt;height:24.75pt" o:ole="" fillcolor="window">
+          <v:shape id="_x0000_i1090" type="#_x0000_t75" style="width:262.95pt;height:25.05pt" o:ole="" fillcolor="window">
             <v:imagedata r:id="rId134" o:title=""/>
           </v:shape>
-          <o:OLEObject Type="Embed" ProgID="Equation.3" ShapeID="_x0000_i1090" DrawAspect="Content" ObjectID="_1838471358" r:id="rId135"/>
+          <o:OLEObject Type="Embed" ProgID="Equation.3" ShapeID="_x0000_i1090" DrawAspect="Content" ObjectID="_1838533567" r:id="rId135"/>
         </w:object>
       </w:r>
       <w:r>
@@ -5375,10 +5375,10 @@
           <w:lang w:val="uk-UA"/>
         </w:rPr>
         <w:object w:dxaOrig="4860" w:dyaOrig="499" w14:anchorId="52AC353C">
-          <v:shape id="_x0000_i1091" type="#_x0000_t75" style="width:243pt;height:21.75pt" o:ole="" fillcolor="window">
+          <v:shape id="_x0000_i1091" type="#_x0000_t75" style="width:242.9pt;height:21.9pt" o:ole="" fillcolor="window">
             <v:imagedata r:id="rId136" o:title=""/>
           </v:shape>
-          <o:OLEObject Type="Embed" ProgID="Equation.3" ShapeID="_x0000_i1091" DrawAspect="Content" ObjectID="_1838471359" r:id="rId137"/>
+          <o:OLEObject Type="Embed" ProgID="Equation.3" ShapeID="_x0000_i1091" DrawAspect="Content" ObjectID="_1838533568" r:id="rId137"/>
         </w:object>
       </w:r>
       <w:r>
@@ -5432,10 +5432,10 @@
           <w:lang w:val="uk-UA"/>
         </w:rPr>
         <w:object w:dxaOrig="1600" w:dyaOrig="560" w14:anchorId="33831C75">
-          <v:shape id="_x0000_i1092" type="#_x0000_t75" style="width:80.25pt;height:22.5pt" o:ole="" fillcolor="window">
+          <v:shape id="_x0000_i1092" type="#_x0000_t75" style="width:80.15pt;height:22.55pt" o:ole="" fillcolor="window">
             <v:imagedata r:id="rId138" o:title=""/>
           </v:shape>
-          <o:OLEObject Type="Embed" ProgID="Equation.3" ShapeID="_x0000_i1092" DrawAspect="Content" ObjectID="_1838471360" r:id="rId139"/>
+          <o:OLEObject Type="Embed" ProgID="Equation.3" ShapeID="_x0000_i1092" DrawAspect="Content" ObjectID="_1838533569" r:id="rId139"/>
         </w:object>
       </w:r>
       <w:r>
@@ -5524,10 +5524,10 @@
           <w:lang w:val="uk-UA"/>
         </w:rPr>
         <w:object w:dxaOrig="2480" w:dyaOrig="540" w14:anchorId="47E7904A">
-          <v:shape id="_x0000_i1093" type="#_x0000_t75" style="width:123.75pt;height:21pt" o:ole="" fillcolor="window">
+          <v:shape id="_x0000_i1093" type="#_x0000_t75" style="width:123.95pt;height:21.3pt" o:ole="" fillcolor="window">
             <v:imagedata r:id="rId140" o:title=""/>
           </v:shape>
-          <o:OLEObject Type="Embed" ProgID="Equation.3" ShapeID="_x0000_i1093" DrawAspect="Content" ObjectID="_1838471361" r:id="rId141"/>
+          <o:OLEObject Type="Embed" ProgID="Equation.3" ShapeID="_x0000_i1093" DrawAspect="Content" ObjectID="_1838533570" r:id="rId141"/>
         </w:object>
       </w:r>
       <w:r>
@@ -5543,10 +5543,10 @@
           <w:lang w:val="uk-UA"/>
         </w:rPr>
         <w:object w:dxaOrig="1320" w:dyaOrig="380" w14:anchorId="19975448">
-          <v:shape id="_x0000_i1094" type="#_x0000_t75" style="width:66pt;height:18.75pt" o:ole="" fillcolor="window">
+          <v:shape id="_x0000_i1094" type="#_x0000_t75" style="width:65.75pt;height:18.8pt" o:ole="" fillcolor="window">
             <v:imagedata r:id="rId142" o:title=""/>
           </v:shape>
-          <o:OLEObject Type="Embed" ProgID="Equation.3" ShapeID="_x0000_i1094" DrawAspect="Content" ObjectID="_1838471362" r:id="rId143"/>
+          <o:OLEObject Type="Embed" ProgID="Equation.3" ShapeID="_x0000_i1094" DrawAspect="Content" ObjectID="_1838533571" r:id="rId143"/>
         </w:object>
       </w:r>
       <w:r>
@@ -5596,10 +5596,10 @@
           <w:lang w:val="uk-UA"/>
         </w:rPr>
         <w:object w:dxaOrig="3980" w:dyaOrig="520" w14:anchorId="5D890920">
-          <v:shape id="_x0000_i1095" type="#_x0000_t75" style="width:199.5pt;height:22.5pt" o:ole="" fillcolor="window">
+          <v:shape id="_x0000_i1095" type="#_x0000_t75" style="width:199.7pt;height:22.55pt" o:ole="" fillcolor="window">
             <v:imagedata r:id="rId144" o:title=""/>
           </v:shape>
-          <o:OLEObject Type="Embed" ProgID="Equation.3" ShapeID="_x0000_i1095" DrawAspect="Content" ObjectID="_1838471363" r:id="rId145"/>
+          <o:OLEObject Type="Embed" ProgID="Equation.3" ShapeID="_x0000_i1095" DrawAspect="Content" ObjectID="_1838533572" r:id="rId145"/>
         </w:object>
       </w:r>
     </w:p>
@@ -5626,10 +5626,10 @@
           <w:lang w:val="uk-UA"/>
         </w:rPr>
         <w:object w:dxaOrig="340" w:dyaOrig="420" w14:anchorId="6D2FE897">
-          <v:shape id="_x0000_i1096" type="#_x0000_t75" style="width:16.5pt;height:21pt" o:ole="" fillcolor="window">
+          <v:shape id="_x0000_i1096" type="#_x0000_t75" style="width:16.3pt;height:21.3pt" o:ole="" fillcolor="window">
             <v:imagedata r:id="rId146" o:title=""/>
           </v:shape>
-          <o:OLEObject Type="Embed" ProgID="Equation.3" ShapeID="_x0000_i1096" DrawAspect="Content" ObjectID="_1838471364" r:id="rId147"/>
+          <o:OLEObject Type="Embed" ProgID="Equation.3" ShapeID="_x0000_i1096" DrawAspect="Content" ObjectID="_1838533573" r:id="rId147"/>
         </w:object>
       </w:r>
       <w:r>
@@ -5645,10 +5645,10 @@
           <w:lang w:val="uk-UA"/>
         </w:rPr>
         <w:object w:dxaOrig="380" w:dyaOrig="420" w14:anchorId="61FACC22">
-          <v:shape id="_x0000_i1097" type="#_x0000_t75" style="width:18.75pt;height:21pt" o:ole="" fillcolor="window">
+          <v:shape id="_x0000_i1097" type="#_x0000_t75" style="width:18.8pt;height:21.3pt" o:ole="" fillcolor="window">
             <v:imagedata r:id="rId148" o:title=""/>
           </v:shape>
-          <o:OLEObject Type="Embed" ProgID="Equation.3" ShapeID="_x0000_i1097" DrawAspect="Content" ObjectID="_1838471365" r:id="rId149"/>
+          <o:OLEObject Type="Embed" ProgID="Equation.3" ShapeID="_x0000_i1097" DrawAspect="Content" ObjectID="_1838533574" r:id="rId149"/>
         </w:object>
       </w:r>
       <w:r>
@@ -5722,10 +5722,10 @@
           <w:lang w:val="uk-UA"/>
         </w:rPr>
         <w:object w:dxaOrig="3019" w:dyaOrig="499" w14:anchorId="6D76281D">
-          <v:shape id="_x0000_i1098" type="#_x0000_t75" style="width:150.75pt;height:21.75pt" o:ole="" fillcolor="window">
+          <v:shape id="_x0000_i1098" type="#_x0000_t75" style="width:150.9pt;height:21.9pt" o:ole="" fillcolor="window">
             <v:imagedata r:id="rId150" o:title=""/>
           </v:shape>
-          <o:OLEObject Type="Embed" ProgID="Equation.3" ShapeID="_x0000_i1098" DrawAspect="Content" ObjectID="_1838471366" r:id="rId151"/>
+          <o:OLEObject Type="Embed" ProgID="Equation.3" ShapeID="_x0000_i1098" DrawAspect="Content" ObjectID="_1838533575" r:id="rId151"/>
         </w:object>
       </w:r>
     </w:p>
@@ -5769,10 +5769,10 @@
           <w:lang w:val="uk-UA"/>
         </w:rPr>
         <w:object w:dxaOrig="2280" w:dyaOrig="420" w14:anchorId="68EDD2B9">
-          <v:shape id="_x0000_i1099" type="#_x0000_t75" style="width:114pt;height:18pt" o:ole="" fillcolor="window">
+          <v:shape id="_x0000_i1099" type="#_x0000_t75" style="width:113.95pt;height:18.15pt" o:ole="" fillcolor="window">
             <v:imagedata r:id="rId152" o:title=""/>
           </v:shape>
-          <o:OLEObject Type="Embed" ProgID="Equation.3" ShapeID="_x0000_i1099" DrawAspect="Content" ObjectID="_1838471367" r:id="rId153"/>
+          <o:OLEObject Type="Embed" ProgID="Equation.3" ShapeID="_x0000_i1099" DrawAspect="Content" ObjectID="_1838533576" r:id="rId153"/>
         </w:object>
       </w:r>
       <w:r>
@@ -5805,10 +5805,10 @@
           <w:lang w:val="uk-UA"/>
         </w:rPr>
         <w:object w:dxaOrig="1620" w:dyaOrig="499" w14:anchorId="06B9FC85">
-          <v:shape id="_x0000_i1100" type="#_x0000_t75" style="width:81pt;height:22.5pt" o:ole="" fillcolor="window">
+          <v:shape id="_x0000_i1100" type="#_x0000_t75" style="width:80.75pt;height:22.55pt" o:ole="" fillcolor="window">
             <v:imagedata r:id="rId154" o:title=""/>
           </v:shape>
-          <o:OLEObject Type="Embed" ProgID="Equation.3" ShapeID="_x0000_i1100" DrawAspect="Content" ObjectID="_1838471368" r:id="rId155"/>
+          <o:OLEObject Type="Embed" ProgID="Equation.3" ShapeID="_x0000_i1100" DrawAspect="Content" ObjectID="_1838533577" r:id="rId155"/>
         </w:object>
       </w:r>
       <w:r>
@@ -5858,10 +5858,10 @@
           <w:lang w:val="uk-UA"/>
         </w:rPr>
         <w:object w:dxaOrig="1340" w:dyaOrig="420" w14:anchorId="281930B7">
-          <v:shape id="_x0000_i1101" type="#_x0000_t75" style="width:66.75pt;height:16.5pt" o:ole="" fillcolor="window">
+          <v:shape id="_x0000_i1101" type="#_x0000_t75" style="width:67pt;height:16.3pt" o:ole="" fillcolor="window">
             <v:imagedata r:id="rId156" o:title=""/>
           </v:shape>
-          <o:OLEObject Type="Embed" ProgID="Equation.3" ShapeID="_x0000_i1101" DrawAspect="Content" ObjectID="_1838471369" r:id="rId157"/>
+          <o:OLEObject Type="Embed" ProgID="Equation.3" ShapeID="_x0000_i1101" DrawAspect="Content" ObjectID="_1838533578" r:id="rId157"/>
         </w:object>
       </w:r>
       <w:r>
@@ -5911,10 +5911,10 @@
           <w:lang w:val="uk-UA"/>
         </w:rPr>
         <w:object w:dxaOrig="1680" w:dyaOrig="499" w14:anchorId="696EB15F">
-          <v:shape id="_x0000_i1102" type="#_x0000_t75" style="width:84pt;height:21.75pt" o:ole="" fillcolor="window">
+          <v:shape id="_x0000_i1102" type="#_x0000_t75" style="width:83.9pt;height:21.9pt" o:ole="" fillcolor="window">
             <v:imagedata r:id="rId158" o:title=""/>
           </v:shape>
-          <o:OLEObject Type="Embed" ProgID="Equation.3" ShapeID="_x0000_i1102" DrawAspect="Content" ObjectID="_1838471370" r:id="rId159"/>
+          <o:OLEObject Type="Embed" ProgID="Equation.3" ShapeID="_x0000_i1102" DrawAspect="Content" ObjectID="_1838533579" r:id="rId159"/>
         </w:object>
       </w:r>
       <w:r>
@@ -5930,10 +5930,10 @@
           <w:lang w:val="uk-UA"/>
         </w:rPr>
         <w:object w:dxaOrig="340" w:dyaOrig="420" w14:anchorId="569781FF">
-          <v:shape id="_x0000_i1103" type="#_x0000_t75" style="width:16.5pt;height:21pt" o:ole="" fillcolor="window">
+          <v:shape id="_x0000_i1103" type="#_x0000_t75" style="width:16.3pt;height:21.3pt" o:ole="" fillcolor="window">
             <v:imagedata r:id="rId160" o:title=""/>
           </v:shape>
-          <o:OLEObject Type="Embed" ProgID="Equation.3" ShapeID="_x0000_i1103" DrawAspect="Content" ObjectID="_1838471371" r:id="rId161"/>
+          <o:OLEObject Type="Embed" ProgID="Equation.3" ShapeID="_x0000_i1103" DrawAspect="Content" ObjectID="_1838533580" r:id="rId161"/>
         </w:object>
       </w:r>
       <w:r>
@@ -5949,10 +5949,10 @@
           <w:lang w:val="uk-UA"/>
         </w:rPr>
         <w:object w:dxaOrig="380" w:dyaOrig="420" w14:anchorId="0D62F07A">
-          <v:shape id="_x0000_i1104" type="#_x0000_t75" style="width:18.75pt;height:21pt" o:ole="" fillcolor="window">
+          <v:shape id="_x0000_i1104" type="#_x0000_t75" style="width:18.8pt;height:21.3pt" o:ole="" fillcolor="window">
             <v:imagedata r:id="rId162" o:title=""/>
           </v:shape>
-          <o:OLEObject Type="Embed" ProgID="Equation.3" ShapeID="_x0000_i1104" DrawAspect="Content" ObjectID="_1838471372" r:id="rId163"/>
+          <o:OLEObject Type="Embed" ProgID="Equation.3" ShapeID="_x0000_i1104" DrawAspect="Content" ObjectID="_1838533581" r:id="rId163"/>
         </w:object>
       </w:r>
       <w:r>
@@ -5986,10 +5986,10 @@
           <w:lang w:val="uk-UA"/>
         </w:rPr>
         <w:object w:dxaOrig="1640" w:dyaOrig="420" w14:anchorId="27B02DD2">
-          <v:shape id="_x0000_i1105" type="#_x0000_t75" style="width:81.75pt;height:17.25pt" o:ole="" fillcolor="window">
+          <v:shape id="_x0000_i1105" type="#_x0000_t75" style="width:82pt;height:17.55pt" o:ole="" fillcolor="window">
             <v:imagedata r:id="rId164" o:title=""/>
           </v:shape>
-          <o:OLEObject Type="Embed" ProgID="Equation.3" ShapeID="_x0000_i1105" DrawAspect="Content" ObjectID="_1838471373" r:id="rId165"/>
+          <o:OLEObject Type="Embed" ProgID="Equation.3" ShapeID="_x0000_i1105" DrawAspect="Content" ObjectID="_1838533582" r:id="rId165"/>
         </w:object>
       </w:r>
       <w:r>
@@ -6012,10 +6012,10 @@
           <w:lang w:val="uk-UA"/>
         </w:rPr>
         <w:object w:dxaOrig="1780" w:dyaOrig="420" w14:anchorId="2CDA9F4A">
-          <v:shape id="_x0000_i1106" type="#_x0000_t75" style="width:88.5pt;height:17.25pt" o:ole="" fillcolor="window">
+          <v:shape id="_x0000_i1106" type="#_x0000_t75" style="width:88.3pt;height:17.55pt" o:ole="" fillcolor="window">
             <v:imagedata r:id="rId166" o:title=""/>
           </v:shape>
-          <o:OLEObject Type="Embed" ProgID="Equation.3" ShapeID="_x0000_i1106" DrawAspect="Content" ObjectID="_1838471374" r:id="rId167"/>
+          <o:OLEObject Type="Embed" ProgID="Equation.3" ShapeID="_x0000_i1106" DrawAspect="Content" ObjectID="_1838533583" r:id="rId167"/>
         </w:object>
       </w:r>
     </w:p>
@@ -6050,10 +6050,10 @@
           <w:lang w:val="uk-UA"/>
         </w:rPr>
         <w:object w:dxaOrig="1700" w:dyaOrig="980" w14:anchorId="5A1DB718">
-          <v:shape id="_x0000_i1107" type="#_x0000_t75" style="width:85.5pt;height:39.75pt" o:ole="" fillcolor="window">
+          <v:shape id="_x0000_i1107" type="#_x0000_t75" style="width:85.75pt;height:39.45pt" o:ole="" fillcolor="window">
             <v:imagedata r:id="rId168" o:title=""/>
           </v:shape>
-          <o:OLEObject Type="Embed" ProgID="Equation.3" ShapeID="_x0000_i1107" DrawAspect="Content" ObjectID="_1838471375" r:id="rId169"/>
+          <o:OLEObject Type="Embed" ProgID="Equation.3" ShapeID="_x0000_i1107" DrawAspect="Content" ObjectID="_1838533584" r:id="rId169"/>
         </w:object>
       </w:r>
       <w:r>
@@ -6070,10 +6070,10 @@
           <w:lang w:val="uk-UA"/>
         </w:rPr>
         <w:object w:dxaOrig="3440" w:dyaOrig="580" w14:anchorId="4105EC0F">
-          <v:shape id="_x0000_i1108" type="#_x0000_t75" style="width:171.75pt;height:25.5pt" o:ole="">
+          <v:shape id="_x0000_i1108" type="#_x0000_t75" style="width:171.55pt;height:25.65pt" o:ole="">
             <v:imagedata r:id="rId170" o:title=""/>
           </v:shape>
-          <o:OLEObject Type="Embed" ProgID="Equation.3" ShapeID="_x0000_i1108" DrawAspect="Content" ObjectID="_1838471376" r:id="rId171"/>
+          <o:OLEObject Type="Embed" ProgID="Equation.3" ShapeID="_x0000_i1108" DrawAspect="Content" ObjectID="_1838533585" r:id="rId171"/>
         </w:object>
       </w:r>
     </w:p>
@@ -6154,10 +6154,10 @@
           <w:lang w:val="uk-UA"/>
         </w:rPr>
         <w:object w:dxaOrig="2439" w:dyaOrig="639" w14:anchorId="1B3DDB36">
-          <v:shape id="_x0000_i1109" type="#_x0000_t75" style="width:122.25pt;height:25.5pt" o:ole="" fillcolor="window">
+          <v:shape id="_x0000_i1109" type="#_x0000_t75" style="width:122.1pt;height:25.65pt" o:ole="" fillcolor="window">
             <v:imagedata r:id="rId172" o:title=""/>
           </v:shape>
-          <o:OLEObject Type="Embed" ProgID="Equation.3" ShapeID="_x0000_i1109" DrawAspect="Content" ObjectID="_1838471377" r:id="rId173"/>
+          <o:OLEObject Type="Embed" ProgID="Equation.3" ShapeID="_x0000_i1109" DrawAspect="Content" ObjectID="_1838533586" r:id="rId173"/>
         </w:object>
       </w:r>
       <w:r>
@@ -6173,10 +6173,10 @@
           <w:lang w:val="uk-UA"/>
         </w:rPr>
         <w:object w:dxaOrig="740" w:dyaOrig="480" w14:anchorId="2F0F5F57">
-          <v:shape id="_x0000_i1110" type="#_x0000_t75" style="width:36.75pt;height:18.75pt" o:ole="" fillcolor="window">
+          <v:shape id="_x0000_i1110" type="#_x0000_t75" style="width:36.95pt;height:18.8pt" o:ole="" fillcolor="window">
             <v:imagedata r:id="rId174" o:title=""/>
           </v:shape>
-          <o:OLEObject Type="Embed" ProgID="Equation.3" ShapeID="_x0000_i1110" DrawAspect="Content" ObjectID="_1838471378" r:id="rId175"/>
+          <o:OLEObject Type="Embed" ProgID="Equation.3" ShapeID="_x0000_i1110" DrawAspect="Content" ObjectID="_1838533587" r:id="rId175"/>
         </w:object>
       </w:r>
       <w:r>
@@ -6279,10 +6279,10 @@
           <w:lang w:val="uk-UA"/>
         </w:rPr>
         <w:object w:dxaOrig="340" w:dyaOrig="440" w14:anchorId="7BC95356">
-          <v:shape id="_x0000_i1111" type="#_x0000_t75" style="width:16.5pt;height:21.75pt" o:ole="" fillcolor="window">
+          <v:shape id="_x0000_i1111" type="#_x0000_t75" style="width:16.3pt;height:21.9pt" o:ole="" fillcolor="window">
             <v:imagedata r:id="rId176" o:title=""/>
           </v:shape>
-          <o:OLEObject Type="Embed" ProgID="Equation.3" ShapeID="_x0000_i1111" DrawAspect="Content" ObjectID="_1838471379" r:id="rId177"/>
+          <o:OLEObject Type="Embed" ProgID="Equation.3" ShapeID="_x0000_i1111" DrawAspect="Content" ObjectID="_1838533588" r:id="rId177"/>
         </w:object>
       </w:r>
       <w:r>
@@ -6298,10 +6298,10 @@
           <w:lang w:val="uk-UA"/>
         </w:rPr>
         <w:object w:dxaOrig="1820" w:dyaOrig="420" w14:anchorId="758EF610">
-          <v:shape id="_x0000_i1112" type="#_x0000_t75" style="width:90.75pt;height:18.75pt" o:ole="" fillcolor="window">
+          <v:shape id="_x0000_i1112" type="#_x0000_t75" style="width:90.8pt;height:18.8pt" o:ole="" fillcolor="window">
             <v:imagedata r:id="rId178" o:title=""/>
           </v:shape>
-          <o:OLEObject Type="Embed" ProgID="Equation.3" ShapeID="_x0000_i1112" DrawAspect="Content" ObjectID="_1838471380" r:id="rId179"/>
+          <o:OLEObject Type="Embed" ProgID="Equation.3" ShapeID="_x0000_i1112" DrawAspect="Content" ObjectID="_1838533589" r:id="rId179"/>
         </w:object>
       </w:r>
       <w:r>
@@ -6318,10 +6318,10 @@
           <w:lang w:val="uk-UA"/>
         </w:rPr>
         <w:object w:dxaOrig="740" w:dyaOrig="360" w14:anchorId="0882AC57">
-          <v:shape id="_x0000_i1113" type="#_x0000_t75" style="width:36.75pt;height:18pt" o:ole="">
+          <v:shape id="_x0000_i1113" type="#_x0000_t75" style="width:36.95pt;height:18.15pt" o:ole="">
             <v:imagedata r:id="rId180" o:title=""/>
           </v:shape>
-          <o:OLEObject Type="Embed" ProgID="Equation.DSMT4" ShapeID="_x0000_i1113" DrawAspect="Content" ObjectID="_1838471381" r:id="rId181"/>
+          <o:OLEObject Type="Embed" ProgID="Equation.DSMT4" ShapeID="_x0000_i1113" DrawAspect="Content" ObjectID="_1838533590" r:id="rId181"/>
         </w:object>
       </w:r>
       <w:r>
@@ -6415,10 +6415,10 @@
           <w:lang w:val="uk-UA"/>
         </w:rPr>
         <w:object w:dxaOrig="3260" w:dyaOrig="1080" w14:anchorId="181A4812">
-          <v:shape id="_x0000_i1114" type="#_x0000_t75" style="width:162.75pt;height:46.5pt" o:ole="" fillcolor="window">
+          <v:shape id="_x0000_i1114" type="#_x0000_t75" style="width:162.8pt;height:46.35pt" o:ole="" fillcolor="window">
             <v:imagedata r:id="rId182" o:title=""/>
           </v:shape>
-          <o:OLEObject Type="Embed" ProgID="Equation.3" ShapeID="_x0000_i1114" DrawAspect="Content" ObjectID="_1838471382" r:id="rId183"/>
+          <o:OLEObject Type="Embed" ProgID="Equation.3" ShapeID="_x0000_i1114" DrawAspect="Content" ObjectID="_1838533591" r:id="rId183"/>
         </w:object>
       </w:r>
       <w:r>
@@ -6504,10 +6504,10 @@
           <w:lang w:val="uk-UA"/>
         </w:rPr>
         <w:object w:dxaOrig="380" w:dyaOrig="480" w14:anchorId="434B9270">
-          <v:shape id="_x0000_i1115" type="#_x0000_t75" style="width:18.75pt;height:24pt" o:ole="" fillcolor="window">
+          <v:shape id="_x0000_i1115" type="#_x0000_t75" style="width:18.8pt;height:23.8pt" o:ole="" fillcolor="window">
             <v:imagedata r:id="rId184" o:title=""/>
           </v:shape>
-          <o:OLEObject Type="Embed" ProgID="Equation.3" ShapeID="_x0000_i1115" DrawAspect="Content" ObjectID="_1838471383" r:id="rId185"/>
+          <o:OLEObject Type="Embed" ProgID="Equation.3" ShapeID="_x0000_i1115" DrawAspect="Content" ObjectID="_1838533592" r:id="rId185"/>
         </w:object>
       </w:r>
       <w:r>
@@ -6533,10 +6533,10 @@
           <w:lang w:val="uk-UA"/>
         </w:rPr>
         <w:object w:dxaOrig="1100" w:dyaOrig="560" w14:anchorId="453D997F">
-          <v:shape id="_x0000_i1116" type="#_x0000_t75" style="width:55.5pt;height:24.75pt" o:ole="" fillcolor="window">
+          <v:shape id="_x0000_i1116" type="#_x0000_t75" style="width:55.7pt;height:25.05pt" o:ole="" fillcolor="window">
             <v:imagedata r:id="rId186" o:title=""/>
           </v:shape>
-          <o:OLEObject Type="Embed" ProgID="Equation.3" ShapeID="_x0000_i1116" DrawAspect="Content" ObjectID="_1838471384" r:id="rId187"/>
+          <o:OLEObject Type="Embed" ProgID="Equation.3" ShapeID="_x0000_i1116" DrawAspect="Content" ObjectID="_1838533593" r:id="rId187"/>
         </w:object>
       </w:r>
       <w:r>
@@ -6552,10 +6552,10 @@
           <w:lang w:val="uk-UA"/>
         </w:rPr>
         <w:object w:dxaOrig="1620" w:dyaOrig="420" w14:anchorId="67366990">
-          <v:shape id="_x0000_i1117" type="#_x0000_t75" style="width:81pt;height:21pt" o:ole="" fillcolor="window">
+          <v:shape id="_x0000_i1117" type="#_x0000_t75" style="width:80.75pt;height:21.3pt" o:ole="" fillcolor="window">
             <v:imagedata r:id="rId188" o:title=""/>
           </v:shape>
-          <o:OLEObject Type="Embed" ProgID="Equation.3" ShapeID="_x0000_i1117" DrawAspect="Content" ObjectID="_1838471385" r:id="rId189"/>
+          <o:OLEObject Type="Embed" ProgID="Equation.3" ShapeID="_x0000_i1117" DrawAspect="Content" ObjectID="_1838533594" r:id="rId189"/>
         </w:object>
       </w:r>
       <w:r>
@@ -6604,10 +6604,10 @@
           <w:lang w:val="uk-UA"/>
         </w:rPr>
         <w:object w:dxaOrig="1600" w:dyaOrig="499" w14:anchorId="2D7C9DA5">
-          <v:shape id="_x0000_i1118" type="#_x0000_t75" style="width:80.25pt;height:19.5pt" o:ole="" fillcolor="window">
+          <v:shape id="_x0000_i1118" type="#_x0000_t75" style="width:80.15pt;height:19.4pt" o:ole="" fillcolor="window">
             <v:imagedata r:id="rId190" o:title=""/>
           </v:shape>
-          <o:OLEObject Type="Embed" ProgID="Equation.3" ShapeID="_x0000_i1118" DrawAspect="Content" ObjectID="_1838471386" r:id="rId191"/>
+          <o:OLEObject Type="Embed" ProgID="Equation.3" ShapeID="_x0000_i1118" DrawAspect="Content" ObjectID="_1838533595" r:id="rId191"/>
         </w:object>
       </w:r>
       <w:r>
@@ -6680,10 +6680,10 @@
           <w:lang w:val="uk-UA"/>
         </w:rPr>
         <w:object w:dxaOrig="420" w:dyaOrig="480" w14:anchorId="20B87EBD">
-          <v:shape id="_x0000_i1119" type="#_x0000_t75" style="width:21pt;height:24pt" o:ole="" fillcolor="window">
+          <v:shape id="_x0000_i1119" type="#_x0000_t75" style="width:21.3pt;height:23.8pt" o:ole="" fillcolor="window">
             <v:imagedata r:id="rId192" o:title=""/>
           </v:shape>
-          <o:OLEObject Type="Embed" ProgID="Equation.3" ShapeID="_x0000_i1119" DrawAspect="Content" ObjectID="_1838471387" r:id="rId193"/>
+          <o:OLEObject Type="Embed" ProgID="Equation.3" ShapeID="_x0000_i1119" DrawAspect="Content" ObjectID="_1838533596" r:id="rId193"/>
         </w:object>
       </w:r>
       <w:r>
@@ -6699,10 +6699,10 @@
           <w:lang w:val="uk-UA"/>
         </w:rPr>
         <w:object w:dxaOrig="780" w:dyaOrig="560" w14:anchorId="60E2CA30">
-          <v:shape id="_x0000_i1120" type="#_x0000_t75" style="width:39pt;height:27.75pt" o:ole="" fillcolor="window">
+          <v:shape id="_x0000_i1120" type="#_x0000_t75" style="width:38.8pt;height:27.55pt" o:ole="" fillcolor="window">
             <v:imagedata r:id="rId194" o:title=""/>
           </v:shape>
-          <o:OLEObject Type="Embed" ProgID="Equation.3" ShapeID="_x0000_i1120" DrawAspect="Content" ObjectID="_1838471388" r:id="rId195"/>
+          <o:OLEObject Type="Embed" ProgID="Equation.3" ShapeID="_x0000_i1120" DrawAspect="Content" ObjectID="_1838533597" r:id="rId195"/>
         </w:object>
       </w:r>
       <w:r>
@@ -6743,10 +6743,10 @@
           <w:lang w:val="uk-UA"/>
         </w:rPr>
         <w:object w:dxaOrig="1260" w:dyaOrig="480" w14:anchorId="77736FBF">
-          <v:shape id="_x0000_i1121" type="#_x0000_t75" style="width:63.75pt;height:21pt" o:ole="" fillcolor="window">
+          <v:shape id="_x0000_i1121" type="#_x0000_t75" style="width:63.85pt;height:21.3pt" o:ole="" fillcolor="window">
             <v:imagedata r:id="rId196" o:title=""/>
           </v:shape>
-          <o:OLEObject Type="Embed" ProgID="Equation.3" ShapeID="_x0000_i1121" DrawAspect="Content" ObjectID="_1838471389" r:id="rId197"/>
+          <o:OLEObject Type="Embed" ProgID="Equation.3" ShapeID="_x0000_i1121" DrawAspect="Content" ObjectID="_1838533598" r:id="rId197"/>
         </w:object>
       </w:r>
       <w:r>
@@ -6839,10 +6839,10 @@
           <w:lang w:val="uk-UA"/>
         </w:rPr>
         <w:object w:dxaOrig="1640" w:dyaOrig="499" w14:anchorId="2292EA33">
-          <v:shape id="_x0000_i1122" type="#_x0000_t75" style="width:81.75pt;height:21pt" o:ole="" fillcolor="window">
+          <v:shape id="_x0000_i1122" type="#_x0000_t75" style="width:82pt;height:21.3pt" o:ole="" fillcolor="window">
             <v:imagedata r:id="rId198" o:title=""/>
           </v:shape>
-          <o:OLEObject Type="Embed" ProgID="Equation.3" ShapeID="_x0000_i1122" DrawAspect="Content" ObjectID="_1838471390" r:id="rId199"/>
+          <o:OLEObject Type="Embed" ProgID="Equation.3" ShapeID="_x0000_i1122" DrawAspect="Content" ObjectID="_1838533599" r:id="rId199"/>
         </w:object>
       </w:r>
       <w:r>
@@ -6858,10 +6858,10 @@
           <w:lang w:val="uk-UA"/>
         </w:rPr>
         <w:object w:dxaOrig="2400" w:dyaOrig="560" w14:anchorId="792F6B15">
-          <v:shape id="_x0000_i1123" type="#_x0000_t75" style="width:120pt;height:22.5pt" o:ole="" fillcolor="window">
+          <v:shape id="_x0000_i1123" type="#_x0000_t75" style="width:120.2pt;height:22.55pt" o:ole="" fillcolor="window">
             <v:imagedata r:id="rId200" o:title=""/>
           </v:shape>
-          <o:OLEObject Type="Embed" ProgID="Equation.3" ShapeID="_x0000_i1123" DrawAspect="Content" ObjectID="_1838471391" r:id="rId201"/>
+          <o:OLEObject Type="Embed" ProgID="Equation.3" ShapeID="_x0000_i1123" DrawAspect="Content" ObjectID="_1838533600" r:id="rId201"/>
         </w:object>
       </w:r>
       <w:r>
@@ -6895,10 +6895,10 @@
           <w:lang w:val="uk-UA"/>
         </w:rPr>
         <w:object w:dxaOrig="1280" w:dyaOrig="800" w14:anchorId="2B2C0C8D">
-          <v:shape id="_x0000_i1124" type="#_x0000_t75" style="width:61.5pt;height:33pt" o:ole="" fillcolor="window">
+          <v:shape id="_x0000_i1124" type="#_x0000_t75" style="width:61.35pt;height:33.2pt" o:ole="" fillcolor="window">
             <v:imagedata r:id="rId202" o:title=""/>
           </v:shape>
-          <o:OLEObject Type="Embed" ProgID="Equation.3" ShapeID="_x0000_i1124" DrawAspect="Content" ObjectID="_1838471392" r:id="rId203"/>
+          <o:OLEObject Type="Embed" ProgID="Equation.3" ShapeID="_x0000_i1124" DrawAspect="Content" ObjectID="_1838533601" r:id="rId203"/>
         </w:object>
       </w:r>
       <w:r>
@@ -6968,10 +6968,10 @@
           <w:lang w:val="uk-UA"/>
         </w:rPr>
         <w:object w:dxaOrig="380" w:dyaOrig="480" w14:anchorId="53EA43E1">
-          <v:shape id="_x0000_i1125" type="#_x0000_t75" style="width:18.75pt;height:24pt" o:ole="" fillcolor="window">
+          <v:shape id="_x0000_i1125" type="#_x0000_t75" style="width:18.8pt;height:23.8pt" o:ole="" fillcolor="window">
             <v:imagedata r:id="rId204" o:title=""/>
           </v:shape>
-          <o:OLEObject Type="Embed" ProgID="Equation.3" ShapeID="_x0000_i1125" DrawAspect="Content" ObjectID="_1838471393" r:id="rId205"/>
+          <o:OLEObject Type="Embed" ProgID="Equation.3" ShapeID="_x0000_i1125" DrawAspect="Content" ObjectID="_1838533602" r:id="rId205"/>
         </w:object>
       </w:r>
       <w:r>
@@ -7005,10 +7005,10 @@
           <w:lang w:val="uk-UA"/>
         </w:rPr>
         <w:object w:dxaOrig="7100" w:dyaOrig="1260" w14:anchorId="5D3AF397">
-          <v:shape id="_x0000_i1126" type="#_x0000_t75" style="width:324.75pt;height:48pt" o:ole="" fillcolor="window">
+          <v:shape id="_x0000_i1126" type="#_x0000_t75" style="width:324.95pt;height:48.2pt" o:ole="" fillcolor="window">
             <v:imagedata r:id="rId206" o:title=""/>
           </v:shape>
-          <o:OLEObject Type="Embed" ProgID="Equation.3" ShapeID="_x0000_i1126" DrawAspect="Content" ObjectID="_1838471394" r:id="rId207"/>
+          <o:OLEObject Type="Embed" ProgID="Equation.3" ShapeID="_x0000_i1126" DrawAspect="Content" ObjectID="_1838533603" r:id="rId207"/>
         </w:object>
       </w:r>
     </w:p>
@@ -7034,10 +7034,10 @@
           <w:lang w:val="uk-UA"/>
         </w:rPr>
         <w:object w:dxaOrig="4080" w:dyaOrig="720" w14:anchorId="399FD46D">
-          <v:shape id="_x0000_i1127" type="#_x0000_t75" style="width:204.75pt;height:32.25pt" o:ole="" fillcolor="window">
+          <v:shape id="_x0000_i1127" type="#_x0000_t75" style="width:204.75pt;height:32.55pt" o:ole="" fillcolor="window">
             <v:imagedata r:id="rId208" o:title=""/>
           </v:shape>
-          <o:OLEObject Type="Embed" ProgID="Equation.3" ShapeID="_x0000_i1127" DrawAspect="Content" ObjectID="_1838471395" r:id="rId209"/>
+          <o:OLEObject Type="Embed" ProgID="Equation.3" ShapeID="_x0000_i1127" DrawAspect="Content" ObjectID="_1838533604" r:id="rId209"/>
         </w:object>
       </w:r>
       <w:r>
@@ -7063,10 +7063,10 @@
           <w:lang w:val="uk-UA"/>
         </w:rPr>
         <w:object w:dxaOrig="1260" w:dyaOrig="480" w14:anchorId="43A53B01">
-          <v:shape id="_x0000_i1128" type="#_x0000_t75" style="width:63.75pt;height:21pt" o:ole="" fillcolor="window">
+          <v:shape id="_x0000_i1128" type="#_x0000_t75" style="width:63.85pt;height:21.3pt" o:ole="" fillcolor="window">
             <v:imagedata r:id="rId210" o:title=""/>
           </v:shape>
-          <o:OLEObject Type="Embed" ProgID="Equation.3" ShapeID="_x0000_i1128" DrawAspect="Content" ObjectID="_1838471396" r:id="rId211"/>
+          <o:OLEObject Type="Embed" ProgID="Equation.3" ShapeID="_x0000_i1128" DrawAspect="Content" ObjectID="_1838533605" r:id="rId211"/>
         </w:object>
       </w:r>
       <w:r>
@@ -7117,10 +7117,10 @@
           <w:lang w:val="uk-UA"/>
         </w:rPr>
         <w:object w:dxaOrig="4140" w:dyaOrig="1080" w14:anchorId="34D5744C">
-          <v:shape id="_x0000_i1129" type="#_x0000_t75" style="width:207pt;height:47.25pt" o:ole="" fillcolor="window">
+          <v:shape id="_x0000_i1129" type="#_x0000_t75" style="width:207.25pt;height:46.95pt" o:ole="" fillcolor="window">
             <v:imagedata r:id="rId212" o:title=""/>
           </v:shape>
-          <o:OLEObject Type="Embed" ProgID="Equation.3" ShapeID="_x0000_i1129" DrawAspect="Content" ObjectID="_1838471397" r:id="rId213"/>
+          <o:OLEObject Type="Embed" ProgID="Equation.3" ShapeID="_x0000_i1129" DrawAspect="Content" ObjectID="_1838533606" r:id="rId213"/>
         </w:object>
       </w:r>
     </w:p>
@@ -7147,10 +7147,10 @@
           <w:lang w:val="uk-UA"/>
         </w:rPr>
         <w:object w:dxaOrig="800" w:dyaOrig="480" w14:anchorId="7BDB66C4">
-          <v:shape id="_x0000_i1130" type="#_x0000_t75" style="width:39.75pt;height:24pt" o:ole="">
+          <v:shape id="_x0000_i1130" type="#_x0000_t75" style="width:40.05pt;height:23.8pt" o:ole="">
             <v:imagedata r:id="rId214" o:title=""/>
           </v:shape>
-          <o:OLEObject Type="Embed" ProgID="Equation.3" ShapeID="_x0000_i1130" DrawAspect="Content" ObjectID="_1838471398" r:id="rId215"/>
+          <o:OLEObject Type="Embed" ProgID="Equation.3" ShapeID="_x0000_i1130" DrawAspect="Content" ObjectID="_1838533607" r:id="rId215"/>
         </w:object>
       </w:r>
       <w:r>
@@ -7184,10 +7184,10 @@
           <w:lang w:val="uk-UA"/>
         </w:rPr>
         <w:object w:dxaOrig="2260" w:dyaOrig="800" w14:anchorId="2B026145">
-          <v:shape id="_x0000_i1131" type="#_x0000_t75" style="width:113.25pt;height:39.75pt" o:ole="" fillcolor="window">
+          <v:shape id="_x0000_i1131" type="#_x0000_t75" style="width:113.3pt;height:40.05pt" o:ole="" fillcolor="window">
             <v:imagedata r:id="rId216" o:title=""/>
           </v:shape>
-          <o:OLEObject Type="Embed" ProgID="Equation.3" ShapeID="_x0000_i1131" DrawAspect="Content" ObjectID="_1838471399" r:id="rId217"/>
+          <o:OLEObject Type="Embed" ProgID="Equation.3" ShapeID="_x0000_i1131" DrawAspect="Content" ObjectID="_1838533608" r:id="rId217"/>
         </w:object>
       </w:r>
       <w:r>
@@ -7446,10 +7446,10 @@
           <w:lang w:val="uk-UA"/>
         </w:rPr>
         <w:object w:dxaOrig="3640" w:dyaOrig="480" w14:anchorId="155A557B">
-          <v:shape id="_x0000_i1132" type="#_x0000_t75" style="width:182.25pt;height:24pt" o:ole="" fillcolor="window">
+          <v:shape id="_x0000_i1132" type="#_x0000_t75" style="width:182.2pt;height:23.8pt" o:ole="" fillcolor="window">
             <v:imagedata r:id="rId218" o:title=""/>
           </v:shape>
-          <o:OLEObject Type="Embed" ProgID="Equation.3" ShapeID="_x0000_i1132" DrawAspect="Content" ObjectID="_1838471400" r:id="rId219"/>
+          <o:OLEObject Type="Embed" ProgID="Equation.3" ShapeID="_x0000_i1132" DrawAspect="Content" ObjectID="_1838533609" r:id="rId219"/>
         </w:object>
       </w:r>
       <w:r>
@@ -7492,10 +7492,10 @@
           <w:lang w:val="uk-UA"/>
         </w:rPr>
         <w:object w:dxaOrig="220" w:dyaOrig="279" w14:anchorId="458E191D">
-          <v:shape id="_x0000_i1133" type="#_x0000_t75" style="width:10.5pt;height:14.25pt" o:ole="">
+          <v:shape id="_x0000_i1133" type="#_x0000_t75" style="width:10.65pt;height:14.4pt" o:ole="">
             <v:imagedata r:id="rId220" o:title=""/>
           </v:shape>
-          <o:OLEObject Type="Embed" ProgID="Equation.DSMT4" ShapeID="_x0000_i1133" DrawAspect="Content" ObjectID="_1838471401" r:id="rId221"/>
+          <o:OLEObject Type="Embed" ProgID="Equation.DSMT4" ShapeID="_x0000_i1133" DrawAspect="Content" ObjectID="_1838533610" r:id="rId221"/>
         </w:object>
       </w:r>
       <w:r>
@@ -7514,10 +7514,10 @@
           <w:lang w:val="uk-UA"/>
         </w:rPr>
         <w:object w:dxaOrig="2260" w:dyaOrig="380" w14:anchorId="776647AC">
-          <v:shape id="_x0000_i1134" type="#_x0000_t75" style="width:113.25pt;height:18.75pt" o:ole="">
+          <v:shape id="_x0000_i1134" type="#_x0000_t75" style="width:113.3pt;height:18.8pt" o:ole="">
             <v:imagedata r:id="rId222" o:title=""/>
           </v:shape>
-          <o:OLEObject Type="Embed" ProgID="Equation.DSMT4" ShapeID="_x0000_i1134" DrawAspect="Content" ObjectID="_1838471402" r:id="rId223"/>
+          <o:OLEObject Type="Embed" ProgID="Equation.DSMT4" ShapeID="_x0000_i1134" DrawAspect="Content" ObjectID="_1838533611" r:id="rId223"/>
         </w:object>
       </w:r>
       <w:r>
@@ -7544,10 +7544,10 @@
           <w:lang w:val="uk-UA"/>
         </w:rPr>
         <w:object w:dxaOrig="1040" w:dyaOrig="380" w14:anchorId="29D87F08">
-          <v:shape id="_x0000_i1135" type="#_x0000_t75" style="width:51.75pt;height:18.75pt" o:ole="">
+          <v:shape id="_x0000_i1135" type="#_x0000_t75" style="width:51.95pt;height:18.8pt" o:ole="">
             <v:imagedata r:id="rId224" o:title=""/>
           </v:shape>
-          <o:OLEObject Type="Embed" ProgID="Equation.DSMT4" ShapeID="_x0000_i1135" DrawAspect="Content" ObjectID="_1838471403" r:id="rId225"/>
+          <o:OLEObject Type="Embed" ProgID="Equation.DSMT4" ShapeID="_x0000_i1135" DrawAspect="Content" ObjectID="_1838533612" r:id="rId225"/>
         </w:object>
       </w:r>
       <w:r>
@@ -7807,10 +7807,10 @@
           <w:lang w:val="uk-UA"/>
         </w:rPr>
         <w:object w:dxaOrig="7580" w:dyaOrig="800" w14:anchorId="718E1EF5">
-          <v:shape id="_x0000_i1136" type="#_x0000_t75" style="width:378.75pt;height:35.25pt" o:ole="" fillcolor="window">
+          <v:shape id="_x0000_i1136" type="#_x0000_t75" style="width:378.8pt;height:35.05pt" o:ole="" fillcolor="window">
             <v:imagedata r:id="rId226" o:title=""/>
           </v:shape>
-          <o:OLEObject Type="Embed" ProgID="Equation.3" ShapeID="_x0000_i1136" DrawAspect="Content" ObjectID="_1838471404" r:id="rId227"/>
+          <o:OLEObject Type="Embed" ProgID="Equation.3" ShapeID="_x0000_i1136" DrawAspect="Content" ObjectID="_1838533613" r:id="rId227"/>
         </w:object>
       </w:r>
     </w:p>
@@ -7827,10 +7827,10 @@
           <w:position w:val="-30"/>
         </w:rPr>
         <w:object w:dxaOrig="3379" w:dyaOrig="800" w14:anchorId="7446A106">
-          <v:shape id="_x0000_i1137" type="#_x0000_t75" style="width:168.75pt;height:33.75pt" o:ole="" fillcolor="window">
+          <v:shape id="_x0000_i1137" type="#_x0000_t75" style="width:169.05pt;height:33.8pt" o:ole="" fillcolor="window">
             <v:imagedata r:id="rId228" o:title=""/>
           </v:shape>
-          <o:OLEObject Type="Embed" ProgID="Equation.3" ShapeID="_x0000_i1137" DrawAspect="Content" ObjectID="_1838471405" r:id="rId229"/>
+          <o:OLEObject Type="Embed" ProgID="Equation.3" ShapeID="_x0000_i1137" DrawAspect="Content" ObjectID="_1838533614" r:id="rId229"/>
         </w:object>
       </w:r>
       <w:r>
@@ -7848,10 +7848,10 @@
           <w:position w:val="-12"/>
         </w:rPr>
         <w:object w:dxaOrig="4620" w:dyaOrig="420" w14:anchorId="549C657B">
-          <v:shape id="_x0000_i1138" type="#_x0000_t75" style="width:315.75pt;height:25.5pt" o:ole="" fillcolor="window">
+          <v:shape id="_x0000_i1138" type="#_x0000_t75" style="width:315.55pt;height:25.65pt" o:ole="" fillcolor="window">
             <v:imagedata r:id="rId230" o:title=""/>
           </v:shape>
-          <o:OLEObject Type="Embed" ProgID="Equation.DSMT4" ShapeID="_x0000_i1138" DrawAspect="Content" ObjectID="_1838471406" r:id="rId231"/>
+          <o:OLEObject Type="Embed" ProgID="Equation.DSMT4" ShapeID="_x0000_i1138" DrawAspect="Content" ObjectID="_1838533615" r:id="rId231"/>
         </w:object>
       </w:r>
       <w:r>
@@ -7977,10 +7977,10 @@
           <w:lang w:val="uk-UA"/>
         </w:rPr>
         <w:object w:dxaOrig="3300" w:dyaOrig="800" w14:anchorId="0EEDF4BB">
-          <v:shape id="_x0000_i1139" type="#_x0000_t75" style="width:165pt;height:33.75pt" o:ole="" fillcolor="window">
+          <v:shape id="_x0000_i1139" type="#_x0000_t75" style="width:165.3pt;height:33.8pt" o:ole="" fillcolor="window">
             <v:imagedata r:id="rId232" o:title=""/>
           </v:shape>
-          <o:OLEObject Type="Embed" ProgID="Equation.3" ShapeID="_x0000_i1139" DrawAspect="Content" ObjectID="_1838471407" r:id="rId233"/>
+          <o:OLEObject Type="Embed" ProgID="Equation.3" ShapeID="_x0000_i1139" DrawAspect="Content" ObjectID="_1838533616" r:id="rId233"/>
         </w:object>
       </w:r>
       <w:r>
@@ -7997,10 +7997,10 @@
           <w:lang w:val="uk-UA"/>
         </w:rPr>
         <w:object w:dxaOrig="2920" w:dyaOrig="420" w14:anchorId="59D263A1">
-          <v:shape id="_x0000_i1140" type="#_x0000_t75" style="width:145.5pt;height:17.25pt" o:ole="" fillcolor="window">
+          <v:shape id="_x0000_i1140" type="#_x0000_t75" style="width:145.25pt;height:17.55pt" o:ole="" fillcolor="window">
             <v:imagedata r:id="rId234" o:title=""/>
           </v:shape>
-          <o:OLEObject Type="Embed" ProgID="Equation.3" ShapeID="_x0000_i1140" DrawAspect="Content" ObjectID="_1838471408" r:id="rId235"/>
+          <o:OLEObject Type="Embed" ProgID="Equation.3" ShapeID="_x0000_i1140" DrawAspect="Content" ObjectID="_1838533617" r:id="rId235"/>
         </w:object>
       </w:r>
       <w:r>
@@ -8051,10 +8051,10 @@
           <w:lang w:val="uk-UA"/>
         </w:rPr>
         <w:object w:dxaOrig="3080" w:dyaOrig="440" w14:anchorId="7744EC14">
-          <v:shape id="_x0000_i1141" type="#_x0000_t75" style="width:153.75pt;height:21.75pt" o:ole="" fillcolor="window">
+          <v:shape id="_x0000_i1141" type="#_x0000_t75" style="width:153.4pt;height:21.9pt" o:ole="" fillcolor="window">
             <v:imagedata r:id="rId236" o:title=""/>
           </v:shape>
-          <o:OLEObject Type="Embed" ProgID="Equation.3" ShapeID="_x0000_i1141" DrawAspect="Content" ObjectID="_1838471409" r:id="rId237"/>
+          <o:OLEObject Type="Embed" ProgID="Equation.3" ShapeID="_x0000_i1141" DrawAspect="Content" ObjectID="_1838533618" r:id="rId237"/>
         </w:object>
       </w:r>
       <w:r>
@@ -8094,10 +8094,10 @@
           <w:lang w:val="uk-UA"/>
         </w:rPr>
         <w:object w:dxaOrig="3420" w:dyaOrig="499" w14:anchorId="2A21BE3E">
-          <v:shape id="_x0000_i1142" type="#_x0000_t75" style="width:171pt;height:24.75pt" o:ole="" fillcolor="window">
+          <v:shape id="_x0000_i1142" type="#_x0000_t75" style="width:170.9pt;height:25.05pt" o:ole="" fillcolor="window">
             <v:imagedata r:id="rId238" o:title=""/>
           </v:shape>
-          <o:OLEObject Type="Embed" ProgID="Equation.3" ShapeID="_x0000_i1142" DrawAspect="Content" ObjectID="_1838471410" r:id="rId239"/>
+          <o:OLEObject Type="Embed" ProgID="Equation.3" ShapeID="_x0000_i1142" DrawAspect="Content" ObjectID="_1838533619" r:id="rId239"/>
         </w:object>
       </w:r>
       <w:r>
@@ -8131,10 +8131,10 @@
           <w:lang w:val="uk-UA"/>
         </w:rPr>
         <w:object w:dxaOrig="260" w:dyaOrig="279" w14:anchorId="6B8C177A">
-          <v:shape id="_x0000_i1143" type="#_x0000_t75" style="width:13.5pt;height:14.25pt" o:ole="">
+          <v:shape id="_x0000_i1143" type="#_x0000_t75" style="width:13.75pt;height:14.4pt" o:ole="">
             <v:imagedata r:id="rId240" o:title=""/>
           </v:shape>
-          <o:OLEObject Type="Embed" ProgID="Equation.DSMT4" ShapeID="_x0000_i1143" DrawAspect="Content" ObjectID="_1838471411" r:id="rId241"/>
+          <o:OLEObject Type="Embed" ProgID="Equation.DSMT4" ShapeID="_x0000_i1143" DrawAspect="Content" ObjectID="_1838533620" r:id="rId241"/>
         </w:object>
       </w:r>
       <w:r>
@@ -8151,10 +8151,10 @@
           <w:lang w:val="uk-UA"/>
         </w:rPr>
         <w:object w:dxaOrig="940" w:dyaOrig="380" w14:anchorId="786DA40B">
-          <v:shape id="_x0000_i1144" type="#_x0000_t75" style="width:47.25pt;height:18.75pt" o:ole="">
+          <v:shape id="_x0000_i1144" type="#_x0000_t75" style="width:46.95pt;height:18.8pt" o:ole="">
             <v:imagedata r:id="rId242" o:title=""/>
           </v:shape>
-          <o:OLEObject Type="Embed" ProgID="Equation.DSMT4" ShapeID="_x0000_i1144" DrawAspect="Content" ObjectID="_1838471412" r:id="rId243"/>
+          <o:OLEObject Type="Embed" ProgID="Equation.DSMT4" ShapeID="_x0000_i1144" DrawAspect="Content" ObjectID="_1838533621" r:id="rId243"/>
         </w:object>
       </w:r>
       <w:r>
@@ -8189,10 +8189,10 @@
           <w:lang w:val="uk-UA"/>
         </w:rPr>
         <w:object w:dxaOrig="3980" w:dyaOrig="800" w14:anchorId="213B3C99">
-          <v:shape id="_x0000_i1145" type="#_x0000_t75" style="width:199.5pt;height:32.25pt" o:ole="" fillcolor="window">
+          <v:shape id="_x0000_i1145" type="#_x0000_t75" style="width:199.7pt;height:31.95pt" o:ole="" fillcolor="window">
             <v:imagedata r:id="rId244" o:title=""/>
           </v:shape>
-          <o:OLEObject Type="Embed" ProgID="Equation.3" ShapeID="_x0000_i1145" DrawAspect="Content" ObjectID="_1838471413" r:id="rId245"/>
+          <o:OLEObject Type="Embed" ProgID="Equation.3" ShapeID="_x0000_i1145" DrawAspect="Content" ObjectID="_1838533622" r:id="rId245"/>
         </w:object>
       </w:r>
       <w:r>
@@ -8240,10 +8240,10 @@
           <w:lang w:val="uk-UA"/>
         </w:rPr>
         <w:object w:dxaOrig="3000" w:dyaOrig="440" w14:anchorId="78908422">
-          <v:shape id="_x0000_i1146" type="#_x0000_t75" style="width:150pt;height:18.75pt" o:ole="" fillcolor="window">
+          <v:shape id="_x0000_i1146" type="#_x0000_t75" style="width:150.25pt;height:18.8pt" o:ole="" fillcolor="window">
             <v:imagedata r:id="rId246" o:title=""/>
           </v:shape>
-          <o:OLEObject Type="Embed" ProgID="Equation.3" ShapeID="_x0000_i1146" DrawAspect="Content" ObjectID="_1838471414" r:id="rId247"/>
+          <o:OLEObject Type="Embed" ProgID="Equation.3" ShapeID="_x0000_i1146" DrawAspect="Content" ObjectID="_1838533623" r:id="rId247"/>
         </w:object>
       </w:r>
       <w:r>
@@ -8395,10 +8395,10 @@
           <w:lang w:val="uk-UA"/>
         </w:rPr>
         <w:object w:dxaOrig="3580" w:dyaOrig="440" w14:anchorId="5B2A024A">
-          <v:shape id="_x0000_i1147" type="#_x0000_t75" style="width:179.25pt;height:16.5pt" o:ole="" fillcolor="window">
+          <v:shape id="_x0000_i1147" type="#_x0000_t75" style="width:179.05pt;height:16.3pt" o:ole="" fillcolor="window">
             <v:imagedata r:id="rId248" o:title=""/>
           </v:shape>
-          <o:OLEObject Type="Embed" ProgID="Equation.3" ShapeID="_x0000_i1147" DrawAspect="Content" ObjectID="_1838471415" r:id="rId249"/>
+          <o:OLEObject Type="Embed" ProgID="Equation.3" ShapeID="_x0000_i1147" DrawAspect="Content" ObjectID="_1838533624" r:id="rId249"/>
         </w:object>
       </w:r>
       <w:r>
@@ -8415,10 +8415,10 @@
           <w:lang w:val="uk-UA"/>
         </w:rPr>
         <w:object w:dxaOrig="3800" w:dyaOrig="440" w14:anchorId="75A6A71F">
-          <v:shape id="_x0000_i1148" type="#_x0000_t75" style="width:190.5pt;height:13.5pt" o:ole="" fillcolor="window">
+          <v:shape id="_x0000_i1148" type="#_x0000_t75" style="width:190.35pt;height:13.75pt" o:ole="" fillcolor="window">
             <v:imagedata r:id="rId250" o:title=""/>
           </v:shape>
-          <o:OLEObject Type="Embed" ProgID="Equation.3" ShapeID="_x0000_i1148" DrawAspect="Content" ObjectID="_1838471416" r:id="rId251"/>
+          <o:OLEObject Type="Embed" ProgID="Equation.3" ShapeID="_x0000_i1148" DrawAspect="Content" ObjectID="_1838533625" r:id="rId251"/>
         </w:object>
       </w:r>
       <w:r>
@@ -8435,10 +8435,10 @@
           <w:lang w:val="uk-UA"/>
         </w:rPr>
         <w:object w:dxaOrig="3340" w:dyaOrig="420" w14:anchorId="15665317">
-          <v:shape id="_x0000_i1149" type="#_x0000_t75" style="width:166.5pt;height:15.75pt" o:ole="" fillcolor="window">
+          <v:shape id="_x0000_i1149" type="#_x0000_t75" style="width:166.55pt;height:15.65pt" o:ole="" fillcolor="window">
             <v:imagedata r:id="rId252" o:title=""/>
           </v:shape>
-          <o:OLEObject Type="Embed" ProgID="Equation.3" ShapeID="_x0000_i1149" DrawAspect="Content" ObjectID="_1838471417" r:id="rId253"/>
+          <o:OLEObject Type="Embed" ProgID="Equation.3" ShapeID="_x0000_i1149" DrawAspect="Content" ObjectID="_1838533626" r:id="rId253"/>
         </w:object>
       </w:r>
       <w:r>
@@ -8455,10 +8455,10 @@
           <w:lang w:val="uk-UA"/>
         </w:rPr>
         <w:object w:dxaOrig="3000" w:dyaOrig="440" w14:anchorId="118E5287">
-          <v:shape id="_x0000_i1150" type="#_x0000_t75" style="width:150pt;height:18.75pt" o:ole="" fillcolor="window">
+          <v:shape id="_x0000_i1150" type="#_x0000_t75" style="width:150.25pt;height:18.8pt" o:ole="" fillcolor="window">
             <v:imagedata r:id="rId254" o:title=""/>
           </v:shape>
-          <o:OLEObject Type="Embed" ProgID="Equation.3" ShapeID="_x0000_i1150" DrawAspect="Content" ObjectID="_1838471418" r:id="rId255"/>
+          <o:OLEObject Type="Embed" ProgID="Equation.3" ShapeID="_x0000_i1150" DrawAspect="Content" ObjectID="_1838533627" r:id="rId255"/>
         </w:object>
       </w:r>
       <w:r>
@@ -8582,10 +8582,10 @@
           <w:lang w:val="uk-UA"/>
         </w:rPr>
         <w:object w:dxaOrig="520" w:dyaOrig="360" w14:anchorId="1C00CF39">
-          <v:shape id="_x0000_i1151" type="#_x0000_t75" style="width:25.5pt;height:18pt" o:ole="">
+          <v:shape id="_x0000_i1151" type="#_x0000_t75" style="width:25.65pt;height:18.15pt" o:ole="">
             <v:imagedata r:id="rId256" o:title=""/>
           </v:shape>
-          <o:OLEObject Type="Embed" ProgID="Equation.DSMT4" ShapeID="_x0000_i1151" DrawAspect="Content" ObjectID="_1838471419" r:id="rId257"/>
+          <o:OLEObject Type="Embed" ProgID="Equation.DSMT4" ShapeID="_x0000_i1151" DrawAspect="Content" ObjectID="_1838533628" r:id="rId257"/>
         </w:object>
       </w:r>
       <w:r>
@@ -8648,10 +8648,10 @@
           <w:lang w:val="uk-UA"/>
         </w:rPr>
         <w:object w:dxaOrig="3500" w:dyaOrig="820" w14:anchorId="661A90CD">
-          <v:shape id="_x0000_i1152" type="#_x0000_t75" style="width:174.75pt;height:41.25pt" o:ole="" fillcolor="window">
+          <v:shape id="_x0000_i1152" type="#_x0000_t75" style="width:174.7pt;height:41.3pt" o:ole="" fillcolor="window">
             <v:imagedata r:id="rId258" o:title=""/>
           </v:shape>
-          <o:OLEObject Type="Embed" ProgID="Equation.3" ShapeID="_x0000_i1152" DrawAspect="Content" ObjectID="_1838471420" r:id="rId259"/>
+          <o:OLEObject Type="Embed" ProgID="Equation.3" ShapeID="_x0000_i1152" DrawAspect="Content" ObjectID="_1838533629" r:id="rId259"/>
         </w:object>
       </w:r>
     </w:p>
@@ -8678,10 +8678,10 @@
           <w:lang w:val="uk-UA"/>
         </w:rPr>
         <w:object w:dxaOrig="780" w:dyaOrig="400" w14:anchorId="2431F32C">
-          <v:shape id="_x0000_i1153" type="#_x0000_t75" style="width:39pt;height:20.25pt" o:ole="">
+          <v:shape id="_x0000_i1153" type="#_x0000_t75" style="width:38.8pt;height:20.05pt" o:ole="">
             <v:imagedata r:id="rId260" o:title=""/>
           </v:shape>
-          <o:OLEObject Type="Embed" ProgID="Equation.3" ShapeID="_x0000_i1153" DrawAspect="Content" ObjectID="_1838471421" r:id="rId261"/>
+          <o:OLEObject Type="Embed" ProgID="Equation.3" ShapeID="_x0000_i1153" DrawAspect="Content" ObjectID="_1838533630" r:id="rId261"/>
         </w:object>
       </w:r>
       <w:r>
@@ -8699,10 +8699,10 @@
           <w:lang w:val="uk-UA"/>
         </w:rPr>
         <w:object w:dxaOrig="900" w:dyaOrig="400" w14:anchorId="2B4AABA3">
-          <v:shape id="_x0000_i1154" type="#_x0000_t75" style="width:45pt;height:20.25pt" o:ole="" fillcolor="window">
+          <v:shape id="_x0000_i1154" type="#_x0000_t75" style="width:45.1pt;height:20.05pt" o:ole="" fillcolor="window">
             <v:imagedata r:id="rId262" o:title=""/>
           </v:shape>
-          <o:OLEObject Type="Embed" ProgID="Equation.3" ShapeID="_x0000_i1154" DrawAspect="Content" ObjectID="_1838471422" r:id="rId263"/>
+          <o:OLEObject Type="Embed" ProgID="Equation.3" ShapeID="_x0000_i1154" DrawAspect="Content" ObjectID="_1838533631" r:id="rId263"/>
         </w:object>
       </w:r>
       <w:r>
@@ -8771,10 +8771,10 @@
           <w:lang w:val="uk-UA"/>
         </w:rPr>
         <w:object w:dxaOrig="1140" w:dyaOrig="420" w14:anchorId="6AA75F15">
-          <v:shape id="_x0000_i1155" type="#_x0000_t75" style="width:57pt;height:21pt" o:ole="">
+          <v:shape id="_x0000_i1155" type="#_x0000_t75" style="width:56.95pt;height:21.3pt" o:ole="">
             <v:imagedata r:id="rId264" o:title=""/>
           </v:shape>
-          <o:OLEObject Type="Embed" ProgID="Equation.DSMT4" ShapeID="_x0000_i1155" DrawAspect="Content" ObjectID="_1838471423" r:id="rId265"/>
+          <o:OLEObject Type="Embed" ProgID="Equation.DSMT4" ShapeID="_x0000_i1155" DrawAspect="Content" ObjectID="_1838533632" r:id="rId265"/>
         </w:object>
       </w:r>
       <w:r>
@@ -8792,10 +8792,10 @@
           <w:lang w:val="uk-UA"/>
         </w:rPr>
         <w:object w:dxaOrig="1219" w:dyaOrig="420" w14:anchorId="31F7A4C9">
-          <v:shape id="_x0000_i1156" type="#_x0000_t75" style="width:61.5pt;height:21pt" o:ole="" fillcolor="window">
+          <v:shape id="_x0000_i1156" type="#_x0000_t75" style="width:61.35pt;height:21.3pt" o:ole="" fillcolor="window">
             <v:imagedata r:id="rId266" o:title=""/>
           </v:shape>
-          <o:OLEObject Type="Embed" ProgID="Equation.DSMT4" ShapeID="_x0000_i1156" DrawAspect="Content" ObjectID="_1838471424" r:id="rId267"/>
+          <o:OLEObject Type="Embed" ProgID="Equation.DSMT4" ShapeID="_x0000_i1156" DrawAspect="Content" ObjectID="_1838533633" r:id="rId267"/>
         </w:object>
       </w:r>
       <w:r>
@@ -8829,10 +8829,10 @@
           <w:lang w:val="uk-UA"/>
         </w:rPr>
         <w:object w:dxaOrig="580" w:dyaOrig="400" w14:anchorId="04798C0A">
-          <v:shape id="_x0000_i1157" type="#_x0000_t75" style="width:29.25pt;height:20.25pt" o:ole="">
+          <v:shape id="_x0000_i1157" type="#_x0000_t75" style="width:29.45pt;height:20.05pt" o:ole="">
             <v:imagedata r:id="rId268" o:title=""/>
           </v:shape>
-          <o:OLEObject Type="Embed" ProgID="Equation.3" ShapeID="_x0000_i1157" DrawAspect="Content" ObjectID="_1838471425" r:id="rId269"/>
+          <o:OLEObject Type="Embed" ProgID="Equation.3" ShapeID="_x0000_i1157" DrawAspect="Content" ObjectID="_1838533634" r:id="rId269"/>
         </w:object>
       </w:r>
       <w:r>
@@ -8849,10 +8849,10 @@
           <w:lang w:val="uk-UA"/>
         </w:rPr>
         <w:object w:dxaOrig="680" w:dyaOrig="400" w14:anchorId="45FE0704">
-          <v:shape id="_x0000_i1158" type="#_x0000_t75" style="width:33.75pt;height:20.25pt" o:ole="">
+          <v:shape id="_x0000_i1158" type="#_x0000_t75" style="width:33.8pt;height:20.05pt" o:ole="">
             <v:imagedata r:id="rId270" o:title=""/>
           </v:shape>
-          <o:OLEObject Type="Embed" ProgID="Equation.3" ShapeID="_x0000_i1158" DrawAspect="Content" ObjectID="_1838471426" r:id="rId271"/>
+          <o:OLEObject Type="Embed" ProgID="Equation.3" ShapeID="_x0000_i1158" DrawAspect="Content" ObjectID="_1838533635" r:id="rId271"/>
         </w:object>
       </w:r>
       <w:r>
@@ -8883,10 +8883,10 @@
           <w:lang w:val="uk-UA"/>
         </w:rPr>
         <w:object w:dxaOrig="720" w:dyaOrig="499" w14:anchorId="3D6004D0">
-          <v:shape id="_x0000_i1159" type="#_x0000_t75" style="width:36pt;height:24.75pt" o:ole="" fillcolor="window">
+          <v:shape id="_x0000_i1159" type="#_x0000_t75" style="width:36.3pt;height:25.05pt" o:ole="" fillcolor="window">
             <v:imagedata r:id="rId272" o:title=""/>
           </v:shape>
-          <o:OLEObject Type="Embed" ProgID="Equation.DSMT4" ShapeID="_x0000_i1159" DrawAspect="Content" ObjectID="_1838471427" r:id="rId273"/>
+          <o:OLEObject Type="Embed" ProgID="Equation.DSMT4" ShapeID="_x0000_i1159" DrawAspect="Content" ObjectID="_1838533636" r:id="rId273"/>
         </w:object>
       </w:r>
       <w:r>
@@ -8940,10 +8940,10 @@
           <w:lang w:val="uk-UA"/>
         </w:rPr>
         <w:object w:dxaOrig="780" w:dyaOrig="480" w14:anchorId="27A569AB">
-          <v:shape id="_x0000_i1160" type="#_x0000_t75" style="width:39pt;height:24pt" o:ole="" fillcolor="window">
+          <v:shape id="_x0000_i1160" type="#_x0000_t75" style="width:38.8pt;height:23.8pt" o:ole="" fillcolor="window">
             <v:imagedata r:id="rId274" o:title=""/>
           </v:shape>
-          <o:OLEObject Type="Embed" ProgID="Equation.DSMT4" ShapeID="_x0000_i1160" DrawAspect="Content" ObjectID="_1838471428" r:id="rId275"/>
+          <o:OLEObject Type="Embed" ProgID="Equation.DSMT4" ShapeID="_x0000_i1160" DrawAspect="Content" ObjectID="_1838533637" r:id="rId275"/>
         </w:object>
       </w:r>
       <w:r>
@@ -8985,10 +8985,10 @@
           <w:lang w:val="uk-UA"/>
         </w:rPr>
         <w:object w:dxaOrig="1620" w:dyaOrig="560" w14:anchorId="0FD39140">
-          <v:shape id="_x0000_i1161" type="#_x0000_t75" style="width:81pt;height:27.75pt" o:ole="" fillcolor="window">
+          <v:shape id="_x0000_i1161" type="#_x0000_t75" style="width:80.75pt;height:27.55pt" o:ole="" fillcolor="window">
             <v:imagedata r:id="rId276" o:title=""/>
           </v:shape>
-          <o:OLEObject Type="Embed" ProgID="Equation.DSMT4" ShapeID="_x0000_i1161" DrawAspect="Content" ObjectID="_1838471429" r:id="rId277"/>
+          <o:OLEObject Type="Embed" ProgID="Equation.DSMT4" ShapeID="_x0000_i1161" DrawAspect="Content" ObjectID="_1838533638" r:id="rId277"/>
         </w:object>
       </w:r>
       <w:r>
@@ -9053,10 +9053,10 @@
           <w:lang w:val="uk-UA"/>
         </w:rPr>
         <w:object w:dxaOrig="1820" w:dyaOrig="520" w14:anchorId="42780CB5">
-          <v:shape id="_x0000_i1162" type="#_x0000_t75" style="width:90.75pt;height:25.5pt" o:ole="" fillcolor="window">
+          <v:shape id="_x0000_i1162" type="#_x0000_t75" style="width:90.8pt;height:25.65pt" o:ole="" fillcolor="window">
             <v:imagedata r:id="rId278" o:title=""/>
           </v:shape>
-          <o:OLEObject Type="Embed" ProgID="Equation.DSMT4" ShapeID="_x0000_i1162" DrawAspect="Content" ObjectID="_1838471430" r:id="rId279"/>
+          <o:OLEObject Type="Embed" ProgID="Equation.DSMT4" ShapeID="_x0000_i1162" DrawAspect="Content" ObjectID="_1838533639" r:id="rId279"/>
         </w:object>
       </w:r>
       <w:r>
@@ -9124,10 +9124,10 @@
           <w:lang w:val="uk-UA"/>
         </w:rPr>
         <w:object w:dxaOrig="240" w:dyaOrig="279" w14:anchorId="128C4809">
-          <v:shape id="_x0000_i1163" type="#_x0000_t75" style="width:12pt;height:14.25pt" o:ole="">
+          <v:shape id="_x0000_i1163" type="#_x0000_t75" style="width:11.9pt;height:14.4pt" o:ole="">
             <v:imagedata r:id="rId280" o:title=""/>
           </v:shape>
-          <o:OLEObject Type="Embed" ProgID="Equation.DSMT4" ShapeID="_x0000_i1163" DrawAspect="Content" ObjectID="_1838471431" r:id="rId281"/>
+          <o:OLEObject Type="Embed" ProgID="Equation.DSMT4" ShapeID="_x0000_i1163" DrawAspect="Content" ObjectID="_1838533640" r:id="rId281"/>
         </w:object>
       </w:r>
       <w:r>
@@ -9154,10 +9154,10 @@
           <w:lang w:val="uk-UA"/>
         </w:rPr>
         <w:object w:dxaOrig="2740" w:dyaOrig="560" w14:anchorId="2AB4314D">
-          <v:shape id="_x0000_i1164" type="#_x0000_t75" style="width:137.25pt;height:27.75pt" o:ole="" fillcolor="window">
+          <v:shape id="_x0000_i1164" type="#_x0000_t75" style="width:137.1pt;height:27.55pt" o:ole="" fillcolor="window">
             <v:imagedata r:id="rId282" o:title=""/>
           </v:shape>
-          <o:OLEObject Type="Embed" ProgID="Equation.DSMT4" ShapeID="_x0000_i1164" DrawAspect="Content" ObjectID="_1838471432" r:id="rId283"/>
+          <o:OLEObject Type="Embed" ProgID="Equation.DSMT4" ShapeID="_x0000_i1164" DrawAspect="Content" ObjectID="_1838533641" r:id="rId283"/>
         </w:object>
       </w:r>
       <w:r>
@@ -9189,10 +9189,10 @@
           <w:lang w:val="uk-UA"/>
         </w:rPr>
         <w:object w:dxaOrig="660" w:dyaOrig="420" w14:anchorId="5DD41B02">
-          <v:shape id="_x0000_i1165" type="#_x0000_t75" style="width:33pt;height:21pt" o:ole="" fillcolor="window">
+          <v:shape id="_x0000_i1165" type="#_x0000_t75" style="width:33.2pt;height:21.3pt" o:ole="" fillcolor="window">
             <v:imagedata r:id="rId284" o:title=""/>
           </v:shape>
-          <o:OLEObject Type="Embed" ProgID="Equation.DSMT4" ShapeID="_x0000_i1165" DrawAspect="Content" ObjectID="_1838471433" r:id="rId285"/>
+          <o:OLEObject Type="Embed" ProgID="Equation.DSMT4" ShapeID="_x0000_i1165" DrawAspect="Content" ObjectID="_1838533642" r:id="rId285"/>
         </w:object>
       </w:r>
       <w:r>
@@ -9249,10 +9249,10 @@
           <w:lang w:val="uk-UA"/>
         </w:rPr>
         <w:object w:dxaOrig="3040" w:dyaOrig="520" w14:anchorId="2D1CF2DF">
-          <v:shape id="_x0000_i1166" type="#_x0000_t75" style="width:152.25pt;height:25.5pt" o:ole="" fillcolor="window">
+          <v:shape id="_x0000_i1166" type="#_x0000_t75" style="width:152.15pt;height:25.65pt" o:ole="" fillcolor="window">
             <v:imagedata r:id="rId286" o:title=""/>
           </v:shape>
-          <o:OLEObject Type="Embed" ProgID="Equation.DSMT4" ShapeID="_x0000_i1166" DrawAspect="Content" ObjectID="_1838471434" r:id="rId287"/>
+          <o:OLEObject Type="Embed" ProgID="Equation.DSMT4" ShapeID="_x0000_i1166" DrawAspect="Content" ObjectID="_1838533643" r:id="rId287"/>
         </w:object>
       </w:r>
     </w:p>
@@ -9324,10 +9324,10 @@
           <w:lang w:val="uk-UA"/>
         </w:rPr>
         <w:object w:dxaOrig="2700" w:dyaOrig="580" w14:anchorId="4A9E1201">
-          <v:shape id="_x0000_i1167" type="#_x0000_t75" style="width:135pt;height:29.25pt" o:ole="" fillcolor="window">
+          <v:shape id="_x0000_i1167" type="#_x0000_t75" style="width:135.25pt;height:29.45pt" o:ole="" fillcolor="window">
             <v:imagedata r:id="rId288" o:title=""/>
           </v:shape>
-          <o:OLEObject Type="Embed" ProgID="Equation.DSMT4" ShapeID="_x0000_i1167" DrawAspect="Content" ObjectID="_1838471435" r:id="rId289"/>
+          <o:OLEObject Type="Embed" ProgID="Equation.DSMT4" ShapeID="_x0000_i1167" DrawAspect="Content" ObjectID="_1838533644" r:id="rId289"/>
         </w:object>
       </w:r>
       <w:r>
@@ -9351,10 +9351,10 @@
           <w:lang w:val="uk-UA"/>
         </w:rPr>
         <w:object w:dxaOrig="3019" w:dyaOrig="580" w14:anchorId="2D2584A9">
-          <v:shape id="_x0000_i1168" type="#_x0000_t75" style="width:150.75pt;height:29.25pt" o:ole="" fillcolor="window">
+          <v:shape id="_x0000_i1168" type="#_x0000_t75" style="width:150.9pt;height:29.45pt" o:ole="" fillcolor="window">
             <v:imagedata r:id="rId290" o:title=""/>
           </v:shape>
-          <o:OLEObject Type="Embed" ProgID="Equation.DSMT4" ShapeID="_x0000_i1168" DrawAspect="Content" ObjectID="_1838471436" r:id="rId291"/>
+          <o:OLEObject Type="Embed" ProgID="Equation.DSMT4" ShapeID="_x0000_i1168" DrawAspect="Content" ObjectID="_1838533645" r:id="rId291"/>
         </w:object>
       </w:r>
     </w:p>
@@ -9399,10 +9399,10 @@
           <w:lang w:val="uk-UA"/>
         </w:rPr>
         <w:object w:dxaOrig="2580" w:dyaOrig="580" w14:anchorId="135F0823">
-          <v:shape id="_x0000_i1169" type="#_x0000_t75" style="width:129pt;height:29.25pt" o:ole="" fillcolor="window">
+          <v:shape id="_x0000_i1169" type="#_x0000_t75" style="width:128.95pt;height:29.45pt" o:ole="" fillcolor="window">
             <v:imagedata r:id="rId292" o:title=""/>
           </v:shape>
-          <o:OLEObject Type="Embed" ProgID="Equation.DSMT4" ShapeID="_x0000_i1169" DrawAspect="Content" ObjectID="_1838471437" r:id="rId293"/>
+          <o:OLEObject Type="Embed" ProgID="Equation.DSMT4" ShapeID="_x0000_i1169" DrawAspect="Content" ObjectID="_1838533646" r:id="rId293"/>
         </w:object>
       </w:r>
     </w:p>
@@ -9429,10 +9429,10 @@
           <w:lang w:val="uk-UA"/>
         </w:rPr>
         <w:object w:dxaOrig="540" w:dyaOrig="360" w14:anchorId="3FC7D7CB">
-          <v:shape id="_x0000_i1170" type="#_x0000_t75" style="width:27pt;height:18pt" o:ole="">
+          <v:shape id="_x0000_i1170" type="#_x0000_t75" style="width:26.9pt;height:18.15pt" o:ole="">
             <v:imagedata r:id="rId294" o:title=""/>
           </v:shape>
-          <o:OLEObject Type="Embed" ProgID="Equation.DSMT4" ShapeID="_x0000_i1170" DrawAspect="Content" ObjectID="_1838471438" r:id="rId295"/>
+          <o:OLEObject Type="Embed" ProgID="Equation.DSMT4" ShapeID="_x0000_i1170" DrawAspect="Content" ObjectID="_1838533647" r:id="rId295"/>
         </w:object>
       </w:r>
       <w:r>
@@ -9475,10 +9475,10 @@
           <w:lang w:val="uk-UA"/>
         </w:rPr>
         <w:object w:dxaOrig="2600" w:dyaOrig="580" w14:anchorId="70AE5F9C">
-          <v:shape id="_x0000_i1171" type="#_x0000_t75" style="width:129.75pt;height:29.25pt" o:ole="" fillcolor="window">
+          <v:shape id="_x0000_i1171" type="#_x0000_t75" style="width:129.6pt;height:29.45pt" o:ole="" fillcolor="window">
             <v:imagedata r:id="rId296" o:title=""/>
           </v:shape>
-          <o:OLEObject Type="Embed" ProgID="Equation.DSMT4" ShapeID="_x0000_i1171" DrawAspect="Content" ObjectID="_1838471439" r:id="rId297"/>
+          <o:OLEObject Type="Embed" ProgID="Equation.DSMT4" ShapeID="_x0000_i1171" DrawAspect="Content" ObjectID="_1838533648" r:id="rId297"/>
         </w:object>
       </w:r>
       <w:r>
@@ -9566,10 +9566,10 @@
           <w:lang w:val="uk-UA"/>
         </w:rPr>
         <w:object w:dxaOrig="3140" w:dyaOrig="580" w14:anchorId="6C96CDD8">
-          <v:shape id="_x0000_i1172" type="#_x0000_t75" style="width:157.5pt;height:29.25pt" o:ole="" fillcolor="window">
+          <v:shape id="_x0000_i1172" type="#_x0000_t75" style="width:157.75pt;height:29.45pt" o:ole="" fillcolor="window">
             <v:imagedata r:id="rId298" o:title=""/>
           </v:shape>
-          <o:OLEObject Type="Embed" ProgID="Equation.DSMT4" ShapeID="_x0000_i1172" DrawAspect="Content" ObjectID="_1838471440" r:id="rId299"/>
+          <o:OLEObject Type="Embed" ProgID="Equation.DSMT4" ShapeID="_x0000_i1172" DrawAspect="Content" ObjectID="_1838533649" r:id="rId299"/>
         </w:object>
       </w:r>
       <w:r>
@@ -9619,10 +9619,10 @@
           <w:lang w:val="uk-UA"/>
         </w:rPr>
         <w:object w:dxaOrig="5319" w:dyaOrig="600" w14:anchorId="7063C024">
-          <v:shape id="_x0000_i1173" type="#_x0000_t75" style="width:266.25pt;height:30pt" o:ole="" fillcolor="window">
+          <v:shape id="_x0000_i1173" type="#_x0000_t75" style="width:266.1pt;height:30.05pt" o:ole="" fillcolor="window">
             <v:imagedata r:id="rId300" o:title=""/>
           </v:shape>
-          <o:OLEObject Type="Embed" ProgID="Equation.DSMT4" ShapeID="_x0000_i1173" DrawAspect="Content" ObjectID="_1838471441" r:id="rId301"/>
+          <o:OLEObject Type="Embed" ProgID="Equation.DSMT4" ShapeID="_x0000_i1173" DrawAspect="Content" ObjectID="_1838533650" r:id="rId301"/>
         </w:object>
       </w:r>
       <w:r>
@@ -9672,10 +9672,10 @@
           <w:lang w:val="uk-UA"/>
         </w:rPr>
         <w:object w:dxaOrig="760" w:dyaOrig="499" w14:anchorId="3DCF1BD7">
-          <v:shape id="_x0000_i1174" type="#_x0000_t75" style="width:38.25pt;height:24.75pt" o:ole="">
+          <v:shape id="_x0000_i1174" type="#_x0000_t75" style="width:38.2pt;height:25.05pt" o:ole="">
             <v:imagedata r:id="rId302" o:title=""/>
           </v:shape>
-          <o:OLEObject Type="Embed" ProgID="Equation.DSMT4" ShapeID="_x0000_i1174" DrawAspect="Content" ObjectID="_1838471442" r:id="rId303"/>
+          <o:OLEObject Type="Embed" ProgID="Equation.DSMT4" ShapeID="_x0000_i1174" DrawAspect="Content" ObjectID="_1838533651" r:id="rId303"/>
         </w:object>
       </w:r>
       <w:r>
@@ -9692,10 +9692,10 @@
           <w:lang w:val="uk-UA"/>
         </w:rPr>
         <w:object w:dxaOrig="680" w:dyaOrig="499" w14:anchorId="4D6BDD33">
-          <v:shape id="_x0000_i1175" type="#_x0000_t75" style="width:33.75pt;height:24.75pt" o:ole="">
+          <v:shape id="_x0000_i1175" type="#_x0000_t75" style="width:33.8pt;height:25.05pt" o:ole="">
             <v:imagedata r:id="rId304" o:title=""/>
           </v:shape>
-          <o:OLEObject Type="Embed" ProgID="Equation.DSMT4" ShapeID="_x0000_i1175" DrawAspect="Content" ObjectID="_1838471443" r:id="rId305"/>
+          <o:OLEObject Type="Embed" ProgID="Equation.DSMT4" ShapeID="_x0000_i1175" DrawAspect="Content" ObjectID="_1838533652" r:id="rId305"/>
         </w:object>
       </w:r>
       <w:r>
@@ -9746,10 +9746,10 @@
           <w:lang w:val="uk-UA"/>
         </w:rPr>
         <w:object w:dxaOrig="6619" w:dyaOrig="800" w14:anchorId="3E11BC0D">
-          <v:shape id="_x0000_i1176" type="#_x0000_t75" style="width:330.75pt;height:39.75pt" o:ole="" fillcolor="window">
+          <v:shape id="_x0000_i1176" type="#_x0000_t75" style="width:330.55pt;height:40.05pt" o:ole="" fillcolor="window">
             <v:imagedata r:id="rId306" o:title=""/>
           </v:shape>
-          <o:OLEObject Type="Embed" ProgID="Equation.DSMT4" ShapeID="_x0000_i1176" DrawAspect="Content" ObjectID="_1838471444" r:id="rId307"/>
+          <o:OLEObject Type="Embed" ProgID="Equation.DSMT4" ShapeID="_x0000_i1176" DrawAspect="Content" ObjectID="_1838533653" r:id="rId307"/>
         </w:object>
       </w:r>
       <w:r>
@@ -9815,10 +9815,10 @@
           <w:lang w:val="uk-UA"/>
         </w:rPr>
         <w:object w:dxaOrig="5800" w:dyaOrig="940" w14:anchorId="49682659">
-          <v:shape id="_x0000_i1177" type="#_x0000_t75" style="width:289.5pt;height:47.25pt" o:ole="" fillcolor="window">
+          <v:shape id="_x0000_i1177" type="#_x0000_t75" style="width:289.25pt;height:46.95pt" o:ole="" fillcolor="window">
             <v:imagedata r:id="rId308" o:title=""/>
           </v:shape>
-          <o:OLEObject Type="Embed" ProgID="Equation.DSMT4" ShapeID="_x0000_i1177" DrawAspect="Content" ObjectID="_1838471445" r:id="rId309"/>
+          <o:OLEObject Type="Embed" ProgID="Equation.DSMT4" ShapeID="_x0000_i1177" DrawAspect="Content" ObjectID="_1838533654" r:id="rId309"/>
         </w:object>
       </w:r>
       <w:r>
@@ -9923,10 +9923,10 @@
           <w:lang w:val="uk-UA"/>
         </w:rPr>
         <w:object w:dxaOrig="8700" w:dyaOrig="880" w14:anchorId="3B940630">
-          <v:shape id="_x0000_i1178" type="#_x0000_t75" style="width:435pt;height:44.25pt" o:ole="" fillcolor="window">
+          <v:shape id="_x0000_i1178" type="#_x0000_t75" style="width:435.15pt;height:44.45pt" o:ole="" fillcolor="window">
             <v:imagedata r:id="rId310" o:title=""/>
           </v:shape>
-          <o:OLEObject Type="Embed" ProgID="Equation.DSMT4" ShapeID="_x0000_i1178" DrawAspect="Content" ObjectID="_1838471446" r:id="rId311"/>
+          <o:OLEObject Type="Embed" ProgID="Equation.DSMT4" ShapeID="_x0000_i1178" DrawAspect="Content" ObjectID="_1838533655" r:id="rId311"/>
         </w:object>
       </w:r>
       <w:r>
@@ -9998,10 +9998,10 @@
           <w:lang w:val="uk-UA"/>
         </w:rPr>
         <w:object w:dxaOrig="6420" w:dyaOrig="900" w14:anchorId="38BE41D2">
-          <v:shape id="_x0000_i1179" type="#_x0000_t75" style="width:321pt;height:45pt" o:ole="" fillcolor="window">
+          <v:shape id="_x0000_i1179" type="#_x0000_t75" style="width:321.2pt;height:45.1pt" o:ole="" fillcolor="window">
             <v:imagedata r:id="rId312" o:title=""/>
           </v:shape>
-          <o:OLEObject Type="Embed" ProgID="Equation.DSMT4" ShapeID="_x0000_i1179" DrawAspect="Content" ObjectID="_1838471447" r:id="rId313"/>
+          <o:OLEObject Type="Embed" ProgID="Equation.DSMT4" ShapeID="_x0000_i1179" DrawAspect="Content" ObjectID="_1838533656" r:id="rId313"/>
         </w:object>
       </w:r>
       <w:r>
@@ -10052,10 +10052,10 @@
           <w:lang w:val="uk-UA"/>
         </w:rPr>
         <w:object w:dxaOrig="7240" w:dyaOrig="720" w14:anchorId="75EFDBB8">
-          <v:shape id="_x0000_i1180" type="#_x0000_t75" style="width:361.5pt;height:36pt" o:ole="" fillcolor="window">
+          <v:shape id="_x0000_i1180" type="#_x0000_t75" style="width:361.9pt;height:36.3pt" o:ole="" fillcolor="window">
             <v:imagedata r:id="rId314" o:title=""/>
           </v:shape>
-          <o:OLEObject Type="Embed" ProgID="Equation.DSMT4" ShapeID="_x0000_i1180" DrawAspect="Content" ObjectID="_1838471448" r:id="rId315"/>
+          <o:OLEObject Type="Embed" ProgID="Equation.DSMT4" ShapeID="_x0000_i1180" DrawAspect="Content" ObjectID="_1838533657" r:id="rId315"/>
         </w:object>
       </w:r>
       <w:r>
@@ -10106,10 +10106,10 @@
           <w:lang w:val="uk-UA"/>
         </w:rPr>
         <w:object w:dxaOrig="2720" w:dyaOrig="499" w14:anchorId="0DCD1829">
-          <v:shape id="_x0000_i1181" type="#_x0000_t75" style="width:135.75pt;height:24.75pt" o:ole="" fillcolor="window">
+          <v:shape id="_x0000_i1181" type="#_x0000_t75" style="width:135.85pt;height:25.05pt" o:ole="" fillcolor="window">
             <v:imagedata r:id="rId316" o:title=""/>
           </v:shape>
-          <o:OLEObject Type="Embed" ProgID="Equation.DSMT4" ShapeID="_x0000_i1181" DrawAspect="Content" ObjectID="_1838471449" r:id="rId317"/>
+          <o:OLEObject Type="Embed" ProgID="Equation.DSMT4" ShapeID="_x0000_i1181" DrawAspect="Content" ObjectID="_1838533658" r:id="rId317"/>
         </w:object>
       </w:r>
       <w:r>
@@ -10193,10 +10193,10 @@
           <w:lang w:val="uk-UA"/>
         </w:rPr>
         <w:object w:dxaOrig="1840" w:dyaOrig="700" w14:anchorId="1024892E">
-          <v:shape id="_x0000_i1182" type="#_x0000_t75" style="width:92.25pt;height:35.25pt" o:ole="" fillcolor="window">
+          <v:shape id="_x0000_i1182" type="#_x0000_t75" style="width:92.05pt;height:35.05pt" o:ole="" fillcolor="window">
             <v:imagedata r:id="rId318" o:title=""/>
           </v:shape>
-          <o:OLEObject Type="Embed" ProgID="Equation.DSMT4" ShapeID="_x0000_i1182" DrawAspect="Content" ObjectID="_1838471450" r:id="rId319"/>
+          <o:OLEObject Type="Embed" ProgID="Equation.DSMT4" ShapeID="_x0000_i1182" DrawAspect="Content" ObjectID="_1838533659" r:id="rId319"/>
         </w:object>
       </w:r>
       <w:r>
@@ -10461,10 +10461,10 @@
           <w:lang w:val="uk-UA"/>
         </w:rPr>
         <w:object w:dxaOrig="1340" w:dyaOrig="340" w14:anchorId="64AF6A99">
-          <v:shape id="_x0000_i1183" type="#_x0000_t75" style="width:66.75pt;height:16.5pt" o:ole="" fillcolor="window">
+          <v:shape id="_x0000_i1183" type="#_x0000_t75" style="width:67pt;height:16.3pt" o:ole="" fillcolor="window">
             <v:imagedata r:id="rId320" o:title=""/>
           </v:shape>
-          <o:OLEObject Type="Embed" ProgID="Equation.3" ShapeID="_x0000_i1183" DrawAspect="Content" ObjectID="_1838471451" r:id="rId321"/>
+          <o:OLEObject Type="Embed" ProgID="Equation.3" ShapeID="_x0000_i1183" DrawAspect="Content" ObjectID="_1838533660" r:id="rId321"/>
         </w:object>
       </w:r>
       <w:r>
@@ -10700,10 +10700,10 @@
           <w:lang w:val="uk-UA"/>
         </w:rPr>
         <w:object w:dxaOrig="1340" w:dyaOrig="720" w14:anchorId="389954F6">
-          <v:shape id="_x0000_i1184" type="#_x0000_t75" style="width:61.5pt;height:33pt" o:ole="" fillcolor="window">
+          <v:shape id="_x0000_i1184" type="#_x0000_t75" style="width:61.35pt;height:33.2pt" o:ole="" fillcolor="window">
             <v:imagedata r:id="rId322" o:title=""/>
           </v:shape>
-          <o:OLEObject Type="Embed" ProgID="Equation.DSMT4" ShapeID="_x0000_i1184" DrawAspect="Content" ObjectID="_1838471452" r:id="rId323"/>
+          <o:OLEObject Type="Embed" ProgID="Equation.DSMT4" ShapeID="_x0000_i1184" DrawAspect="Content" ObjectID="_1838533661" r:id="rId323"/>
         </w:object>
       </w:r>
       <w:r>
@@ -10759,10 +10759,10 @@
           <w:lang w:val="uk-UA"/>
         </w:rPr>
         <w:object w:dxaOrig="1180" w:dyaOrig="340" w14:anchorId="6D5D31FD">
-          <v:shape id="_x0000_i1185" type="#_x0000_t75" style="width:58.5pt;height:15pt" o:ole="" fillcolor="window">
+          <v:shape id="_x0000_i1185" type="#_x0000_t75" style="width:58.25pt;height:15.05pt" o:ole="" fillcolor="window">
             <v:imagedata r:id="rId324" o:title=""/>
           </v:shape>
-          <o:OLEObject Type="Embed" ProgID="Equation.3" ShapeID="_x0000_i1185" DrawAspect="Content" ObjectID="_1838471453" r:id="rId325"/>
+          <o:OLEObject Type="Embed" ProgID="Equation.3" ShapeID="_x0000_i1185" DrawAspect="Content" ObjectID="_1838533662" r:id="rId325"/>
         </w:object>
       </w:r>
       <w:r>
@@ -10834,10 +10834,10 @@
           <w:lang w:val="uk-UA"/>
         </w:rPr>
         <w:object w:dxaOrig="1040" w:dyaOrig="340" w14:anchorId="2B53A1D6">
-          <v:shape id="_x0000_i1186" type="#_x0000_t75" style="width:51.75pt;height:16.5pt" o:ole="">
+          <v:shape id="_x0000_i1186" type="#_x0000_t75" style="width:51.95pt;height:16.3pt" o:ole="">
             <v:imagedata r:id="rId326" o:title=""/>
           </v:shape>
-          <o:OLEObject Type="Embed" ProgID="Equation.3" ShapeID="_x0000_i1186" DrawAspect="Content" ObjectID="_1838471454" r:id="rId327"/>
+          <o:OLEObject Type="Embed" ProgID="Equation.3" ShapeID="_x0000_i1186" DrawAspect="Content" ObjectID="_1838533663" r:id="rId327"/>
         </w:object>
       </w:r>
       <w:r>
@@ -10885,10 +10885,10 @@
           <w:lang w:val="uk-UA"/>
         </w:rPr>
         <w:object w:dxaOrig="2320" w:dyaOrig="940" w14:anchorId="42744A03">
-          <v:shape id="_x0000_i1187" type="#_x0000_t75" style="width:116.25pt;height:47.25pt" o:ole="" fillcolor="window">
+          <v:shape id="_x0000_i1187" type="#_x0000_t75" style="width:116.45pt;height:46.95pt" o:ole="" fillcolor="window">
             <v:imagedata r:id="rId328" o:title=""/>
           </v:shape>
-          <o:OLEObject Type="Embed" ProgID="Equation.3" ShapeID="_x0000_i1187" DrawAspect="Content" ObjectID="_1838471455" r:id="rId329"/>
+          <o:OLEObject Type="Embed" ProgID="Equation.3" ShapeID="_x0000_i1187" DrawAspect="Content" ObjectID="_1838533664" r:id="rId329"/>
         </w:object>
       </w:r>
       <w:r>
@@ -10944,10 +10944,10 @@
           <w:lang w:val="uk-UA"/>
         </w:rPr>
         <w:object w:dxaOrig="4459" w:dyaOrig="900" w14:anchorId="02482292">
-          <v:shape id="_x0000_i1188" type="#_x0000_t75" style="width:222.75pt;height:45pt" o:ole="" fillcolor="window">
+          <v:shape id="_x0000_i1188" type="#_x0000_t75" style="width:222.9pt;height:45.1pt" o:ole="" fillcolor="window">
             <v:imagedata r:id="rId330" o:title=""/>
           </v:shape>
-          <o:OLEObject Type="Embed" ProgID="Equation.3" ShapeID="_x0000_i1188" DrawAspect="Content" ObjectID="_1838471456" r:id="rId331"/>
+          <o:OLEObject Type="Embed" ProgID="Equation.3" ShapeID="_x0000_i1188" DrawAspect="Content" ObjectID="_1838533665" r:id="rId331"/>
         </w:object>
       </w:r>
       <w:r>
@@ -11003,10 +11003,10 @@
           <w:lang w:val="uk-UA"/>
         </w:rPr>
         <w:object w:dxaOrig="4459" w:dyaOrig="900" w14:anchorId="2462E779">
-          <v:shape id="_x0000_i1189" type="#_x0000_t75" style="width:222.75pt;height:45pt" o:ole="" fillcolor="window">
+          <v:shape id="_x0000_i1189" type="#_x0000_t75" style="width:222.9pt;height:45.1pt" o:ole="" fillcolor="window">
             <v:imagedata r:id="rId332" o:title=""/>
           </v:shape>
-          <o:OLEObject Type="Embed" ProgID="Equation.3" ShapeID="_x0000_i1189" DrawAspect="Content" ObjectID="_1838471457" r:id="rId333"/>
+          <o:OLEObject Type="Embed" ProgID="Equation.3" ShapeID="_x0000_i1189" DrawAspect="Content" ObjectID="_1838533666" r:id="rId333"/>
         </w:object>
       </w:r>
       <w:r>
@@ -11043,10 +11043,10 @@
           <w:lang w:val="uk-UA"/>
         </w:rPr>
         <w:object w:dxaOrig="820" w:dyaOrig="420" w14:anchorId="0156DBCA">
-          <v:shape id="_x0000_i1190" type="#_x0000_t75" style="width:41.25pt;height:21pt" o:ole="" fillcolor="window">
+          <v:shape id="_x0000_i1190" type="#_x0000_t75" style="width:41.3pt;height:21.3pt" o:ole="" fillcolor="window">
             <v:imagedata r:id="rId334" o:title=""/>
           </v:shape>
-          <o:OLEObject Type="Embed" ProgID="Equation.3" ShapeID="_x0000_i1190" DrawAspect="Content" ObjectID="_1838471458" r:id="rId335"/>
+          <o:OLEObject Type="Embed" ProgID="Equation.3" ShapeID="_x0000_i1190" DrawAspect="Content" ObjectID="_1838533667" r:id="rId335"/>
         </w:object>
       </w:r>
       <w:r>
@@ -11110,10 +11110,10 @@
           <w:lang w:val="uk-UA"/>
         </w:rPr>
         <w:object w:dxaOrig="5060" w:dyaOrig="1840" w14:anchorId="7C3A7BCB">
-          <v:shape id="_x0000_i1191" type="#_x0000_t75" style="width:252.75pt;height:92.25pt" o:ole="" fillcolor="window">
+          <v:shape id="_x0000_i1191" type="#_x0000_t75" style="width:252.95pt;height:92.05pt" o:ole="" fillcolor="window">
             <v:imagedata r:id="rId336" o:title=""/>
           </v:shape>
-          <o:OLEObject Type="Embed" ProgID="Equation.3" ShapeID="_x0000_i1191" DrawAspect="Content" ObjectID="_1838471459" r:id="rId337"/>
+          <o:OLEObject Type="Embed" ProgID="Equation.3" ShapeID="_x0000_i1191" DrawAspect="Content" ObjectID="_1838533668" r:id="rId337"/>
         </w:object>
       </w:r>
     </w:p>
@@ -11224,10 +11224,10 @@
           <w:lang w:val="uk-UA"/>
         </w:rPr>
         <w:object w:dxaOrig="2720" w:dyaOrig="920" w14:anchorId="6AAC096A">
-          <v:shape id="_x0000_i1192" type="#_x0000_t75" style="width:135.75pt;height:46.5pt" o:ole="" fillcolor="window">
+          <v:shape id="_x0000_i1192" type="#_x0000_t75" style="width:135.85pt;height:46.35pt" o:ole="" fillcolor="window">
             <v:imagedata r:id="rId338" o:title=""/>
           </v:shape>
-          <o:OLEObject Type="Embed" ProgID="Equation.3" ShapeID="_x0000_i1192" DrawAspect="Content" ObjectID="_1838471460" r:id="rId339"/>
+          <o:OLEObject Type="Embed" ProgID="Equation.3" ShapeID="_x0000_i1192" DrawAspect="Content" ObjectID="_1838533669" r:id="rId339"/>
         </w:object>
       </w:r>
       <w:r>
@@ -11264,10 +11264,10 @@
           <w:lang w:val="uk-UA"/>
         </w:rPr>
         <w:object w:dxaOrig="1719" w:dyaOrig="440" w14:anchorId="64F217D3">
-          <v:shape id="_x0000_i1193" type="#_x0000_t75" style="width:86.25pt;height:21.75pt" o:ole="" fillcolor="window">
+          <v:shape id="_x0000_i1193" type="#_x0000_t75" style="width:86.4pt;height:21.9pt" o:ole="" fillcolor="window">
             <v:imagedata r:id="rId340" o:title=""/>
           </v:shape>
-          <o:OLEObject Type="Embed" ProgID="Equation.3" ShapeID="_x0000_i1193" DrawAspect="Content" ObjectID="_1838471461" r:id="rId341"/>
+          <o:OLEObject Type="Embed" ProgID="Equation.3" ShapeID="_x0000_i1193" DrawAspect="Content" ObjectID="_1838533670" r:id="rId341"/>
         </w:object>
       </w:r>
     </w:p>
@@ -11325,10 +11325,10 @@
           <w:lang w:val="uk-UA"/>
         </w:rPr>
         <w:object w:dxaOrig="1660" w:dyaOrig="420" w14:anchorId="3688DE35">
-          <v:shape id="_x0000_i1194" type="#_x0000_t75" style="width:82.5pt;height:21pt" o:ole="" fillcolor="window">
+          <v:shape id="_x0000_i1194" type="#_x0000_t75" style="width:82.65pt;height:21.3pt" o:ole="" fillcolor="window">
             <v:imagedata r:id="rId342" o:title=""/>
           </v:shape>
-          <o:OLEObject Type="Embed" ProgID="Equation.3" ShapeID="_x0000_i1194" DrawAspect="Content" ObjectID="_1838471462" r:id="rId343"/>
+          <o:OLEObject Type="Embed" ProgID="Equation.3" ShapeID="_x0000_i1194" DrawAspect="Content" ObjectID="_1838533671" r:id="rId343"/>
         </w:object>
       </w:r>
       <w:r>
@@ -11410,10 +11410,10 @@
           <w:lang w:val="uk-UA"/>
         </w:rPr>
         <w:object w:dxaOrig="4420" w:dyaOrig="499" w14:anchorId="3BC167F4">
-          <v:shape id="_x0000_i1195" type="#_x0000_t75" style="width:221.25pt;height:24.75pt" o:ole="" fillcolor="window">
+          <v:shape id="_x0000_i1195" type="#_x0000_t75" style="width:221pt;height:25.05pt" o:ole="" fillcolor="window">
             <v:imagedata r:id="rId344" o:title=""/>
           </v:shape>
-          <o:OLEObject Type="Embed" ProgID="Equation.3" ShapeID="_x0000_i1195" DrawAspect="Content" ObjectID="_1838471463" r:id="rId345"/>
+          <o:OLEObject Type="Embed" ProgID="Equation.3" ShapeID="_x0000_i1195" DrawAspect="Content" ObjectID="_1838533672" r:id="rId345"/>
         </w:object>
       </w:r>
       <w:r>
@@ -11469,10 +11469,10 @@
           <w:lang w:val="uk-UA"/>
         </w:rPr>
         <w:object w:dxaOrig="3060" w:dyaOrig="420" w14:anchorId="05BDC72C">
-          <v:shape id="_x0000_i1196" type="#_x0000_t75" style="width:153pt;height:21pt" o:ole="" fillcolor="window">
+          <v:shape id="_x0000_i1196" type="#_x0000_t75" style="width:152.75pt;height:21.3pt" o:ole="" fillcolor="window">
             <v:imagedata r:id="rId346" o:title=""/>
           </v:shape>
-          <o:OLEObject Type="Embed" ProgID="Equation.3" ShapeID="_x0000_i1196" DrawAspect="Content" ObjectID="_1838471464" r:id="rId347"/>
+          <o:OLEObject Type="Embed" ProgID="Equation.3" ShapeID="_x0000_i1196" DrawAspect="Content" ObjectID="_1838533673" r:id="rId347"/>
         </w:object>
       </w:r>
     </w:p>
@@ -11531,10 +11531,10 @@
           <w:lang w:val="uk-UA"/>
         </w:rPr>
         <w:object w:dxaOrig="7020" w:dyaOrig="900" w14:anchorId="5C8E9A0E">
-          <v:shape id="_x0000_i1197" type="#_x0000_t75" style="width:351pt;height:45pt" o:ole="" fillcolor="window">
+          <v:shape id="_x0000_i1197" type="#_x0000_t75" style="width:351.25pt;height:45.1pt" o:ole="" fillcolor="window">
             <v:imagedata r:id="rId348" o:title=""/>
           </v:shape>
-          <o:OLEObject Type="Embed" ProgID="Equation.3" ShapeID="_x0000_i1197" DrawAspect="Content" ObjectID="_1838471465" r:id="rId349"/>
+          <o:OLEObject Type="Embed" ProgID="Equation.3" ShapeID="_x0000_i1197" DrawAspect="Content" ObjectID="_1838533674" r:id="rId349"/>
         </w:object>
       </w:r>
       <w:r>
@@ -11707,10 +11707,10 @@
           <w:lang w:val="uk-UA"/>
         </w:rPr>
         <w:object w:dxaOrig="8460" w:dyaOrig="900" w14:anchorId="65B8F854">
-          <v:shape id="_x0000_i1198" type="#_x0000_t75" style="width:423pt;height:45pt" o:ole="" fillcolor="window">
+          <v:shape id="_x0000_i1198" type="#_x0000_t75" style="width:423.25pt;height:45.1pt" o:ole="" fillcolor="window">
             <v:imagedata r:id="rId350" o:title=""/>
           </v:shape>
-          <o:OLEObject Type="Embed" ProgID="Equation.3" ShapeID="_x0000_i1198" DrawAspect="Content" ObjectID="_1838471466" r:id="rId351"/>
+          <o:OLEObject Type="Embed" ProgID="Equation.3" ShapeID="_x0000_i1198" DrawAspect="Content" ObjectID="_1838533675" r:id="rId351"/>
         </w:object>
       </w:r>
     </w:p>
@@ -11812,10 +11812,10 @@
           <w:lang w:val="uk-UA"/>
         </w:rPr>
         <w:object w:dxaOrig="7400" w:dyaOrig="900" w14:anchorId="041BA847">
-          <v:shape id="_x0000_i1199" type="#_x0000_t75" style="width:369.75pt;height:45pt" o:ole="" fillcolor="window">
+          <v:shape id="_x0000_i1199" type="#_x0000_t75" style="width:369.4pt;height:45.1pt" o:ole="" fillcolor="window">
             <v:imagedata r:id="rId352" o:title=""/>
           </v:shape>
-          <o:OLEObject Type="Embed" ProgID="Equation.3" ShapeID="_x0000_i1199" DrawAspect="Content" ObjectID="_1838471467" r:id="rId353"/>
+          <o:OLEObject Type="Embed" ProgID="Equation.3" ShapeID="_x0000_i1199" DrawAspect="Content" ObjectID="_1838533676" r:id="rId353"/>
         </w:object>
       </w:r>
       <w:r>
@@ -12043,10 +12043,10 @@
           <w:lang w:val="uk-UA"/>
         </w:rPr>
         <w:object w:dxaOrig="2140" w:dyaOrig="499" w14:anchorId="341365A3">
-          <v:shape id="_x0000_i1200" type="#_x0000_t75" style="width:107.25pt;height:24.75pt" o:ole="" fillcolor="window">
+          <v:shape id="_x0000_i1200" type="#_x0000_t75" style="width:107.05pt;height:25.05pt" o:ole="" fillcolor="window">
             <v:imagedata r:id="rId354" o:title=""/>
           </v:shape>
-          <o:OLEObject Type="Embed" ProgID="Equation.3" ShapeID="_x0000_i1200" DrawAspect="Content" ObjectID="_1838471468" r:id="rId355"/>
+          <o:OLEObject Type="Embed" ProgID="Equation.3" ShapeID="_x0000_i1200" DrawAspect="Content" ObjectID="_1838533677" r:id="rId355"/>
         </w:object>
       </w:r>
       <w:r>
@@ -12075,10 +12075,10 @@
           <w:lang w:val="uk-UA"/>
         </w:rPr>
         <w:object w:dxaOrig="2160" w:dyaOrig="520" w14:anchorId="672F00BE">
-          <v:shape id="_x0000_i1201" type="#_x0000_t75" style="width:108pt;height:25.5pt" o:ole="" fillcolor="window">
+          <v:shape id="_x0000_i1201" type="#_x0000_t75" style="width:108.3pt;height:25.65pt" o:ole="" fillcolor="window">
             <v:imagedata r:id="rId356" o:title=""/>
           </v:shape>
-          <o:OLEObject Type="Embed" ProgID="Equation.3" ShapeID="_x0000_i1201" DrawAspect="Content" ObjectID="_1838471469" r:id="rId357"/>
+          <o:OLEObject Type="Embed" ProgID="Equation.3" ShapeID="_x0000_i1201" DrawAspect="Content" ObjectID="_1838533678" r:id="rId357"/>
         </w:object>
       </w:r>
       <w:r>
@@ -12127,10 +12127,10 @@
           <w:lang w:val="uk-UA"/>
         </w:rPr>
         <w:object w:dxaOrig="1620" w:dyaOrig="420" w14:anchorId="113C73C2">
-          <v:shape id="_x0000_i1202" type="#_x0000_t75" style="width:81pt;height:21pt" o:ole="">
+          <v:shape id="_x0000_i1202" type="#_x0000_t75" style="width:80.75pt;height:21.3pt" o:ole="">
             <v:imagedata r:id="rId358" o:title=""/>
           </v:shape>
-          <o:OLEObject Type="Embed" ProgID="Equation.3" ShapeID="_x0000_i1202" DrawAspect="Content" ObjectID="_1838471470" r:id="rId359"/>
+          <o:OLEObject Type="Embed" ProgID="Equation.3" ShapeID="_x0000_i1202" DrawAspect="Content" ObjectID="_1838533679" r:id="rId359"/>
         </w:object>
       </w:r>
       <w:r>
@@ -12304,10 +12304,10 @@
           <w:lang w:val="uk-UA"/>
         </w:rPr>
         <w:object w:dxaOrig="8260" w:dyaOrig="1120" w14:anchorId="5731A12F">
-          <v:shape id="_x0000_i1203" type="#_x0000_t75" style="width:404.25pt;height:54.75pt" o:ole="" fillcolor="window">
+          <v:shape id="_x0000_i1203" type="#_x0000_t75" style="width:404.45pt;height:54.45pt" o:ole="" fillcolor="window">
             <v:imagedata r:id="rId360" o:title=""/>
           </v:shape>
-          <o:OLEObject Type="Embed" ProgID="Equation.3" ShapeID="_x0000_i1203" DrawAspect="Content" ObjectID="_1838471471" r:id="rId361"/>
+          <o:OLEObject Type="Embed" ProgID="Equation.3" ShapeID="_x0000_i1203" DrawAspect="Content" ObjectID="_1838533680" r:id="rId361"/>
         </w:object>
       </w:r>
     </w:p>
@@ -12463,10 +12463,10 @@
           <w:lang w:val="uk-UA"/>
         </w:rPr>
         <w:object w:dxaOrig="5560" w:dyaOrig="1480" w14:anchorId="26015B65">
-          <v:shape id="_x0000_i1204" type="#_x0000_t75" style="width:278.25pt;height:73.5pt" o:ole="" fillcolor="window">
+          <v:shape id="_x0000_i1204" type="#_x0000_t75" style="width:278pt;height:73.25pt" o:ole="" fillcolor="window">
             <v:imagedata r:id="rId362" o:title=""/>
           </v:shape>
-          <o:OLEObject Type="Embed" ProgID="Equation.3" ShapeID="_x0000_i1204" DrawAspect="Content" ObjectID="_1838471472" r:id="rId363"/>
+          <o:OLEObject Type="Embed" ProgID="Equation.3" ShapeID="_x0000_i1204" DrawAspect="Content" ObjectID="_1838533681" r:id="rId363"/>
         </w:object>
       </w:r>
       <w:r>
@@ -12611,10 +12611,10 @@
           <w:lang w:val="uk-UA"/>
         </w:rPr>
         <w:object w:dxaOrig="2480" w:dyaOrig="440" w14:anchorId="1D1C0AEF">
-          <v:shape id="_x0000_i1205" type="#_x0000_t75" style="width:123.75pt;height:21.75pt" o:ole="" fillcolor="window">
+          <v:shape id="_x0000_i1205" type="#_x0000_t75" style="width:123.95pt;height:21.9pt" o:ole="" fillcolor="window">
             <v:imagedata r:id="rId364" o:title=""/>
           </v:shape>
-          <o:OLEObject Type="Embed" ProgID="Equation.3" ShapeID="_x0000_i1205" DrawAspect="Content" ObjectID="_1838471473" r:id="rId365"/>
+          <o:OLEObject Type="Embed" ProgID="Equation.3" ShapeID="_x0000_i1205" DrawAspect="Content" ObjectID="_1838533682" r:id="rId365"/>
         </w:object>
       </w:r>
       <w:r>
@@ -12836,10 +12836,10 @@
           <w:lang w:val="uk-UA"/>
         </w:rPr>
         <w:object w:dxaOrig="3100" w:dyaOrig="440" w14:anchorId="57DC331D">
-          <v:shape id="_x0000_i1206" type="#_x0000_t75" style="width:155.25pt;height:21.75pt" o:ole="" fillcolor="window">
+          <v:shape id="_x0000_i1206" type="#_x0000_t75" style="width:155.25pt;height:21.9pt" o:ole="" fillcolor="window">
             <v:imagedata r:id="rId366" o:title=""/>
           </v:shape>
-          <o:OLEObject Type="Embed" ProgID="Equation.3" ShapeID="_x0000_i1206" DrawAspect="Content" ObjectID="_1838471474" r:id="rId367"/>
+          <o:OLEObject Type="Embed" ProgID="Equation.3" ShapeID="_x0000_i1206" DrawAspect="Content" ObjectID="_1838533683" r:id="rId367"/>
         </w:object>
       </w:r>
       <w:r>
@@ -13065,10 +13065,10 @@
           <w:lang w:val="uk-UA"/>
         </w:rPr>
         <w:object w:dxaOrig="7040" w:dyaOrig="900" w14:anchorId="35A1B388">
-          <v:shape id="_x0000_i1207" type="#_x0000_t75" style="width:351.75pt;height:45pt" o:ole="">
+          <v:shape id="_x0000_i1207" type="#_x0000_t75" style="width:351.85pt;height:45.1pt" o:ole="">
             <v:imagedata r:id="rId368" o:title=""/>
           </v:shape>
-          <o:OLEObject Type="Embed" ProgID="Equation.3" ShapeID="_x0000_i1207" DrawAspect="Content" ObjectID="_1838471475" r:id="rId369"/>
+          <o:OLEObject Type="Embed" ProgID="Equation.3" ShapeID="_x0000_i1207" DrawAspect="Content" ObjectID="_1838533684" r:id="rId369"/>
         </w:object>
       </w:r>
     </w:p>
@@ -13135,10 +13135,10 @@
           <w:lang w:val="uk-UA"/>
         </w:rPr>
         <w:object w:dxaOrig="7680" w:dyaOrig="900" w14:anchorId="177133A3">
-          <v:shape id="_x0000_i1208" type="#_x0000_t75" style="width:384pt;height:45pt" o:ole="">
+          <v:shape id="_x0000_i1208" type="#_x0000_t75" style="width:383.8pt;height:45.1pt" o:ole="">
             <v:imagedata r:id="rId370" o:title=""/>
           </v:shape>
-          <o:OLEObject Type="Embed" ProgID="Equation.3" ShapeID="_x0000_i1208" DrawAspect="Content" ObjectID="_1838471476" r:id="rId371"/>
+          <o:OLEObject Type="Embed" ProgID="Equation.3" ShapeID="_x0000_i1208" DrawAspect="Content" ObjectID="_1838533685" r:id="rId371"/>
         </w:object>
       </w:r>
       <w:r>
@@ -13203,10 +13203,10 @@
           <w:lang w:val="uk-UA"/>
         </w:rPr>
         <w:object w:dxaOrig="7880" w:dyaOrig="840" w14:anchorId="6CD6B5C6">
-          <v:shape id="_x0000_i1209" type="#_x0000_t75" style="width:394.5pt;height:42pt" o:ole="" fillcolor="window">
+          <v:shape id="_x0000_i1209" type="#_x0000_t75" style="width:394.45pt;height:41.95pt" o:ole="" fillcolor="window">
             <v:imagedata r:id="rId372" o:title=""/>
           </v:shape>
-          <o:OLEObject Type="Embed" ProgID="Equation.3" ShapeID="_x0000_i1209" DrawAspect="Content" ObjectID="_1838471477" r:id="rId373"/>
+          <o:OLEObject Type="Embed" ProgID="Equation.3" ShapeID="_x0000_i1209" DrawAspect="Content" ObjectID="_1838533686" r:id="rId373"/>
         </w:object>
       </w:r>
       <w:r>
@@ -13216,10 +13216,10 @@
           <w:lang w:val="uk-UA"/>
         </w:rPr>
         <w:object w:dxaOrig="6000" w:dyaOrig="1400" w14:anchorId="04086AAA">
-          <v:shape id="_x0000_i1210" type="#_x0000_t75" style="width:300pt;height:70.5pt" o:ole="" fillcolor="window">
+          <v:shape id="_x0000_i1210" type="#_x0000_t75" style="width:299.9pt;height:70.75pt" o:ole="" fillcolor="window">
             <v:imagedata r:id="rId374" o:title=""/>
           </v:shape>
-          <o:OLEObject Type="Embed" ProgID="Equation.3" ShapeID="_x0000_i1210" DrawAspect="Content" ObjectID="_1838471478" r:id="rId375"/>
+          <o:OLEObject Type="Embed" ProgID="Equation.3" ShapeID="_x0000_i1210" DrawAspect="Content" ObjectID="_1838533687" r:id="rId375"/>
         </w:object>
       </w:r>
     </w:p>
@@ -13274,10 +13274,10 @@
           <w:lang w:val="uk-UA"/>
         </w:rPr>
         <w:object w:dxaOrig="5600" w:dyaOrig="520" w14:anchorId="51F0A771">
-          <v:shape id="_x0000_i1211" type="#_x0000_t75" style="width:279.75pt;height:25.5pt" o:ole="">
+          <v:shape id="_x0000_i1211" type="#_x0000_t75" style="width:279.85pt;height:25.65pt" o:ole="">
             <v:imagedata r:id="rId376" o:title=""/>
           </v:shape>
-          <o:OLEObject Type="Embed" ProgID="Equation.3" ShapeID="_x0000_i1211" DrawAspect="Content" ObjectID="_1838471479" r:id="rId377"/>
+          <o:OLEObject Type="Embed" ProgID="Equation.3" ShapeID="_x0000_i1211" DrawAspect="Content" ObjectID="_1838533688" r:id="rId377"/>
         </w:object>
       </w:r>
     </w:p>
@@ -13322,10 +13322,10 @@
           <w:lang w:val="uk-UA"/>
         </w:rPr>
         <w:object w:dxaOrig="7540" w:dyaOrig="840" w14:anchorId="18546FEC">
-          <v:shape id="_x0000_i1212" type="#_x0000_t75" style="width:376.5pt;height:42pt" o:ole="" fillcolor="window">
+          <v:shape id="_x0000_i1212" type="#_x0000_t75" style="width:376.9pt;height:41.95pt" o:ole="" fillcolor="window">
             <v:imagedata r:id="rId378" o:title=""/>
           </v:shape>
-          <o:OLEObject Type="Embed" ProgID="Equation.3" ShapeID="_x0000_i1212" DrawAspect="Content" ObjectID="_1838471480" r:id="rId379"/>
+          <o:OLEObject Type="Embed" ProgID="Equation.3" ShapeID="_x0000_i1212" DrawAspect="Content" ObjectID="_1838533689" r:id="rId379"/>
         </w:object>
       </w:r>
       <w:r>
@@ -13414,10 +13414,10 @@
           <w:lang w:val="uk-UA"/>
         </w:rPr>
         <w:object w:dxaOrig="7660" w:dyaOrig="900" w14:anchorId="7A566A5A">
-          <v:shape id="_x0000_i1213" type="#_x0000_t75" style="width:382.5pt;height:45pt" o:ole="">
+          <v:shape id="_x0000_i1213" type="#_x0000_t75" style="width:382.55pt;height:45.1pt" o:ole="">
             <v:imagedata r:id="rId380" o:title=""/>
           </v:shape>
-          <o:OLEObject Type="Embed" ProgID="Equation.3" ShapeID="_x0000_i1213" DrawAspect="Content" ObjectID="_1838471481" r:id="rId381"/>
+          <o:OLEObject Type="Embed" ProgID="Equation.3" ShapeID="_x0000_i1213" DrawAspect="Content" ObjectID="_1838533690" r:id="rId381"/>
         </w:object>
       </w:r>
       <w:r>
@@ -13475,10 +13475,10 @@
           <w:lang w:val="uk-UA"/>
         </w:rPr>
         <w:object w:dxaOrig="5780" w:dyaOrig="1640" w14:anchorId="603AF2AF">
-          <v:shape id="_x0000_i1214" type="#_x0000_t75" style="width:288.75pt;height:81.75pt" o:ole="" fillcolor="window">
+          <v:shape id="_x0000_i1214" type="#_x0000_t75" style="width:288.65pt;height:82pt" o:ole="" fillcolor="window">
             <v:imagedata r:id="rId382" o:title=""/>
           </v:shape>
-          <o:OLEObject Type="Embed" ProgID="Equation.3" ShapeID="_x0000_i1214" DrawAspect="Content" ObjectID="_1838471482" r:id="rId383"/>
+          <o:OLEObject Type="Embed" ProgID="Equation.3" ShapeID="_x0000_i1214" DrawAspect="Content" ObjectID="_1838533691" r:id="rId383"/>
         </w:object>
       </w:r>
     </w:p>
@@ -13552,10 +13552,10 @@
           <w:lang w:val="uk-UA"/>
         </w:rPr>
         <w:object w:dxaOrig="5260" w:dyaOrig="720" w14:anchorId="507D044E">
-          <v:shape id="_x0000_i1215" type="#_x0000_t75" style="width:263.25pt;height:36pt" o:ole="" fillcolor="window">
+          <v:shape id="_x0000_i1215" type="#_x0000_t75" style="width:262.95pt;height:36.3pt" o:ole="" fillcolor="window">
             <v:imagedata r:id="rId384" o:title=""/>
           </v:shape>
-          <o:OLEObject Type="Embed" ProgID="Equation.3" ShapeID="_x0000_i1215" DrawAspect="Content" ObjectID="_1838471483" r:id="rId385"/>
+          <o:OLEObject Type="Embed" ProgID="Equation.3" ShapeID="_x0000_i1215" DrawAspect="Content" ObjectID="_1838533692" r:id="rId385"/>
         </w:object>
       </w:r>
       <w:r>
@@ -13607,10 +13607,10 @@
           <w:lang w:val="uk-UA"/>
         </w:rPr>
         <w:object w:dxaOrig="4900" w:dyaOrig="499" w14:anchorId="671B1148">
-          <v:shape id="_x0000_i1216" type="#_x0000_t75" style="width:245.25pt;height:24.75pt" o:ole="">
+          <v:shape id="_x0000_i1216" type="#_x0000_t75" style="width:245.45pt;height:25.05pt" o:ole="">
             <v:imagedata r:id="rId386" o:title=""/>
           </v:shape>
-          <o:OLEObject Type="Embed" ProgID="Equation.3" ShapeID="_x0000_i1216" DrawAspect="Content" ObjectID="_1838471484" r:id="rId387"/>
+          <o:OLEObject Type="Embed" ProgID="Equation.3" ShapeID="_x0000_i1216" DrawAspect="Content" ObjectID="_1838533693" r:id="rId387"/>
         </w:object>
       </w:r>
       <w:r>
@@ -13661,10 +13661,10 @@
           <w:lang w:val="uk-UA"/>
         </w:rPr>
         <w:object w:dxaOrig="6920" w:dyaOrig="800" w14:anchorId="1472D50B">
-          <v:shape id="_x0000_i1217" type="#_x0000_t75" style="width:346.5pt;height:39.75pt" o:ole="" fillcolor="window">
+          <v:shape id="_x0000_i1217" type="#_x0000_t75" style="width:346.25pt;height:40.05pt" o:ole="" fillcolor="window">
             <v:imagedata r:id="rId388" o:title=""/>
           </v:shape>
-          <o:OLEObject Type="Embed" ProgID="Equation.3" ShapeID="_x0000_i1217" DrawAspect="Content" ObjectID="_1838471485" r:id="rId389"/>
+          <o:OLEObject Type="Embed" ProgID="Equation.3" ShapeID="_x0000_i1217" DrawAspect="Content" ObjectID="_1838533694" r:id="rId389"/>
         </w:object>
       </w:r>
       <w:r>
@@ -13769,10 +13769,10 @@
           <w:lang w:val="uk-UA"/>
         </w:rPr>
         <w:object w:dxaOrig="5440" w:dyaOrig="840" w14:anchorId="1463D154">
-          <v:shape id="_x0000_i1218" type="#_x0000_t75" style="width:272.25pt;height:42pt" o:ole="" fillcolor="window">
+          <v:shape id="_x0000_i1218" type="#_x0000_t75" style="width:272.35pt;height:41.95pt" o:ole="" fillcolor="window">
             <v:imagedata r:id="rId390" o:title=""/>
           </v:shape>
-          <o:OLEObject Type="Embed" ProgID="Equation.3" ShapeID="_x0000_i1218" DrawAspect="Content" ObjectID="_1838471486" r:id="rId391"/>
+          <o:OLEObject Type="Embed" ProgID="Equation.3" ShapeID="_x0000_i1218" DrawAspect="Content" ObjectID="_1838533695" r:id="rId391"/>
         </w:object>
       </w:r>
       <w:r>
@@ -13847,10 +13847,10 @@
           <w:lang w:val="uk-UA"/>
         </w:rPr>
         <w:object w:dxaOrig="4620" w:dyaOrig="820" w14:anchorId="54623E2F">
-          <v:shape id="_x0000_i1219" type="#_x0000_t75" style="width:231pt;height:41.25pt" o:ole="" fillcolor="window">
+          <v:shape id="_x0000_i1219" type="#_x0000_t75" style="width:231.05pt;height:41.3pt" o:ole="" fillcolor="window">
             <v:imagedata r:id="rId392" o:title=""/>
           </v:shape>
-          <o:OLEObject Type="Embed" ProgID="Equation.3" ShapeID="_x0000_i1219" DrawAspect="Content" ObjectID="_1838471487" r:id="rId393"/>
+          <o:OLEObject Type="Embed" ProgID="Equation.3" ShapeID="_x0000_i1219" DrawAspect="Content" ObjectID="_1838533696" r:id="rId393"/>
         </w:object>
       </w:r>
       <w:r>
@@ -13892,10 +13892,10 @@
           <w:lang w:val="uk-UA"/>
         </w:rPr>
         <w:object w:dxaOrig="4760" w:dyaOrig="820" w14:anchorId="57F87387">
-          <v:shape id="_x0000_i1220" type="#_x0000_t75" style="width:237.75pt;height:41.25pt" o:ole="" fillcolor="window">
+          <v:shape id="_x0000_i1220" type="#_x0000_t75" style="width:237.9pt;height:41.3pt" o:ole="" fillcolor="window">
             <v:imagedata r:id="rId394" o:title=""/>
           </v:shape>
-          <o:OLEObject Type="Embed" ProgID="Equation.3" ShapeID="_x0000_i1220" DrawAspect="Content" ObjectID="_1838471488" r:id="rId395"/>
+          <o:OLEObject Type="Embed" ProgID="Equation.3" ShapeID="_x0000_i1220" DrawAspect="Content" ObjectID="_1838533697" r:id="rId395"/>
         </w:object>
       </w:r>
       <w:r>
@@ -13961,10 +13961,10 @@
           <w:lang w:val="uk-UA"/>
         </w:rPr>
         <w:object w:dxaOrig="3620" w:dyaOrig="960" w14:anchorId="7174F5CE">
-          <v:shape id="_x0000_i1221" type="#_x0000_t75" style="width:180.75pt;height:48pt" o:ole="" fillcolor="window">
+          <v:shape id="_x0000_i1221" type="#_x0000_t75" style="width:180.95pt;height:48.2pt" o:ole="" fillcolor="window">
             <v:imagedata r:id="rId396" o:title=""/>
           </v:shape>
-          <o:OLEObject Type="Embed" ProgID="Equation.3" ShapeID="_x0000_i1221" DrawAspect="Content" ObjectID="_1838471489" r:id="rId397"/>
+          <o:OLEObject Type="Embed" ProgID="Equation.3" ShapeID="_x0000_i1221" DrawAspect="Content" ObjectID="_1838533698" r:id="rId397"/>
         </w:object>
       </w:r>
       <w:r>
@@ -13991,10 +13991,10 @@
           <w:lang w:val="uk-UA"/>
         </w:rPr>
         <w:object w:dxaOrig="3879" w:dyaOrig="960" w14:anchorId="2F06D207">
-          <v:shape id="_x0000_i1222" type="#_x0000_t75" style="width:194.25pt;height:48pt" o:ole="" fillcolor="window">
+          <v:shape id="_x0000_i1222" type="#_x0000_t75" style="width:194.1pt;height:48.2pt" o:ole="" fillcolor="window">
             <v:imagedata r:id="rId398" o:title=""/>
           </v:shape>
-          <o:OLEObject Type="Embed" ProgID="Equation.3" ShapeID="_x0000_i1222" DrawAspect="Content" ObjectID="_1838471490" r:id="rId399"/>
+          <o:OLEObject Type="Embed" ProgID="Equation.3" ShapeID="_x0000_i1222" DrawAspect="Content" ObjectID="_1838533699" r:id="rId399"/>
         </w:object>
       </w:r>
       <w:r>
@@ -14021,10 +14021,10 @@
           <w:lang w:val="uk-UA"/>
         </w:rPr>
         <w:object w:dxaOrig="3019" w:dyaOrig="360" w14:anchorId="33B4297D">
-          <v:shape id="_x0000_i1223" type="#_x0000_t75" style="width:150.75pt;height:18pt" o:ole="" fillcolor="window">
+          <v:shape id="_x0000_i1223" type="#_x0000_t75" style="width:150.9pt;height:18.15pt" o:ole="" fillcolor="window">
             <v:imagedata r:id="rId400" o:title=""/>
           </v:shape>
-          <o:OLEObject Type="Embed" ProgID="Equation.3" ShapeID="_x0000_i1223" DrawAspect="Content" ObjectID="_1838471491" r:id="rId401"/>
+          <o:OLEObject Type="Embed" ProgID="Equation.3" ShapeID="_x0000_i1223" DrawAspect="Content" ObjectID="_1838533700" r:id="rId401"/>
         </w:object>
       </w:r>
     </w:p>
@@ -14068,10 +14068,10 @@
           <w:lang w:val="uk-UA"/>
         </w:rPr>
         <w:object w:dxaOrig="3919" w:dyaOrig="882" w14:anchorId="21A87D2C">
-          <v:shape id="_x0000_i1224" type="#_x0000_t75" style="width:195.75pt;height:44.25pt" o:ole="" fillcolor="window">
+          <v:shape id="_x0000_i1224" type="#_x0000_t75" style="width:195.95pt;height:44.45pt" o:ole="" fillcolor="window">
             <v:imagedata r:id="rId402" o:title=""/>
           </v:shape>
-          <o:OLEObject Type="Embed" ProgID="Equation.3" ShapeID="_x0000_i1224" DrawAspect="Content" ObjectID="_1838471492" r:id="rId403"/>
+          <o:OLEObject Type="Embed" ProgID="Equation.3" ShapeID="_x0000_i1224" DrawAspect="Content" ObjectID="_1838533701" r:id="rId403"/>
         </w:object>
       </w:r>
       <w:r>
@@ -14196,10 +14196,10 @@
           <w:lang w:val="uk-UA"/>
         </w:rPr>
         <w:object w:dxaOrig="3260" w:dyaOrig="520" w14:anchorId="57D6D5E1">
-          <v:shape id="_x0000_i1225" type="#_x0000_t75" style="width:162.75pt;height:25.5pt" o:ole="">
+          <v:shape id="_x0000_i1225" type="#_x0000_t75" style="width:162.8pt;height:25.65pt" o:ole="">
             <v:imagedata r:id="rId404" o:title=""/>
           </v:shape>
-          <o:OLEObject Type="Embed" ProgID="Equation.3" ShapeID="_x0000_i1225" DrawAspect="Content" ObjectID="_1838471493" r:id="rId405"/>
+          <o:OLEObject Type="Embed" ProgID="Equation.3" ShapeID="_x0000_i1225" DrawAspect="Content" ObjectID="_1838533702" r:id="rId405"/>
         </w:object>
       </w:r>
     </w:p>
@@ -14305,10 +14305,10 @@
           <w:lang w:val="uk-UA"/>
         </w:rPr>
         <w:object w:dxaOrig="2060" w:dyaOrig="520" w14:anchorId="67D7EADC">
-          <v:shape id="_x0000_i1226" type="#_x0000_t75" style="width:102.75pt;height:25.5pt" o:ole="" fillcolor="window">
+          <v:shape id="_x0000_i1226" type="#_x0000_t75" style="width:102.7pt;height:25.65pt" o:ole="" fillcolor="window">
             <v:imagedata r:id="rId406" o:title=""/>
           </v:shape>
-          <o:OLEObject Type="Embed" ProgID="Equation.3" ShapeID="_x0000_i1226" DrawAspect="Content" ObjectID="_1838471494" r:id="rId407"/>
+          <o:OLEObject Type="Embed" ProgID="Equation.3" ShapeID="_x0000_i1226" DrawAspect="Content" ObjectID="_1838533703" r:id="rId407"/>
         </w:object>
       </w:r>
     </w:p>
@@ -14470,10 +14470,10 @@
           <w:lang w:val="uk-UA"/>
         </w:rPr>
         <w:object w:dxaOrig="4520" w:dyaOrig="540" w14:anchorId="6159D6C2">
-          <v:shape id="_x0000_i1227" type="#_x0000_t75" style="width:225.75pt;height:27pt" o:ole="">
+          <v:shape id="_x0000_i1227" type="#_x0000_t75" style="width:226pt;height:26.9pt" o:ole="">
             <v:imagedata r:id="rId408" o:title=""/>
           </v:shape>
-          <o:OLEObject Type="Embed" ProgID="Equation.DSMT4" ShapeID="_x0000_i1227" DrawAspect="Content" ObjectID="_1838471495" r:id="rId409"/>
+          <o:OLEObject Type="Embed" ProgID="Equation.DSMT4" ShapeID="_x0000_i1227" DrawAspect="Content" ObjectID="_1838533704" r:id="rId409"/>
         </w:object>
       </w:r>
       <w:r>
@@ -14488,10 +14488,10 @@
           <w:lang w:val="uk-UA"/>
         </w:rPr>
         <w:object w:dxaOrig="2700" w:dyaOrig="380" w14:anchorId="4E90AC57">
-          <v:shape id="_x0000_i1228" type="#_x0000_t75" style="width:135pt;height:18.75pt" o:ole="">
+          <v:shape id="_x0000_i1228" type="#_x0000_t75" style="width:135.25pt;height:18.8pt" o:ole="">
             <v:imagedata r:id="rId410" o:title=""/>
           </v:shape>
-          <o:OLEObject Type="Embed" ProgID="Equation.DSMT4" ShapeID="_x0000_i1228" DrawAspect="Content" ObjectID="_1838471496" r:id="rId411"/>
+          <o:OLEObject Type="Embed" ProgID="Equation.DSMT4" ShapeID="_x0000_i1228" DrawAspect="Content" ObjectID="_1838533705" r:id="rId411"/>
         </w:object>
       </w:r>
       <w:r>
@@ -14506,10 +14506,10 @@
           <w:lang w:val="uk-UA"/>
         </w:rPr>
         <w:object w:dxaOrig="2200" w:dyaOrig="420" w14:anchorId="1F30539C">
-          <v:shape id="_x0000_i1229" type="#_x0000_t75" style="width:110.25pt;height:21pt" o:ole="">
+          <v:shape id="_x0000_i1229" type="#_x0000_t75" style="width:110.2pt;height:21.3pt" o:ole="">
             <v:imagedata r:id="rId412" o:title=""/>
           </v:shape>
-          <o:OLEObject Type="Embed" ProgID="Equation.DSMT4" ShapeID="_x0000_i1229" DrawAspect="Content" ObjectID="_1838471497" r:id="rId413"/>
+          <o:OLEObject Type="Embed" ProgID="Equation.DSMT4" ShapeID="_x0000_i1229" DrawAspect="Content" ObjectID="_1838533706" r:id="rId413"/>
         </w:object>
       </w:r>
       <w:r>
@@ -14537,10 +14537,10 @@
           <w:lang w:val="uk-UA"/>
         </w:rPr>
         <w:object w:dxaOrig="540" w:dyaOrig="360" w14:anchorId="1C043E86">
-          <v:shape id="_x0000_i1230" type="#_x0000_t75" style="width:27pt;height:18pt" o:ole="">
+          <v:shape id="_x0000_i1230" type="#_x0000_t75" style="width:26.9pt;height:18.15pt" o:ole="">
             <v:imagedata r:id="rId414" o:title=""/>
           </v:shape>
-          <o:OLEObject Type="Embed" ProgID="Equation.DSMT4" ShapeID="_x0000_i1230" DrawAspect="Content" ObjectID="_1838471498" r:id="rId415"/>
+          <o:OLEObject Type="Embed" ProgID="Equation.DSMT4" ShapeID="_x0000_i1230" DrawAspect="Content" ObjectID="_1838533707" r:id="rId415"/>
         </w:object>
       </w:r>
       <w:r>
@@ -14571,10 +14571,10 @@
           <w:lang w:val="uk-UA"/>
         </w:rPr>
         <w:object w:dxaOrig="2320" w:dyaOrig="540" w14:anchorId="69DF4CA8">
-          <v:shape id="_x0000_i1231" type="#_x0000_t75" style="width:116.25pt;height:27pt" o:ole="" fillcolor="window">
+          <v:shape id="_x0000_i1231" type="#_x0000_t75" style="width:116.45pt;height:26.9pt" o:ole="" fillcolor="window">
             <v:imagedata r:id="rId416" o:title=""/>
           </v:shape>
-          <o:OLEObject Type="Embed" ProgID="Equation.DSMT4" ShapeID="_x0000_i1231" DrawAspect="Content" ObjectID="_1838471499" r:id="rId417"/>
+          <o:OLEObject Type="Embed" ProgID="Equation.DSMT4" ShapeID="_x0000_i1231" DrawAspect="Content" ObjectID="_1838533708" r:id="rId417"/>
         </w:object>
       </w:r>
       <w:r>
@@ -14584,22 +14584,6 @@
           <w:lang w:val="uk-UA"/>
         </w:rPr>
         <w:t>.</w:t>
-      </w:r>
-    </w:p>
-    <w:p>
-      <w:pPr>
-        <w:ind w:firstLine="397"/>
-        <w:rPr>
-          <w:sz w:val="28"/>
-          <w:lang w:val="uk-UA"/>
-        </w:rPr>
-      </w:pPr>
-      <w:r>
-        <w:rPr>
-          <w:sz w:val="28"/>
-          <w:lang w:val="uk-UA"/>
-        </w:rPr>
-        <w:br w:type="page"/>
       </w:r>
     </w:p>
     <w:p>
@@ -14729,10 +14713,10 @@
           <w:lang w:val="ru-RU"/>
         </w:rPr>
         <w:object w:dxaOrig="2400" w:dyaOrig="360" w14:anchorId="35F2A49C">
-          <v:shape id="_x0000_i1232" type="#_x0000_t75" style="width:120pt;height:18pt" o:ole="">
+          <v:shape id="_x0000_i1233" type="#_x0000_t75" style="width:120.2pt;height:18.15pt" o:ole="">
             <v:imagedata r:id="rId1" o:title=""/>
           </v:shape>
-          <o:OLEObject Type="Embed" ProgID="Equation.DSMT4" ShapeID="_x0000_i1232" DrawAspect="Content" ObjectID="_1838471500" r:id="rId2"/>
+          <o:OLEObject Type="Embed" ProgID="Equation.DSMT4" ShapeID="_x0000_i1233" DrawAspect="Content" ObjectID="_1838533709" r:id="rId2"/>
         </w:object>
       </w:r>
       <w:r>
@@ -14775,10 +14759,10 @@
           <w:lang w:val="uk-UA"/>
         </w:rPr>
         <w:object w:dxaOrig="240" w:dyaOrig="320" w14:anchorId="38A1C140">
-          <v:shape id="_x0000_i1233" type="#_x0000_t75" style="width:12pt;height:15.75pt" o:ole="">
+          <v:shape id="_x0000_i1235" type="#_x0000_t75" style="width:11.9pt;height:15.65pt" o:ole="">
             <v:imagedata r:id="rId3" o:title=""/>
           </v:shape>
-          <o:OLEObject Type="Embed" ProgID="Equation.3" ShapeID="_x0000_i1233" DrawAspect="Content" ObjectID="_1838471501" r:id="rId4"/>
+          <o:OLEObject Type="Embed" ProgID="Equation.3" ShapeID="_x0000_i1235" DrawAspect="Content" ObjectID="_1838533710" r:id="rId4"/>
         </w:object>
       </w:r>
       <w:r>
@@ -14793,10 +14777,10 @@
           <w:lang w:val="uk-UA"/>
         </w:rPr>
         <w:object w:dxaOrig="3580" w:dyaOrig="499" w14:anchorId="307F8027">
-          <v:shape id="_x0000_i1234" type="#_x0000_t75" style="width:179.25pt;height:21pt" o:ole="">
+          <v:shape id="_x0000_i1237" type="#_x0000_t75" style="width:179.05pt;height:21.3pt" o:ole="">
             <v:imagedata r:id="rId5" o:title=""/>
           </v:shape>
-          <o:OLEObject Type="Embed" ProgID="Equation.3" ShapeID="_x0000_i1234" DrawAspect="Content" ObjectID="_1838471502" r:id="rId6"/>
+          <o:OLEObject Type="Embed" ProgID="Equation.3" ShapeID="_x0000_i1237" DrawAspect="Content" ObjectID="_1838533711" r:id="rId6"/>
         </w:object>
       </w:r>
       <w:r>
@@ -14811,10 +14795,10 @@
           <w:lang w:val="uk-UA"/>
         </w:rPr>
         <w:object w:dxaOrig="3060" w:dyaOrig="499" w14:anchorId="26643215">
-          <v:shape id="_x0000_i1235" type="#_x0000_t75" style="width:153pt;height:24.75pt" o:ole="">
+          <v:shape id="_x0000_i1239" type="#_x0000_t75" style="width:152.75pt;height:25.05pt" o:ole="">
             <v:imagedata r:id="rId7" o:title=""/>
           </v:shape>
-          <o:OLEObject Type="Embed" ProgID="Equation.3" ShapeID="_x0000_i1235" DrawAspect="Content" ObjectID="_1838471503" r:id="rId8"/>
+          <o:OLEObject Type="Embed" ProgID="Equation.3" ShapeID="_x0000_i1239" DrawAspect="Content" ObjectID="_1838533712" r:id="rId8"/>
         </w:object>
       </w:r>
       <w:r>
@@ -14829,10 +14813,10 @@
           <w:lang w:val="uk-UA"/>
         </w:rPr>
         <w:object w:dxaOrig="4239" w:dyaOrig="499" w14:anchorId="6CE22844">
-          <v:shape id="_x0000_i1236" type="#_x0000_t75" style="width:212.25pt;height:24.75pt" o:ole="">
+          <v:shape id="_x0000_i1241" type="#_x0000_t75" style="width:212.25pt;height:25.05pt" o:ole="">
             <v:imagedata r:id="rId9" o:title=""/>
           </v:shape>
-          <o:OLEObject Type="Embed" ProgID="Equation.3" ShapeID="_x0000_i1236" DrawAspect="Content" ObjectID="_1838471504" r:id="rId10"/>
+          <o:OLEObject Type="Embed" ProgID="Equation.3" ShapeID="_x0000_i1241" DrawAspect="Content" ObjectID="_1838533713" r:id="rId10"/>
         </w:object>
       </w:r>
       <w:r>
@@ -14875,10 +14859,10 @@
           <w:lang w:val="uk-UA"/>
         </w:rPr>
         <w:object w:dxaOrig="460" w:dyaOrig="420" w14:anchorId="3B2FB456">
-          <v:shape id="_x0000_i1237" type="#_x0000_t75" style="width:22.5pt;height:21pt" o:ole="">
+          <v:shape id="_x0000_i1243" type="#_x0000_t75" style="width:22.55pt;height:21.3pt" o:ole="">
             <v:imagedata r:id="rId11" o:title=""/>
           </v:shape>
-          <o:OLEObject Type="Embed" ProgID="Equation.DSMT4" ShapeID="_x0000_i1237" DrawAspect="Content" ObjectID="_1838471505" r:id="rId12"/>
+          <o:OLEObject Type="Embed" ProgID="Equation.DSMT4" ShapeID="_x0000_i1243" DrawAspect="Content" ObjectID="_1838533714" r:id="rId12"/>
         </w:object>
       </w:r>
       <w:r>
@@ -14899,10 +14883,10 @@
           <w:lang w:val="uk-UA"/>
         </w:rPr>
         <w:object w:dxaOrig="780" w:dyaOrig="420" w14:anchorId="302615FE">
-          <v:shape id="_x0000_i1238" type="#_x0000_t75" style="width:39pt;height:21pt" o:ole="">
+          <v:shape id="_x0000_i1245" type="#_x0000_t75" style="width:38.8pt;height:21.3pt" o:ole="">
             <v:imagedata r:id="rId13" o:title=""/>
           </v:shape>
-          <o:OLEObject Type="Embed" ProgID="Equation.DSMT4" ShapeID="_x0000_i1238" DrawAspect="Content" ObjectID="_1838471506" r:id="rId14"/>
+          <o:OLEObject Type="Embed" ProgID="Equation.DSMT4" ShapeID="_x0000_i1245" DrawAspect="Content" ObjectID="_1838533715" r:id="rId14"/>
         </w:object>
       </w:r>
       <w:r>

--- a/FreeField/FreeField.docx
+++ b/FreeField/FreeField.docx
@@ -226,7 +226,7 @@
           <v:shape id="_x0000_i1025" type="#_x0000_t75" style="width:157.75pt;height:46.95pt" o:ole="" fillcolor="window">
             <v:imagedata r:id="rId7" o:title=""/>
           </v:shape>
-          <o:OLEObject Type="Embed" ProgID="Equation.3" ShapeID="_x0000_i1025" DrawAspect="Content" ObjectID="_1838533502" r:id="rId8"/>
+          <o:OLEObject Type="Embed" ProgID="Equation.3" ShapeID="_x0000_i1025" DrawAspect="Content" ObjectID="_1838569744" r:id="rId8"/>
         </w:object>
       </w:r>
       <w:r>
@@ -294,7 +294,7 @@
           <v:shape id="_x0000_i1026" type="#_x0000_t75" style="width:30.7pt;height:18.15pt" o:ole="" fillcolor="window">
             <v:imagedata r:id="rId9" o:title=""/>
           </v:shape>
-          <o:OLEObject Type="Embed" ProgID="Equation.DSMT4" ShapeID="_x0000_i1026" DrawAspect="Content" ObjectID="_1838533503" r:id="rId10"/>
+          <o:OLEObject Type="Embed" ProgID="Equation.DSMT4" ShapeID="_x0000_i1026" DrawAspect="Content" ObjectID="_1838569745" r:id="rId10"/>
         </w:object>
       </w:r>
       <w:r>
@@ -325,7 +325,7 @@
           <v:shape id="_x0000_i1027" type="#_x0000_t75" style="width:170.9pt;height:46.95pt" o:ole="" fillcolor="window">
             <v:imagedata r:id="rId11" o:title=""/>
           </v:shape>
-          <o:OLEObject Type="Embed" ProgID="Equation.3" ShapeID="_x0000_i1027" DrawAspect="Content" ObjectID="_1838533504" r:id="rId12"/>
+          <o:OLEObject Type="Embed" ProgID="Equation.3" ShapeID="_x0000_i1027" DrawAspect="Content" ObjectID="_1838569746" r:id="rId12"/>
         </w:object>
       </w:r>
       <w:r>
@@ -423,7 +423,7 @@
           <v:shape id="_x0000_i1028" type="#_x0000_t75" style="width:73.25pt;height:22.55pt" o:ole="" fillcolor="window">
             <v:imagedata r:id="rId13" o:title=""/>
           </v:shape>
-          <o:OLEObject Type="Embed" ProgID="Equation.3" ShapeID="_x0000_i1028" DrawAspect="Content" ObjectID="_1838533505" r:id="rId14"/>
+          <o:OLEObject Type="Embed" ProgID="Equation.3" ShapeID="_x0000_i1028" DrawAspect="Content" ObjectID="_1838569747" r:id="rId14"/>
         </w:object>
       </w:r>
       <w:r>
@@ -470,7 +470,7 @@
           <v:shape id="_x0000_i1029" type="#_x0000_t75" style="width:207.25pt;height:46.95pt" o:ole="" fillcolor="window">
             <v:imagedata r:id="rId15" o:title=""/>
           </v:shape>
-          <o:OLEObject Type="Embed" ProgID="Equation.3" ShapeID="_x0000_i1029" DrawAspect="Content" ObjectID="_1838533506" r:id="rId16"/>
+          <o:OLEObject Type="Embed" ProgID="Equation.3" ShapeID="_x0000_i1029" DrawAspect="Content" ObjectID="_1838569748" r:id="rId16"/>
         </w:object>
       </w:r>
     </w:p>
@@ -700,7 +700,7 @@
           <v:shape id="_x0000_i1030" type="#_x0000_t75" style="width:227.25pt;height:46.95pt" o:ole="" fillcolor="window">
             <v:imagedata r:id="rId17" o:title=""/>
           </v:shape>
-          <o:OLEObject Type="Embed" ProgID="Equation.3" ShapeID="_x0000_i1030" DrawAspect="Content" ObjectID="_1838533507" r:id="rId18"/>
+          <o:OLEObject Type="Embed" ProgID="Equation.3" ShapeID="_x0000_i1030" DrawAspect="Content" ObjectID="_1838569749" r:id="rId18"/>
         </w:object>
       </w:r>
       <w:r>
@@ -748,7 +748,7 @@
           <v:shape id="_x0000_i1031" type="#_x0000_t75" style="width:306.15pt;height:51.95pt" o:ole="" fillcolor="window">
             <v:imagedata r:id="rId19" o:title=""/>
           </v:shape>
-          <o:OLEObject Type="Embed" ProgID="Equation.3" ShapeID="_x0000_i1031" DrawAspect="Content" ObjectID="_1838533508" r:id="rId20"/>
+          <o:OLEObject Type="Embed" ProgID="Equation.3" ShapeID="_x0000_i1031" DrawAspect="Content" ObjectID="_1838569750" r:id="rId20"/>
         </w:object>
       </w:r>
     </w:p>
@@ -772,7 +772,7 @@
           <v:shape id="_x0000_i1032" type="#_x0000_t75" style="width:204.75pt;height:38.2pt" o:ole="" fillcolor="window">
             <v:imagedata r:id="rId21" o:title=""/>
           </v:shape>
-          <o:OLEObject Type="Embed" ProgID="Equation.DSMT4" ShapeID="_x0000_i1032" DrawAspect="Content" ObjectID="_1838533509" r:id="rId22"/>
+          <o:OLEObject Type="Embed" ProgID="Equation.DSMT4" ShapeID="_x0000_i1032" DrawAspect="Content" ObjectID="_1838569751" r:id="rId22"/>
         </w:object>
       </w:r>
     </w:p>
@@ -803,7 +803,7 @@
           <v:shape id="_x0000_i1033" type="#_x0000_t75" style="width:45.1pt;height:23.8pt" o:ole="" fillcolor="window">
             <v:imagedata r:id="rId23" o:title=""/>
           </v:shape>
-          <o:OLEObject Type="Embed" ProgID="Equation.3" ShapeID="_x0000_i1033" DrawAspect="Content" ObjectID="_1838533510" r:id="rId24"/>
+          <o:OLEObject Type="Embed" ProgID="Equation.3" ShapeID="_x0000_i1033" DrawAspect="Content" ObjectID="_1838569752" r:id="rId24"/>
         </w:object>
       </w:r>
       <w:r>
@@ -823,7 +823,7 @@
           <v:shape id="_x0000_i1034" type="#_x0000_t75" style="width:56.35pt;height:23.8pt" o:ole="" fillcolor="window">
             <v:imagedata r:id="rId25" o:title=""/>
           </v:shape>
-          <o:OLEObject Type="Embed" ProgID="Equation.3" ShapeID="_x0000_i1034" DrawAspect="Content" ObjectID="_1838533511" r:id="rId26"/>
+          <o:OLEObject Type="Embed" ProgID="Equation.3" ShapeID="_x0000_i1034" DrawAspect="Content" ObjectID="_1838569753" r:id="rId26"/>
         </w:object>
       </w:r>
       <w:r>
@@ -859,7 +859,7 @@
           <v:shape id="_x0000_i1035" type="#_x0000_t75" style="width:44.45pt;height:23.8pt" o:ole="" fillcolor="window">
             <v:imagedata r:id="rId27" o:title=""/>
           </v:shape>
-          <o:OLEObject Type="Embed" ProgID="Equation.3" ShapeID="_x0000_i1035" DrawAspect="Content" ObjectID="_1838533512" r:id="rId28"/>
+          <o:OLEObject Type="Embed" ProgID="Equation.3" ShapeID="_x0000_i1035" DrawAspect="Content" ObjectID="_1838569754" r:id="rId28"/>
         </w:object>
       </w:r>
       <w:r>
@@ -890,7 +890,7 @@
           <v:shape id="_x0000_i1036" type="#_x0000_t75" style="width:159.05pt;height:40.05pt" o:ole="" fillcolor="window">
             <v:imagedata r:id="rId29" o:title=""/>
           </v:shape>
-          <o:OLEObject Type="Embed" ProgID="Equation.DSMT4" ShapeID="_x0000_i1036" DrawAspect="Content" ObjectID="_1838533513" r:id="rId30"/>
+          <o:OLEObject Type="Embed" ProgID="Equation.DSMT4" ShapeID="_x0000_i1036" DrawAspect="Content" ObjectID="_1838569755" r:id="rId30"/>
         </w:object>
       </w:r>
       <w:r>
@@ -987,7 +987,7 @@
           <v:shape id="_x0000_i1037" type="#_x0000_t75" style="width:249.2pt;height:36.95pt" o:ole="">
             <v:imagedata r:id="rId31" o:title=""/>
           </v:shape>
-          <o:OLEObject Type="Embed" ProgID="Equation.DSMT4" ShapeID="_x0000_i1037" DrawAspect="Content" ObjectID="_1838533514" r:id="rId32"/>
+          <o:OLEObject Type="Embed" ProgID="Equation.DSMT4" ShapeID="_x0000_i1037" DrawAspect="Content" ObjectID="_1838569756" r:id="rId32"/>
         </w:object>
       </w:r>
     </w:p>
@@ -1010,7 +1010,7 @@
           <v:shape id="_x0000_i1038" type="#_x0000_t75" style="width:10.65pt;height:21.3pt" o:ole="" fillcolor="window">
             <v:imagedata r:id="rId33" o:title=""/>
           </v:shape>
-          <o:OLEObject Type="Embed" ProgID="Equation.3" ShapeID="_x0000_i1038" DrawAspect="Content" ObjectID="_1838533515" r:id="rId34"/>
+          <o:OLEObject Type="Embed" ProgID="Equation.3" ShapeID="_x0000_i1038" DrawAspect="Content" ObjectID="_1838569757" r:id="rId34"/>
         </w:object>
       </w:r>
     </w:p>
@@ -1109,7 +1109,7 @@
           <v:shape id="_x0000_i1039" type="#_x0000_t75" style="width:251.05pt;height:88.3pt" o:ole="" fillcolor="window">
             <v:imagedata r:id="rId35" o:title=""/>
           </v:shape>
-          <o:OLEObject Type="Embed" ProgID="Equation.DSMT4" ShapeID="_x0000_i1039" DrawAspect="Content" ObjectID="_1838533516" r:id="rId36"/>
+          <o:OLEObject Type="Embed" ProgID="Equation.DSMT4" ShapeID="_x0000_i1039" DrawAspect="Content" ObjectID="_1838569758" r:id="rId36"/>
         </w:object>
       </w:r>
     </w:p>
@@ -1141,7 +1141,7 @@
           <v:shape id="_x0000_i1040" type="#_x0000_t75" style="width:72.65pt;height:22.55pt" o:ole="">
             <v:imagedata r:id="rId37" o:title=""/>
           </v:shape>
-          <o:OLEObject Type="Embed" ProgID="Equation.3" ShapeID="_x0000_i1040" DrawAspect="Content" ObjectID="_1838533517" r:id="rId38"/>
+          <o:OLEObject Type="Embed" ProgID="Equation.3" ShapeID="_x0000_i1040" DrawAspect="Content" ObjectID="_1838569759" r:id="rId38"/>
         </w:object>
       </w:r>
       <w:r>
@@ -1258,7 +1258,7 @@
           <v:shape id="_x0000_i1041" type="#_x0000_t75" style="width:207.25pt;height:21.3pt" o:ole="" fillcolor="window">
             <v:imagedata r:id="rId39" o:title=""/>
           </v:shape>
-          <o:OLEObject Type="Embed" ProgID="Equation.DSMT4" ShapeID="_x0000_i1041" DrawAspect="Content" ObjectID="_1838533518" r:id="rId40"/>
+          <o:OLEObject Type="Embed" ProgID="Equation.DSMT4" ShapeID="_x0000_i1041" DrawAspect="Content" ObjectID="_1838569760" r:id="rId40"/>
         </w:object>
       </w:r>
       <w:r>
@@ -1329,7 +1329,7 @@
           <v:shape id="_x0000_i1042" type="#_x0000_t75" style="width:185.3pt;height:48.2pt" o:ole="" fillcolor="window">
             <v:imagedata r:id="rId41" o:title=""/>
           </v:shape>
-          <o:OLEObject Type="Embed" ProgID="Equation.3" ShapeID="_x0000_i1042" DrawAspect="Content" ObjectID="_1838533519" r:id="rId42"/>
+          <o:OLEObject Type="Embed" ProgID="Equation.3" ShapeID="_x0000_i1042" DrawAspect="Content" ObjectID="_1838569761" r:id="rId42"/>
         </w:object>
       </w:r>
       <w:r>
@@ -1376,7 +1376,7 @@
           <v:shape id="_x0000_i1043" type="#_x0000_t75" style="width:207.85pt;height:42.55pt" o:ole="" fillcolor="window">
             <v:imagedata r:id="rId43" o:title=""/>
           </v:shape>
-          <o:OLEObject Type="Embed" ProgID="Equation.DSMT4" ShapeID="_x0000_i1043" DrawAspect="Content" ObjectID="_1838533520" r:id="rId44"/>
+          <o:OLEObject Type="Embed" ProgID="Equation.DSMT4" ShapeID="_x0000_i1043" DrawAspect="Content" ObjectID="_1838569762" r:id="rId44"/>
         </w:object>
       </w:r>
       <w:r>
@@ -1441,7 +1441,7 @@
           <v:shape id="_x0000_i1044" type="#_x0000_t75" style="width:238.55pt;height:40.05pt" o:ole="" fillcolor="window">
             <v:imagedata r:id="rId45" o:title=""/>
           </v:shape>
-          <o:OLEObject Type="Embed" ProgID="Equation.DSMT4" ShapeID="_x0000_i1044" DrawAspect="Content" ObjectID="_1838533521" r:id="rId46"/>
+          <o:OLEObject Type="Embed" ProgID="Equation.DSMT4" ShapeID="_x0000_i1044" DrawAspect="Content" ObjectID="_1838569763" r:id="rId46"/>
         </w:object>
       </w:r>
       <w:r>
@@ -1489,7 +1489,7 @@
           <v:shape id="_x0000_i1045" type="#_x0000_t75" style="width:1in;height:42.55pt" o:ole="">
             <v:imagedata r:id="rId47" o:title=""/>
           </v:shape>
-          <o:OLEObject Type="Embed" ProgID="Equation.DSMT4" ShapeID="_x0000_i1045" DrawAspect="Content" ObjectID="_1838533522" r:id="rId48"/>
+          <o:OLEObject Type="Embed" ProgID="Equation.DSMT4" ShapeID="_x0000_i1045" DrawAspect="Content" ObjectID="_1838569764" r:id="rId48"/>
         </w:object>
       </w:r>
       <w:r>
@@ -1561,7 +1561,7 @@
           <v:shape id="_x0000_i1046" type="#_x0000_t75" style="width:30.7pt;height:21.9pt" o:ole="" fillcolor="window">
             <v:imagedata r:id="rId49" o:title=""/>
           </v:shape>
-          <o:OLEObject Type="Embed" ProgID="Equation.3" ShapeID="_x0000_i1046" DrawAspect="Content" ObjectID="_1838533523" r:id="rId50"/>
+          <o:OLEObject Type="Embed" ProgID="Equation.3" ShapeID="_x0000_i1046" DrawAspect="Content" ObjectID="_1838569765" r:id="rId50"/>
         </w:object>
       </w:r>
       <w:r>
@@ -1631,7 +1631,7 @@
           <v:shape id="_x0000_i1047" type="#_x0000_t75" style="width:90.8pt;height:18.15pt" o:ole="">
             <v:imagedata r:id="rId51" o:title=""/>
           </v:shape>
-          <o:OLEObject Type="Embed" ProgID="Equation.DSMT4" ShapeID="_x0000_i1047" DrawAspect="Content" ObjectID="_1838533524" r:id="rId52"/>
+          <o:OLEObject Type="Embed" ProgID="Equation.DSMT4" ShapeID="_x0000_i1047" DrawAspect="Content" ObjectID="_1838569766" r:id="rId52"/>
         </w:object>
       </w:r>
       <w:r>
@@ -1662,7 +1662,7 @@
           <v:shape id="_x0000_i1048" type="#_x0000_t75" style="width:346.85pt;height:18.8pt" o:ole="">
             <v:imagedata r:id="rId53" o:title=""/>
           </v:shape>
-          <o:OLEObject Type="Embed" ProgID="Equation.DSMT4" ShapeID="_x0000_i1048" DrawAspect="Content" ObjectID="_1838533525" r:id="rId54"/>
+          <o:OLEObject Type="Embed" ProgID="Equation.DSMT4" ShapeID="_x0000_i1048" DrawAspect="Content" ObjectID="_1838569767" r:id="rId54"/>
         </w:object>
       </w:r>
       <w:r>
@@ -1711,7 +1711,7 @@
           <v:shape id="_x0000_i1049" type="#_x0000_t75" style="width:332.45pt;height:45.1pt" o:ole="">
             <v:imagedata r:id="rId55" o:title=""/>
           </v:shape>
-          <o:OLEObject Type="Embed" ProgID="Equation.DSMT4" ShapeID="_x0000_i1049" DrawAspect="Content" ObjectID="_1838533526" r:id="rId56"/>
+          <o:OLEObject Type="Embed" ProgID="Equation.DSMT4" ShapeID="_x0000_i1049" DrawAspect="Content" ObjectID="_1838569768" r:id="rId56"/>
         </w:object>
       </w:r>
       <w:r>
@@ -1748,7 +1748,7 @@
           <v:shape id="_x0000_i1050" type="#_x0000_t75" style="width:56.35pt;height:18.8pt" o:ole="">
             <v:imagedata r:id="rId57" o:title=""/>
           </v:shape>
-          <o:OLEObject Type="Embed" ProgID="Equation.DSMT4" ShapeID="_x0000_i1050" DrawAspect="Content" ObjectID="_1838533527" r:id="rId58"/>
+          <o:OLEObject Type="Embed" ProgID="Equation.DSMT4" ShapeID="_x0000_i1050" DrawAspect="Content" ObjectID="_1838569769" r:id="rId58"/>
         </w:object>
       </w:r>
       <w:r>
@@ -1813,7 +1813,7 @@
           <v:shape id="_x0000_i1051" type="#_x0000_t75" style="width:326.8pt;height:105.8pt" o:ole="" fillcolor="window">
             <v:imagedata r:id="rId59" o:title=""/>
           </v:shape>
-          <o:OLEObject Type="Embed" ProgID="Equation.3" ShapeID="_x0000_i1051" DrawAspect="Content" ObjectID="_1838533528" r:id="rId60"/>
+          <o:OLEObject Type="Embed" ProgID="Equation.3" ShapeID="_x0000_i1051" DrawAspect="Content" ObjectID="_1838569770" r:id="rId60"/>
         </w:object>
       </w:r>
     </w:p>
@@ -1860,7 +1860,7 @@
           <v:shape id="_x0000_i1052" type="#_x0000_t75" style="width:65.75pt;height:18.15pt" o:ole="">
             <v:imagedata r:id="rId61" o:title=""/>
           </v:shape>
-          <o:OLEObject Type="Embed" ProgID="Equation.DSMT4" ShapeID="_x0000_i1052" DrawAspect="Content" ObjectID="_1838533529" r:id="rId62"/>
+          <o:OLEObject Type="Embed" ProgID="Equation.DSMT4" ShapeID="_x0000_i1052" DrawAspect="Content" ObjectID="_1838569771" r:id="rId62"/>
         </w:object>
       </w:r>
       <w:r>
@@ -1899,7 +1899,7 @@
           <v:shape id="_x0000_i1053" type="#_x0000_t75" style="width:125.2pt;height:36.3pt" o:ole="" fillcolor="window">
             <v:imagedata r:id="rId63" o:title=""/>
           </v:shape>
-          <o:OLEObject Type="Embed" ProgID="Equation.DSMT4" ShapeID="_x0000_i1053" DrawAspect="Content" ObjectID="_1838533530" r:id="rId64"/>
+          <o:OLEObject Type="Embed" ProgID="Equation.DSMT4" ShapeID="_x0000_i1053" DrawAspect="Content" ObjectID="_1838569772" r:id="rId64"/>
         </w:object>
       </w:r>
       <w:r>
@@ -1936,7 +1936,7 @@
           <v:shape id="_x0000_i1054" type="#_x0000_t75" style="width:152.75pt;height:45.1pt" o:ole="">
             <v:imagedata r:id="rId65" o:title=""/>
           </v:shape>
-          <o:OLEObject Type="Embed" ProgID="Equation.DSMT4" ShapeID="_x0000_i1054" DrawAspect="Content" ObjectID="_1838533531" r:id="rId66"/>
+          <o:OLEObject Type="Embed" ProgID="Equation.DSMT4" ShapeID="_x0000_i1054" DrawAspect="Content" ObjectID="_1838569773" r:id="rId66"/>
         </w:object>
       </w:r>
       <w:r>
@@ -1985,7 +1985,7 @@
           <v:shape id="_x0000_i1055" type="#_x0000_t75" style="width:97.65pt;height:41.3pt" o:ole="" fillcolor="window">
             <v:imagedata r:id="rId67" o:title=""/>
           </v:shape>
-          <o:OLEObject Type="Embed" ProgID="Equation.DSMT4" ShapeID="_x0000_i1055" DrawAspect="Content" ObjectID="_1838533532" r:id="rId68"/>
+          <o:OLEObject Type="Embed" ProgID="Equation.DSMT4" ShapeID="_x0000_i1055" DrawAspect="Content" ObjectID="_1838569774" r:id="rId68"/>
         </w:object>
       </w:r>
       <w:r>
@@ -2023,7 +2023,7 @@
           <v:shape id="_x0000_i1056" type="#_x0000_t75" style="width:174.05pt;height:21.9pt" o:ole="">
             <v:imagedata r:id="rId69" o:title=""/>
           </v:shape>
-          <o:OLEObject Type="Embed" ProgID="Equation.DSMT4" ShapeID="_x0000_i1056" DrawAspect="Content" ObjectID="_1838533533" r:id="rId70"/>
+          <o:OLEObject Type="Embed" ProgID="Equation.DSMT4" ShapeID="_x0000_i1056" DrawAspect="Content" ObjectID="_1838569775" r:id="rId70"/>
         </w:object>
       </w:r>
       <w:r>
@@ -2297,7 +2297,7 @@
           <v:shape id="_x0000_i1057" type="#_x0000_t75" style="width:125.85pt;height:36.3pt" o:ole="" fillcolor="window">
             <v:imagedata r:id="rId71" o:title=""/>
           </v:shape>
-          <o:OLEObject Type="Embed" ProgID="Equation.DSMT4" ShapeID="_x0000_i1057" DrawAspect="Content" ObjectID="_1838533534" r:id="rId72"/>
+          <o:OLEObject Type="Embed" ProgID="Equation.DSMT4" ShapeID="_x0000_i1057" DrawAspect="Content" ObjectID="_1838569776" r:id="rId72"/>
         </w:object>
       </w:r>
     </w:p>
@@ -2321,7 +2321,7 @@
           <v:shape id="_x0000_i1058" type="#_x0000_t75" style="width:135.85pt;height:36.3pt" o:ole="" fillcolor="window">
             <v:imagedata r:id="rId73" o:title=""/>
           </v:shape>
-          <o:OLEObject Type="Embed" ProgID="Equation.DSMT4" ShapeID="_x0000_i1058" DrawAspect="Content" ObjectID="_1838533535" r:id="rId74"/>
+          <o:OLEObject Type="Embed" ProgID="Equation.DSMT4" ShapeID="_x0000_i1058" DrawAspect="Content" ObjectID="_1838569777" r:id="rId74"/>
         </w:object>
       </w:r>
       <w:r>
@@ -2563,7 +2563,7 @@
           <v:shape id="_x0000_i1059" type="#_x0000_t75" style="width:312.4pt;height:46.35pt" o:ole="" fillcolor="window">
             <v:imagedata r:id="rId75" o:title=""/>
           </v:shape>
-          <o:OLEObject Type="Embed" ProgID="Equation.3" ShapeID="_x0000_i1059" DrawAspect="Content" ObjectID="_1838533536" r:id="rId76"/>
+          <o:OLEObject Type="Embed" ProgID="Equation.3" ShapeID="_x0000_i1059" DrawAspect="Content" ObjectID="_1838569778" r:id="rId76"/>
         </w:object>
       </w:r>
     </w:p>
@@ -2620,7 +2620,7 @@
           <v:shape id="_x0000_i1060" type="#_x0000_t75" style="width:56.95pt;height:46.35pt" o:ole="" fillcolor="window">
             <v:imagedata r:id="rId77" o:title=""/>
           </v:shape>
-          <o:OLEObject Type="Embed" ProgID="Equation.3" ShapeID="_x0000_i1060" DrawAspect="Content" ObjectID="_1838533537" r:id="rId78"/>
+          <o:OLEObject Type="Embed" ProgID="Equation.3" ShapeID="_x0000_i1060" DrawAspect="Content" ObjectID="_1838569779" r:id="rId78"/>
         </w:object>
       </w:r>
     </w:p>
@@ -3114,7 +3114,7 @@
           <v:shape id="_x0000_i1061" type="#_x0000_t75" style="width:135.85pt;height:38.2pt" o:ole="" fillcolor="window">
             <v:imagedata r:id="rId79" o:title=""/>
           </v:shape>
-          <o:OLEObject Type="Embed" ProgID="Equation.DSMT4" ShapeID="_x0000_i1061" DrawAspect="Content" ObjectID="_1838533538" r:id="rId80"/>
+          <o:OLEObject Type="Embed" ProgID="Equation.DSMT4" ShapeID="_x0000_i1061" DrawAspect="Content" ObjectID="_1838569780" r:id="rId80"/>
         </w:object>
       </w:r>
       <w:r>
@@ -3155,7 +3155,7 @@
           <v:shape id="_x0000_i1062" type="#_x0000_t75" style="width:125.2pt;height:38.2pt" o:ole="" fillcolor="window">
             <v:imagedata r:id="rId81" o:title=""/>
           </v:shape>
-          <o:OLEObject Type="Embed" ProgID="Equation.DSMT4" ShapeID="_x0000_i1062" DrawAspect="Content" ObjectID="_1838533539" r:id="rId82"/>
+          <o:OLEObject Type="Embed" ProgID="Equation.DSMT4" ShapeID="_x0000_i1062" DrawAspect="Content" ObjectID="_1838569781" r:id="rId82"/>
         </w:object>
       </w:r>
       <w:r>
@@ -3186,7 +3186,7 @@
           <v:shape id="_x0000_i1063" type="#_x0000_t75" style="width:221pt;height:38.2pt" o:ole="" fillcolor="window">
             <v:imagedata r:id="rId83" o:title=""/>
           </v:shape>
-          <o:OLEObject Type="Embed" ProgID="Equation.DSMT4" ShapeID="_x0000_i1063" DrawAspect="Content" ObjectID="_1838533540" r:id="rId84"/>
+          <o:OLEObject Type="Embed" ProgID="Equation.DSMT4" ShapeID="_x0000_i1063" DrawAspect="Content" ObjectID="_1838569782" r:id="rId84"/>
         </w:object>
       </w:r>
     </w:p>
@@ -3374,7 +3374,7 @@
           <v:shape id="_x0000_i1064" type="#_x0000_t75" style="width:122.1pt;height:38.2pt" o:ole="" fillcolor="window">
             <v:imagedata r:id="rId85" o:title=""/>
           </v:shape>
-          <o:OLEObject Type="Embed" ProgID="Equation.DSMT4" ShapeID="_x0000_i1064" DrawAspect="Content" ObjectID="_1838533541" r:id="rId86"/>
+          <o:OLEObject Type="Embed" ProgID="Equation.DSMT4" ShapeID="_x0000_i1064" DrawAspect="Content" ObjectID="_1838569783" r:id="rId86"/>
         </w:object>
       </w:r>
       <w:r>
@@ -3431,7 +3431,7 @@
           <v:shape id="_x0000_i1065" type="#_x0000_t75" style="width:87.05pt;height:46.35pt" o:ole="" fillcolor="window">
             <v:imagedata r:id="rId87" o:title=""/>
           </v:shape>
-          <o:OLEObject Type="Embed" ProgID="Equation.3" ShapeID="_x0000_i1065" DrawAspect="Content" ObjectID="_1838533542" r:id="rId88"/>
+          <o:OLEObject Type="Embed" ProgID="Equation.3" ShapeID="_x0000_i1065" DrawAspect="Content" ObjectID="_1838569784" r:id="rId88"/>
         </w:object>
       </w:r>
       <w:r>
@@ -3535,7 +3535,7 @@
           <v:shape id="_x0000_i1066" type="#_x0000_t75" style="width:94.55pt;height:49.45pt" o:ole="" fillcolor="window">
             <v:imagedata r:id="rId89" o:title=""/>
           </v:shape>
-          <o:OLEObject Type="Embed" ProgID="Equation.3" ShapeID="_x0000_i1066" DrawAspect="Content" ObjectID="_1838533543" r:id="rId90"/>
+          <o:OLEObject Type="Embed" ProgID="Equation.3" ShapeID="_x0000_i1066" DrawAspect="Content" ObjectID="_1838569785" r:id="rId90"/>
         </w:object>
       </w:r>
     </w:p>
@@ -3687,7 +3687,7 @@
           <v:shape id="_x0000_i1067" type="#_x0000_t75" style="width:67.6pt;height:44.45pt" o:ole="" fillcolor="window">
             <v:imagedata r:id="rId91" o:title=""/>
           </v:shape>
-          <o:OLEObject Type="Embed" ProgID="Equation.3" ShapeID="_x0000_i1067" DrawAspect="Content" ObjectID="_1838533544" r:id="rId92"/>
+          <o:OLEObject Type="Embed" ProgID="Equation.3" ShapeID="_x0000_i1067" DrawAspect="Content" ObjectID="_1838569786" r:id="rId92"/>
         </w:object>
       </w:r>
     </w:p>
@@ -4054,7 +4054,7 @@
           <v:shape id="_x0000_i1068" type="#_x0000_t75" style="width:82.65pt;height:42.55pt" o:ole="" fillcolor="window">
             <v:imagedata r:id="rId93" o:title=""/>
           </v:shape>
-          <o:OLEObject Type="Embed" ProgID="Equation.3" ShapeID="_x0000_i1068" DrawAspect="Content" ObjectID="_1838533545" r:id="rId94"/>
+          <o:OLEObject Type="Embed" ProgID="Equation.3" ShapeID="_x0000_i1068" DrawAspect="Content" ObjectID="_1838569787" r:id="rId94"/>
         </w:object>
       </w:r>
     </w:p>
@@ -4429,7 +4429,7 @@
           <v:shape id="_x0000_i1069" type="#_x0000_t75" style="width:25.65pt;height:18.15pt" o:ole="">
             <v:imagedata r:id="rId95" o:title=""/>
           </v:shape>
-          <o:OLEObject Type="Embed" ProgID="Equation.DSMT4" ShapeID="_x0000_i1069" DrawAspect="Content" ObjectID="_1838533546" r:id="rId96"/>
+          <o:OLEObject Type="Embed" ProgID="Equation.DSMT4" ShapeID="_x0000_i1069" DrawAspect="Content" ObjectID="_1838569788" r:id="rId96"/>
         </w:object>
       </w:r>
       <w:r>
@@ -4467,7 +4467,7 @@
           <v:shape id="_x0000_i1070" type="#_x0000_t75" style="width:25.65pt;height:18.15pt" o:ole="">
             <v:imagedata r:id="rId95" o:title=""/>
           </v:shape>
-          <o:OLEObject Type="Embed" ProgID="Equation.DSMT4" ShapeID="_x0000_i1070" DrawAspect="Content" ObjectID="_1838533547" r:id="rId97"/>
+          <o:OLEObject Type="Embed" ProgID="Equation.DSMT4" ShapeID="_x0000_i1070" DrawAspect="Content" ObjectID="_1838569789" r:id="rId97"/>
         </w:object>
       </w:r>
       <w:r>
@@ -4496,7 +4496,7 @@
           <v:shape id="_x0000_i1071" type="#_x0000_t75" style="width:65.75pt;height:18.8pt" o:ole="">
             <v:imagedata r:id="rId98" o:title=""/>
           </v:shape>
-          <o:OLEObject Type="Embed" ProgID="Equation.DSMT4" ShapeID="_x0000_i1071" DrawAspect="Content" ObjectID="_1838533548" r:id="rId99"/>
+          <o:OLEObject Type="Embed" ProgID="Equation.DSMT4" ShapeID="_x0000_i1071" DrawAspect="Content" ObjectID="_1838569790" r:id="rId99"/>
         </w:object>
       </w:r>
       <w:r>
@@ -4518,7 +4518,7 @@
           <v:shape id="_x0000_i1072" type="#_x0000_t75" style="width:145.25pt;height:18.8pt" o:ole="">
             <v:imagedata r:id="rId100" o:title=""/>
           </v:shape>
-          <o:OLEObject Type="Embed" ProgID="Equation.DSMT4" ShapeID="_x0000_i1072" DrawAspect="Content" ObjectID="_1838533549" r:id="rId101"/>
+          <o:OLEObject Type="Embed" ProgID="Equation.DSMT4" ShapeID="_x0000_i1072" DrawAspect="Content" ObjectID="_1838569791" r:id="rId101"/>
         </w:object>
       </w:r>
       <w:r>
@@ -4540,7 +4540,7 @@
           <v:shape id="_x0000_i1073" type="#_x0000_t75" style="width:110.2pt;height:18.8pt" o:ole="">
             <v:imagedata r:id="rId102" o:title=""/>
           </v:shape>
-          <o:OLEObject Type="Embed" ProgID="Equation.DSMT4" ShapeID="_x0000_i1073" DrawAspect="Content" ObjectID="_1838533550" r:id="rId103"/>
+          <o:OLEObject Type="Embed" ProgID="Equation.DSMT4" ShapeID="_x0000_i1073" DrawAspect="Content" ObjectID="_1838569792" r:id="rId103"/>
         </w:object>
       </w:r>
       <w:r>
@@ -4562,7 +4562,7 @@
           <v:shape id="_x0000_i1074" type="#_x0000_t75" style="width:204.75pt;height:18.8pt" o:ole="">
             <v:imagedata r:id="rId104" o:title=""/>
           </v:shape>
-          <o:OLEObject Type="Embed" ProgID="Equation.DSMT4" ShapeID="_x0000_i1074" DrawAspect="Content" ObjectID="_1838533551" r:id="rId105"/>
+          <o:OLEObject Type="Embed" ProgID="Equation.DSMT4" ShapeID="_x0000_i1074" DrawAspect="Content" ObjectID="_1838569793" r:id="rId105"/>
         </w:object>
       </w:r>
       <w:r>
@@ -4584,7 +4584,7 @@
           <v:shape id="_x0000_i1075" type="#_x0000_t75" style="width:166.55pt;height:18.8pt" o:ole="">
             <v:imagedata r:id="rId106" o:title=""/>
           </v:shape>
-          <o:OLEObject Type="Embed" ProgID="Equation.DSMT4" ShapeID="_x0000_i1075" DrawAspect="Content" ObjectID="_1838533552" r:id="rId107"/>
+          <o:OLEObject Type="Embed" ProgID="Equation.DSMT4" ShapeID="_x0000_i1075" DrawAspect="Content" ObjectID="_1838569794" r:id="rId107"/>
         </w:object>
       </w:r>
       <w:r>
@@ -4606,7 +4606,7 @@
           <v:shape id="_x0000_i1076" type="#_x0000_t75" style="width:10pt;height:11.9pt" o:ole="">
             <v:imagedata r:id="rId108" o:title=""/>
           </v:shape>
-          <o:OLEObject Type="Embed" ProgID="Equation.DSMT4" ShapeID="_x0000_i1076" DrawAspect="Content" ObjectID="_1838533553" r:id="rId109"/>
+          <o:OLEObject Type="Embed" ProgID="Equation.DSMT4" ShapeID="_x0000_i1076" DrawAspect="Content" ObjectID="_1838569795" r:id="rId109"/>
         </w:object>
       </w:r>
       <w:r>
@@ -4628,7 +4628,7 @@
           <v:shape id="_x0000_i1077" type="#_x0000_t75" style="width:65.75pt;height:18.8pt" o:ole="">
             <v:imagedata r:id="rId98" o:title=""/>
           </v:shape>
-          <o:OLEObject Type="Embed" ProgID="Equation.DSMT4" ShapeID="_x0000_i1077" DrawAspect="Content" ObjectID="_1838533554" r:id="rId110"/>
+          <o:OLEObject Type="Embed" ProgID="Equation.DSMT4" ShapeID="_x0000_i1077" DrawAspect="Content" ObjectID="_1838569796" r:id="rId110"/>
         </w:object>
       </w:r>
       <w:r>
@@ -4673,7 +4673,7 @@
           <v:shape id="_x0000_i1078" type="#_x0000_t75" style="width:83.9pt;height:18.15pt" o:ole="">
             <v:imagedata r:id="rId111" o:title=""/>
           </v:shape>
-          <o:OLEObject Type="Embed" ProgID="Equation.DSMT4" ShapeID="_x0000_i1078" DrawAspect="Content" ObjectID="_1838533555" r:id="rId112"/>
+          <o:OLEObject Type="Embed" ProgID="Equation.DSMT4" ShapeID="_x0000_i1078" DrawAspect="Content" ObjectID="_1838569797" r:id="rId112"/>
         </w:object>
       </w:r>
       <w:r>
@@ -4693,7 +4693,7 @@
           <v:shape id="_x0000_i1079" type="#_x0000_t75" style="width:50.1pt;height:16.3pt" o:ole="">
             <v:imagedata r:id="rId113" o:title=""/>
           </v:shape>
-          <o:OLEObject Type="Embed" ProgID="Equation.DSMT4" ShapeID="_x0000_i1079" DrawAspect="Content" ObjectID="_1838533556" r:id="rId114"/>
+          <o:OLEObject Type="Embed" ProgID="Equation.DSMT4" ShapeID="_x0000_i1079" DrawAspect="Content" ObjectID="_1838569798" r:id="rId114"/>
         </w:object>
       </w:r>
       <w:r>
@@ -4779,7 +4779,7 @@
           <v:shape id="_x0000_i1080" type="#_x0000_t75" style="width:135.25pt;height:18.15pt" o:ole="">
             <v:imagedata r:id="rId115" o:title=""/>
           </v:shape>
-          <o:OLEObject Type="Embed" ProgID="Equation.DSMT4" ShapeID="_x0000_i1080" DrawAspect="Content" ObjectID="_1838533557" r:id="rId116"/>
+          <o:OLEObject Type="Embed" ProgID="Equation.DSMT4" ShapeID="_x0000_i1080" DrawAspect="Content" ObjectID="_1838569799" r:id="rId116"/>
         </w:object>
       </w:r>
       <w:r>
@@ -4842,7 +4842,7 @@
           <v:shape id="_x0000_i1081" type="#_x0000_t75" style="width:293pt;height:18.15pt" o:ole="">
             <v:imagedata r:id="rId117" o:title=""/>
           </v:shape>
-          <o:OLEObject Type="Embed" ProgID="Equation.DSMT4" ShapeID="_x0000_i1081" DrawAspect="Content" ObjectID="_1838533558" r:id="rId118"/>
+          <o:OLEObject Type="Embed" ProgID="Equation.DSMT4" ShapeID="_x0000_i1081" DrawAspect="Content" ObjectID="_1838569800" r:id="rId118"/>
         </w:object>
       </w:r>
     </w:p>
@@ -4871,7 +4871,7 @@
           <v:shape id="_x0000_i1082" type="#_x0000_t75" style="width:8.15pt;height:13.75pt" o:ole="">
             <v:imagedata r:id="rId119" o:title=""/>
           </v:shape>
-          <o:OLEObject Type="Embed" ProgID="Equation.DSMT4" ShapeID="_x0000_i1082" DrawAspect="Content" ObjectID="_1838533559" r:id="rId120"/>
+          <o:OLEObject Type="Embed" ProgID="Equation.DSMT4" ShapeID="_x0000_i1082" DrawAspect="Content" ObjectID="_1838569801" r:id="rId120"/>
         </w:object>
       </w:r>
       <w:r>
@@ -4926,7 +4926,7 @@
           <v:shape id="_x0000_i1083" type="#_x0000_t75" style="width:157.75pt;height:41.95pt" o:ole="" fillcolor="window">
             <v:imagedata r:id="rId7" o:title=""/>
           </v:shape>
-          <o:OLEObject Type="Embed" ProgID="Equation.3" ShapeID="_x0000_i1083" DrawAspect="Content" ObjectID="_1838533560" r:id="rId121"/>
+          <o:OLEObject Type="Embed" ProgID="Equation.3" ShapeID="_x0000_i1083" DrawAspect="Content" ObjectID="_1838569802" r:id="rId121"/>
         </w:object>
       </w:r>
     </w:p>
@@ -4974,7 +4974,7 @@
           <v:shape id="_x0000_i1084" type="#_x0000_t75" style="width:143.35pt;height:42.55pt" o:ole="">
             <v:imagedata r:id="rId122" o:title=""/>
           </v:shape>
-          <o:OLEObject Type="Embed" ProgID="Equation.DSMT4" ShapeID="_x0000_i1084" DrawAspect="Content" ObjectID="_1838533561" r:id="rId123"/>
+          <o:OLEObject Type="Embed" ProgID="Equation.DSMT4" ShapeID="_x0000_i1084" DrawAspect="Content" ObjectID="_1838569803" r:id="rId123"/>
         </w:object>
       </w:r>
     </w:p>
@@ -5029,7 +5029,7 @@
           <v:shape id="_x0000_i1085" type="#_x0000_t75" style="width:339.95pt;height:75.15pt" o:ole="">
             <v:imagedata r:id="rId124" o:title=""/>
           </v:shape>
-          <o:OLEObject Type="Embed" ProgID="Equation.DSMT4" ShapeID="_x0000_i1085" DrawAspect="Content" ObjectID="_1838533562" r:id="rId125"/>
+          <o:OLEObject Type="Embed" ProgID="Equation.DSMT4" ShapeID="_x0000_i1085" DrawAspect="Content" ObjectID="_1838569804" r:id="rId125"/>
         </w:object>
       </w:r>
     </w:p>
@@ -5084,7 +5084,7 @@
           <v:shape id="_x0000_i1086" type="#_x0000_t75" style="width:170.9pt;height:35.05pt" o:ole="">
             <v:imagedata r:id="rId126" o:title=""/>
           </v:shape>
-          <o:OLEObject Type="Embed" ProgID="Equation.DSMT4" ShapeID="_x0000_i1086" DrawAspect="Content" ObjectID="_1838533563" r:id="rId127"/>
+          <o:OLEObject Type="Embed" ProgID="Equation.DSMT4" ShapeID="_x0000_i1086" DrawAspect="Content" ObjectID="_1838569805" r:id="rId127"/>
         </w:object>
       </w:r>
       <w:r>
@@ -5138,7 +5138,7 @@
           <v:shape id="_x0000_i1087" type="#_x0000_t75" style="width:180.95pt;height:18.15pt" o:ole="">
             <v:imagedata r:id="rId128" o:title=""/>
           </v:shape>
-          <o:OLEObject Type="Embed" ProgID="Equation.DSMT4" ShapeID="_x0000_i1087" DrawAspect="Content" ObjectID="_1838533564" r:id="rId129"/>
+          <o:OLEObject Type="Embed" ProgID="Equation.DSMT4" ShapeID="_x0000_i1087" DrawAspect="Content" ObjectID="_1838569806" r:id="rId129"/>
         </w:object>
       </w:r>
       <w:r>
@@ -5189,7 +5189,7 @@
           <v:shape id="_x0000_i1088" type="#_x0000_t75" style="width:116.45pt;height:35.05pt" o:ole="">
             <v:imagedata r:id="rId130" o:title=""/>
           </v:shape>
-          <o:OLEObject Type="Embed" ProgID="Equation.DSMT4" ShapeID="_x0000_i1088" DrawAspect="Content" ObjectID="_1838533565" r:id="rId131"/>
+          <o:OLEObject Type="Embed" ProgID="Equation.DSMT4" ShapeID="_x0000_i1088" DrawAspect="Content" ObjectID="_1838569807" r:id="rId131"/>
         </w:object>
       </w:r>
       <w:r>
@@ -5209,7 +5209,7 @@
           <v:shape id="_x0000_i1089" type="#_x0000_t75" style="width:142.75pt;height:37.55pt" o:ole="">
             <v:imagedata r:id="rId132" o:title=""/>
           </v:shape>
-          <o:OLEObject Type="Embed" ProgID="Equation.DSMT4" ShapeID="_x0000_i1089" DrawAspect="Content" ObjectID="_1838533566" r:id="rId133"/>
+          <o:OLEObject Type="Embed" ProgID="Equation.DSMT4" ShapeID="_x0000_i1089" DrawAspect="Content" ObjectID="_1838569808" r:id="rId133"/>
         </w:object>
       </w:r>
       <w:r>
@@ -5326,7 +5326,7 @@
           <v:shape id="_x0000_i1090" type="#_x0000_t75" style="width:262.95pt;height:25.05pt" o:ole="" fillcolor="window">
             <v:imagedata r:id="rId134" o:title=""/>
           </v:shape>
-          <o:OLEObject Type="Embed" ProgID="Equation.3" ShapeID="_x0000_i1090" DrawAspect="Content" ObjectID="_1838533567" r:id="rId135"/>
+          <o:OLEObject Type="Embed" ProgID="Equation.3" ShapeID="_x0000_i1090" DrawAspect="Content" ObjectID="_1838569809" r:id="rId135"/>
         </w:object>
       </w:r>
       <w:r>
@@ -5378,7 +5378,7 @@
           <v:shape id="_x0000_i1091" type="#_x0000_t75" style="width:242.9pt;height:21.9pt" o:ole="" fillcolor="window">
             <v:imagedata r:id="rId136" o:title=""/>
           </v:shape>
-          <o:OLEObject Type="Embed" ProgID="Equation.3" ShapeID="_x0000_i1091" DrawAspect="Content" ObjectID="_1838533568" r:id="rId137"/>
+          <o:OLEObject Type="Embed" ProgID="Equation.3" ShapeID="_x0000_i1091" DrawAspect="Content" ObjectID="_1838569810" r:id="rId137"/>
         </w:object>
       </w:r>
       <w:r>
@@ -5435,7 +5435,7 @@
           <v:shape id="_x0000_i1092" type="#_x0000_t75" style="width:80.15pt;height:22.55pt" o:ole="" fillcolor="window">
             <v:imagedata r:id="rId138" o:title=""/>
           </v:shape>
-          <o:OLEObject Type="Embed" ProgID="Equation.3" ShapeID="_x0000_i1092" DrawAspect="Content" ObjectID="_1838533569" r:id="rId139"/>
+          <o:OLEObject Type="Embed" ProgID="Equation.3" ShapeID="_x0000_i1092" DrawAspect="Content" ObjectID="_1838569811" r:id="rId139"/>
         </w:object>
       </w:r>
       <w:r>
@@ -5527,7 +5527,7 @@
           <v:shape id="_x0000_i1093" type="#_x0000_t75" style="width:123.95pt;height:21.3pt" o:ole="" fillcolor="window">
             <v:imagedata r:id="rId140" o:title=""/>
           </v:shape>
-          <o:OLEObject Type="Embed" ProgID="Equation.3" ShapeID="_x0000_i1093" DrawAspect="Content" ObjectID="_1838533570" r:id="rId141"/>
+          <o:OLEObject Type="Embed" ProgID="Equation.3" ShapeID="_x0000_i1093" DrawAspect="Content" ObjectID="_1838569812" r:id="rId141"/>
         </w:object>
       </w:r>
       <w:r>
@@ -5546,7 +5546,7 @@
           <v:shape id="_x0000_i1094" type="#_x0000_t75" style="width:65.75pt;height:18.8pt" o:ole="" fillcolor="window">
             <v:imagedata r:id="rId142" o:title=""/>
           </v:shape>
-          <o:OLEObject Type="Embed" ProgID="Equation.3" ShapeID="_x0000_i1094" DrawAspect="Content" ObjectID="_1838533571" r:id="rId143"/>
+          <o:OLEObject Type="Embed" ProgID="Equation.3" ShapeID="_x0000_i1094" DrawAspect="Content" ObjectID="_1838569813" r:id="rId143"/>
         </w:object>
       </w:r>
       <w:r>
@@ -5599,7 +5599,7 @@
           <v:shape id="_x0000_i1095" type="#_x0000_t75" style="width:199.7pt;height:22.55pt" o:ole="" fillcolor="window">
             <v:imagedata r:id="rId144" o:title=""/>
           </v:shape>
-          <o:OLEObject Type="Embed" ProgID="Equation.3" ShapeID="_x0000_i1095" DrawAspect="Content" ObjectID="_1838533572" r:id="rId145"/>
+          <o:OLEObject Type="Embed" ProgID="Equation.3" ShapeID="_x0000_i1095" DrawAspect="Content" ObjectID="_1838569814" r:id="rId145"/>
         </w:object>
       </w:r>
     </w:p>
@@ -5629,7 +5629,7 @@
           <v:shape id="_x0000_i1096" type="#_x0000_t75" style="width:16.3pt;height:21.3pt" o:ole="" fillcolor="window">
             <v:imagedata r:id="rId146" o:title=""/>
           </v:shape>
-          <o:OLEObject Type="Embed" ProgID="Equation.3" ShapeID="_x0000_i1096" DrawAspect="Content" ObjectID="_1838533573" r:id="rId147"/>
+          <o:OLEObject Type="Embed" ProgID="Equation.3" ShapeID="_x0000_i1096" DrawAspect="Content" ObjectID="_1838569815" r:id="rId147"/>
         </w:object>
       </w:r>
       <w:r>
@@ -5648,7 +5648,7 @@
           <v:shape id="_x0000_i1097" type="#_x0000_t75" style="width:18.8pt;height:21.3pt" o:ole="" fillcolor="window">
             <v:imagedata r:id="rId148" o:title=""/>
           </v:shape>
-          <o:OLEObject Type="Embed" ProgID="Equation.3" ShapeID="_x0000_i1097" DrawAspect="Content" ObjectID="_1838533574" r:id="rId149"/>
+          <o:OLEObject Type="Embed" ProgID="Equation.3" ShapeID="_x0000_i1097" DrawAspect="Content" ObjectID="_1838569816" r:id="rId149"/>
         </w:object>
       </w:r>
       <w:r>
@@ -5725,7 +5725,7 @@
           <v:shape id="_x0000_i1098" type="#_x0000_t75" style="width:150.9pt;height:21.9pt" o:ole="" fillcolor="window">
             <v:imagedata r:id="rId150" o:title=""/>
           </v:shape>
-          <o:OLEObject Type="Embed" ProgID="Equation.3" ShapeID="_x0000_i1098" DrawAspect="Content" ObjectID="_1838533575" r:id="rId151"/>
+          <o:OLEObject Type="Embed" ProgID="Equation.3" ShapeID="_x0000_i1098" DrawAspect="Content" ObjectID="_1838569817" r:id="rId151"/>
         </w:object>
       </w:r>
     </w:p>
@@ -5772,7 +5772,7 @@
           <v:shape id="_x0000_i1099" type="#_x0000_t75" style="width:113.95pt;height:18.15pt" o:ole="" fillcolor="window">
             <v:imagedata r:id="rId152" o:title=""/>
           </v:shape>
-          <o:OLEObject Type="Embed" ProgID="Equation.3" ShapeID="_x0000_i1099" DrawAspect="Content" ObjectID="_1838533576" r:id="rId153"/>
+          <o:OLEObject Type="Embed" ProgID="Equation.3" ShapeID="_x0000_i1099" DrawAspect="Content" ObjectID="_1838569818" r:id="rId153"/>
         </w:object>
       </w:r>
       <w:r>
@@ -5808,7 +5808,7 @@
           <v:shape id="_x0000_i1100" type="#_x0000_t75" style="width:80.75pt;height:22.55pt" o:ole="" fillcolor="window">
             <v:imagedata r:id="rId154" o:title=""/>
           </v:shape>
-          <o:OLEObject Type="Embed" ProgID="Equation.3" ShapeID="_x0000_i1100" DrawAspect="Content" ObjectID="_1838533577" r:id="rId155"/>
+          <o:OLEObject Type="Embed" ProgID="Equation.3" ShapeID="_x0000_i1100" DrawAspect="Content" ObjectID="_1838569819" r:id="rId155"/>
         </w:object>
       </w:r>
       <w:r>
@@ -5861,7 +5861,7 @@
           <v:shape id="_x0000_i1101" type="#_x0000_t75" style="width:67pt;height:16.3pt" o:ole="" fillcolor="window">
             <v:imagedata r:id="rId156" o:title=""/>
           </v:shape>
-          <o:OLEObject Type="Embed" ProgID="Equation.3" ShapeID="_x0000_i1101" DrawAspect="Content" ObjectID="_1838533578" r:id="rId157"/>
+          <o:OLEObject Type="Embed" ProgID="Equation.3" ShapeID="_x0000_i1101" DrawAspect="Content" ObjectID="_1838569820" r:id="rId157"/>
         </w:object>
       </w:r>
       <w:r>
@@ -5914,7 +5914,7 @@
           <v:shape id="_x0000_i1102" type="#_x0000_t75" style="width:83.9pt;height:21.9pt" o:ole="" fillcolor="window">
             <v:imagedata r:id="rId158" o:title=""/>
           </v:shape>
-          <o:OLEObject Type="Embed" ProgID="Equation.3" ShapeID="_x0000_i1102" DrawAspect="Content" ObjectID="_1838533579" r:id="rId159"/>
+          <o:OLEObject Type="Embed" ProgID="Equation.3" ShapeID="_x0000_i1102" DrawAspect="Content" ObjectID="_1838569821" r:id="rId159"/>
         </w:object>
       </w:r>
       <w:r>
@@ -5933,7 +5933,7 @@
           <v:shape id="_x0000_i1103" type="#_x0000_t75" style="width:16.3pt;height:21.3pt" o:ole="" fillcolor="window">
             <v:imagedata r:id="rId160" o:title=""/>
           </v:shape>
-          <o:OLEObject Type="Embed" ProgID="Equation.3" ShapeID="_x0000_i1103" DrawAspect="Content" ObjectID="_1838533580" r:id="rId161"/>
+          <o:OLEObject Type="Embed" ProgID="Equation.3" ShapeID="_x0000_i1103" DrawAspect="Content" ObjectID="_1838569822" r:id="rId161"/>
         </w:object>
       </w:r>
       <w:r>
@@ -5952,7 +5952,7 @@
           <v:shape id="_x0000_i1104" type="#_x0000_t75" style="width:18.8pt;height:21.3pt" o:ole="" fillcolor="window">
             <v:imagedata r:id="rId162" o:title=""/>
           </v:shape>
-          <o:OLEObject Type="Embed" ProgID="Equation.3" ShapeID="_x0000_i1104" DrawAspect="Content" ObjectID="_1838533581" r:id="rId163"/>
+          <o:OLEObject Type="Embed" ProgID="Equation.3" ShapeID="_x0000_i1104" DrawAspect="Content" ObjectID="_1838569823" r:id="rId163"/>
         </w:object>
       </w:r>
       <w:r>
@@ -5989,7 +5989,7 @@
           <v:shape id="_x0000_i1105" type="#_x0000_t75" style="width:82pt;height:17.55pt" o:ole="" fillcolor="window">
             <v:imagedata r:id="rId164" o:title=""/>
           </v:shape>
-          <o:OLEObject Type="Embed" ProgID="Equation.3" ShapeID="_x0000_i1105" DrawAspect="Content" ObjectID="_1838533582" r:id="rId165"/>
+          <o:OLEObject Type="Embed" ProgID="Equation.3" ShapeID="_x0000_i1105" DrawAspect="Content" ObjectID="_1838569824" r:id="rId165"/>
         </w:object>
       </w:r>
       <w:r>
@@ -6015,7 +6015,7 @@
           <v:shape id="_x0000_i1106" type="#_x0000_t75" style="width:88.3pt;height:17.55pt" o:ole="" fillcolor="window">
             <v:imagedata r:id="rId166" o:title=""/>
           </v:shape>
-          <o:OLEObject Type="Embed" ProgID="Equation.3" ShapeID="_x0000_i1106" DrawAspect="Content" ObjectID="_1838533583" r:id="rId167"/>
+          <o:OLEObject Type="Embed" ProgID="Equation.3" ShapeID="_x0000_i1106" DrawAspect="Content" ObjectID="_1838569825" r:id="rId167"/>
         </w:object>
       </w:r>
     </w:p>
@@ -6053,7 +6053,7 @@
           <v:shape id="_x0000_i1107" type="#_x0000_t75" style="width:85.75pt;height:39.45pt" o:ole="" fillcolor="window">
             <v:imagedata r:id="rId168" o:title=""/>
           </v:shape>
-          <o:OLEObject Type="Embed" ProgID="Equation.3" ShapeID="_x0000_i1107" DrawAspect="Content" ObjectID="_1838533584" r:id="rId169"/>
+          <o:OLEObject Type="Embed" ProgID="Equation.3" ShapeID="_x0000_i1107" DrawAspect="Content" ObjectID="_1838569826" r:id="rId169"/>
         </w:object>
       </w:r>
       <w:r>
@@ -6073,7 +6073,7 @@
           <v:shape id="_x0000_i1108" type="#_x0000_t75" style="width:171.55pt;height:25.65pt" o:ole="">
             <v:imagedata r:id="rId170" o:title=""/>
           </v:shape>
-          <o:OLEObject Type="Embed" ProgID="Equation.3" ShapeID="_x0000_i1108" DrawAspect="Content" ObjectID="_1838533585" r:id="rId171"/>
+          <o:OLEObject Type="Embed" ProgID="Equation.3" ShapeID="_x0000_i1108" DrawAspect="Content" ObjectID="_1838569827" r:id="rId171"/>
         </w:object>
       </w:r>
     </w:p>
@@ -6157,7 +6157,7 @@
           <v:shape id="_x0000_i1109" type="#_x0000_t75" style="width:122.1pt;height:25.65pt" o:ole="" fillcolor="window">
             <v:imagedata r:id="rId172" o:title=""/>
           </v:shape>
-          <o:OLEObject Type="Embed" ProgID="Equation.3" ShapeID="_x0000_i1109" DrawAspect="Content" ObjectID="_1838533586" r:id="rId173"/>
+          <o:OLEObject Type="Embed" ProgID="Equation.3" ShapeID="_x0000_i1109" DrawAspect="Content" ObjectID="_1838569828" r:id="rId173"/>
         </w:object>
       </w:r>
       <w:r>
@@ -6176,7 +6176,7 @@
           <v:shape id="_x0000_i1110" type="#_x0000_t75" style="width:36.95pt;height:18.8pt" o:ole="" fillcolor="window">
             <v:imagedata r:id="rId174" o:title=""/>
           </v:shape>
-          <o:OLEObject Type="Embed" ProgID="Equation.3" ShapeID="_x0000_i1110" DrawAspect="Content" ObjectID="_1838533587" r:id="rId175"/>
+          <o:OLEObject Type="Embed" ProgID="Equation.3" ShapeID="_x0000_i1110" DrawAspect="Content" ObjectID="_1838569829" r:id="rId175"/>
         </w:object>
       </w:r>
       <w:r>
@@ -6282,7 +6282,7 @@
           <v:shape id="_x0000_i1111" type="#_x0000_t75" style="width:16.3pt;height:21.9pt" o:ole="" fillcolor="window">
             <v:imagedata r:id="rId176" o:title=""/>
           </v:shape>
-          <o:OLEObject Type="Embed" ProgID="Equation.3" ShapeID="_x0000_i1111" DrawAspect="Content" ObjectID="_1838533588" r:id="rId177"/>
+          <o:OLEObject Type="Embed" ProgID="Equation.3" ShapeID="_x0000_i1111" DrawAspect="Content" ObjectID="_1838569830" r:id="rId177"/>
         </w:object>
       </w:r>
       <w:r>
@@ -6301,7 +6301,7 @@
           <v:shape id="_x0000_i1112" type="#_x0000_t75" style="width:90.8pt;height:18.8pt" o:ole="" fillcolor="window">
             <v:imagedata r:id="rId178" o:title=""/>
           </v:shape>
-          <o:OLEObject Type="Embed" ProgID="Equation.3" ShapeID="_x0000_i1112" DrawAspect="Content" ObjectID="_1838533589" r:id="rId179"/>
+          <o:OLEObject Type="Embed" ProgID="Equation.3" ShapeID="_x0000_i1112" DrawAspect="Content" ObjectID="_1838569831" r:id="rId179"/>
         </w:object>
       </w:r>
       <w:r>
@@ -6321,7 +6321,7 @@
           <v:shape id="_x0000_i1113" type="#_x0000_t75" style="width:36.95pt;height:18.15pt" o:ole="">
             <v:imagedata r:id="rId180" o:title=""/>
           </v:shape>
-          <o:OLEObject Type="Embed" ProgID="Equation.DSMT4" ShapeID="_x0000_i1113" DrawAspect="Content" ObjectID="_1838533590" r:id="rId181"/>
+          <o:OLEObject Type="Embed" ProgID="Equation.DSMT4" ShapeID="_x0000_i1113" DrawAspect="Content" ObjectID="_1838569832" r:id="rId181"/>
         </w:object>
       </w:r>
       <w:r>
@@ -6418,7 +6418,7 @@
           <v:shape id="_x0000_i1114" type="#_x0000_t75" style="width:162.8pt;height:46.35pt" o:ole="" fillcolor="window">
             <v:imagedata r:id="rId182" o:title=""/>
           </v:shape>
-          <o:OLEObject Type="Embed" ProgID="Equation.3" ShapeID="_x0000_i1114" DrawAspect="Content" ObjectID="_1838533591" r:id="rId183"/>
+          <o:OLEObject Type="Embed" ProgID="Equation.3" ShapeID="_x0000_i1114" DrawAspect="Content" ObjectID="_1838569833" r:id="rId183"/>
         </w:object>
       </w:r>
       <w:r>
@@ -6507,7 +6507,7 @@
           <v:shape id="_x0000_i1115" type="#_x0000_t75" style="width:18.8pt;height:23.8pt" o:ole="" fillcolor="window">
             <v:imagedata r:id="rId184" o:title=""/>
           </v:shape>
-          <o:OLEObject Type="Embed" ProgID="Equation.3" ShapeID="_x0000_i1115" DrawAspect="Content" ObjectID="_1838533592" r:id="rId185"/>
+          <o:OLEObject Type="Embed" ProgID="Equation.3" ShapeID="_x0000_i1115" DrawAspect="Content" ObjectID="_1838569834" r:id="rId185"/>
         </w:object>
       </w:r>
       <w:r>
@@ -6536,7 +6536,7 @@
           <v:shape id="_x0000_i1116" type="#_x0000_t75" style="width:55.7pt;height:25.05pt" o:ole="" fillcolor="window">
             <v:imagedata r:id="rId186" o:title=""/>
           </v:shape>
-          <o:OLEObject Type="Embed" ProgID="Equation.3" ShapeID="_x0000_i1116" DrawAspect="Content" ObjectID="_1838533593" r:id="rId187"/>
+          <o:OLEObject Type="Embed" ProgID="Equation.3" ShapeID="_x0000_i1116" DrawAspect="Content" ObjectID="_1838569835" r:id="rId187"/>
         </w:object>
       </w:r>
       <w:r>
@@ -6555,7 +6555,7 @@
           <v:shape id="_x0000_i1117" type="#_x0000_t75" style="width:80.75pt;height:21.3pt" o:ole="" fillcolor="window">
             <v:imagedata r:id="rId188" o:title=""/>
           </v:shape>
-          <o:OLEObject Type="Embed" ProgID="Equation.3" ShapeID="_x0000_i1117" DrawAspect="Content" ObjectID="_1838533594" r:id="rId189"/>
+          <o:OLEObject Type="Embed" ProgID="Equation.3" ShapeID="_x0000_i1117" DrawAspect="Content" ObjectID="_1838569836" r:id="rId189"/>
         </w:object>
       </w:r>
       <w:r>
@@ -6607,7 +6607,7 @@
           <v:shape id="_x0000_i1118" type="#_x0000_t75" style="width:80.15pt;height:19.4pt" o:ole="" fillcolor="window">
             <v:imagedata r:id="rId190" o:title=""/>
           </v:shape>
-          <o:OLEObject Type="Embed" ProgID="Equation.3" ShapeID="_x0000_i1118" DrawAspect="Content" ObjectID="_1838533595" r:id="rId191"/>
+          <o:OLEObject Type="Embed" ProgID="Equation.3" ShapeID="_x0000_i1118" DrawAspect="Content" ObjectID="_1838569837" r:id="rId191"/>
         </w:object>
       </w:r>
       <w:r>
@@ -6683,7 +6683,7 @@
           <v:shape id="_x0000_i1119" type="#_x0000_t75" style="width:21.3pt;height:23.8pt" o:ole="" fillcolor="window">
             <v:imagedata r:id="rId192" o:title=""/>
           </v:shape>
-          <o:OLEObject Type="Embed" ProgID="Equation.3" ShapeID="_x0000_i1119" DrawAspect="Content" ObjectID="_1838533596" r:id="rId193"/>
+          <o:OLEObject Type="Embed" ProgID="Equation.3" ShapeID="_x0000_i1119" DrawAspect="Content" ObjectID="_1838569838" r:id="rId193"/>
         </w:object>
       </w:r>
       <w:r>
@@ -6702,7 +6702,7 @@
           <v:shape id="_x0000_i1120" type="#_x0000_t75" style="width:38.8pt;height:27.55pt" o:ole="" fillcolor="window">
             <v:imagedata r:id="rId194" o:title=""/>
           </v:shape>
-          <o:OLEObject Type="Embed" ProgID="Equation.3" ShapeID="_x0000_i1120" DrawAspect="Content" ObjectID="_1838533597" r:id="rId195"/>
+          <o:OLEObject Type="Embed" ProgID="Equation.3" ShapeID="_x0000_i1120" DrawAspect="Content" ObjectID="_1838569839" r:id="rId195"/>
         </w:object>
       </w:r>
       <w:r>
@@ -6746,7 +6746,7 @@
           <v:shape id="_x0000_i1121" type="#_x0000_t75" style="width:63.85pt;height:21.3pt" o:ole="" fillcolor="window">
             <v:imagedata r:id="rId196" o:title=""/>
           </v:shape>
-          <o:OLEObject Type="Embed" ProgID="Equation.3" ShapeID="_x0000_i1121" DrawAspect="Content" ObjectID="_1838533598" r:id="rId197"/>
+          <o:OLEObject Type="Embed" ProgID="Equation.3" ShapeID="_x0000_i1121" DrawAspect="Content" ObjectID="_1838569840" r:id="rId197"/>
         </w:object>
       </w:r>
       <w:r>
@@ -6842,7 +6842,7 @@
           <v:shape id="_x0000_i1122" type="#_x0000_t75" style="width:82pt;height:21.3pt" o:ole="" fillcolor="window">
             <v:imagedata r:id="rId198" o:title=""/>
           </v:shape>
-          <o:OLEObject Type="Embed" ProgID="Equation.3" ShapeID="_x0000_i1122" DrawAspect="Content" ObjectID="_1838533599" r:id="rId199"/>
+          <o:OLEObject Type="Embed" ProgID="Equation.3" ShapeID="_x0000_i1122" DrawAspect="Content" ObjectID="_1838569841" r:id="rId199"/>
         </w:object>
       </w:r>
       <w:r>
@@ -6861,7 +6861,7 @@
           <v:shape id="_x0000_i1123" type="#_x0000_t75" style="width:120.2pt;height:22.55pt" o:ole="" fillcolor="window">
             <v:imagedata r:id="rId200" o:title=""/>
           </v:shape>
-          <o:OLEObject Type="Embed" ProgID="Equation.3" ShapeID="_x0000_i1123" DrawAspect="Content" ObjectID="_1838533600" r:id="rId201"/>
+          <o:OLEObject Type="Embed" ProgID="Equation.3" ShapeID="_x0000_i1123" DrawAspect="Content" ObjectID="_1838569842" r:id="rId201"/>
         </w:object>
       </w:r>
       <w:r>
@@ -6898,7 +6898,7 @@
           <v:shape id="_x0000_i1124" type="#_x0000_t75" style="width:61.35pt;height:33.2pt" o:ole="" fillcolor="window">
             <v:imagedata r:id="rId202" o:title=""/>
           </v:shape>
-          <o:OLEObject Type="Embed" ProgID="Equation.3" ShapeID="_x0000_i1124" DrawAspect="Content" ObjectID="_1838533601" r:id="rId203"/>
+          <o:OLEObject Type="Embed" ProgID="Equation.3" ShapeID="_x0000_i1124" DrawAspect="Content" ObjectID="_1838569843" r:id="rId203"/>
         </w:object>
       </w:r>
       <w:r>
@@ -6971,7 +6971,7 @@
           <v:shape id="_x0000_i1125" type="#_x0000_t75" style="width:18.8pt;height:23.8pt" o:ole="" fillcolor="window">
             <v:imagedata r:id="rId204" o:title=""/>
           </v:shape>
-          <o:OLEObject Type="Embed" ProgID="Equation.3" ShapeID="_x0000_i1125" DrawAspect="Content" ObjectID="_1838533602" r:id="rId205"/>
+          <o:OLEObject Type="Embed" ProgID="Equation.3" ShapeID="_x0000_i1125" DrawAspect="Content" ObjectID="_1838569844" r:id="rId205"/>
         </w:object>
       </w:r>
       <w:r>
@@ -7008,7 +7008,7 @@
           <v:shape id="_x0000_i1126" type="#_x0000_t75" style="width:324.95pt;height:48.2pt" o:ole="" fillcolor="window">
             <v:imagedata r:id="rId206" o:title=""/>
           </v:shape>
-          <o:OLEObject Type="Embed" ProgID="Equation.3" ShapeID="_x0000_i1126" DrawAspect="Content" ObjectID="_1838533603" r:id="rId207"/>
+          <o:OLEObject Type="Embed" ProgID="Equation.3" ShapeID="_x0000_i1126" DrawAspect="Content" ObjectID="_1838569845" r:id="rId207"/>
         </w:object>
       </w:r>
     </w:p>
@@ -7037,7 +7037,7 @@
           <v:shape id="_x0000_i1127" type="#_x0000_t75" style="width:204.75pt;height:32.55pt" o:ole="" fillcolor="window">
             <v:imagedata r:id="rId208" o:title=""/>
           </v:shape>
-          <o:OLEObject Type="Embed" ProgID="Equation.3" ShapeID="_x0000_i1127" DrawAspect="Content" ObjectID="_1838533604" r:id="rId209"/>
+          <o:OLEObject Type="Embed" ProgID="Equation.3" ShapeID="_x0000_i1127" DrawAspect="Content" ObjectID="_1838569846" r:id="rId209"/>
         </w:object>
       </w:r>
       <w:r>
@@ -7066,7 +7066,7 @@
           <v:shape id="_x0000_i1128" type="#_x0000_t75" style="width:63.85pt;height:21.3pt" o:ole="" fillcolor="window">
             <v:imagedata r:id="rId210" o:title=""/>
           </v:shape>
-          <o:OLEObject Type="Embed" ProgID="Equation.3" ShapeID="_x0000_i1128" DrawAspect="Content" ObjectID="_1838533605" r:id="rId211"/>
+          <o:OLEObject Type="Embed" ProgID="Equation.3" ShapeID="_x0000_i1128" DrawAspect="Content" ObjectID="_1838569847" r:id="rId211"/>
         </w:object>
       </w:r>
       <w:r>
@@ -7111,18 +7111,453 @@
           <w:lang w:val="uk-UA"/>
         </w:rPr>
       </w:pPr>
-      <w:r>
-        <w:rPr>
-          <w:position w:val="-46"/>
-          <w:lang w:val="uk-UA"/>
-        </w:rPr>
-        <w:object w:dxaOrig="4140" w:dyaOrig="1080" w14:anchorId="34D5744C">
-          <v:shape id="_x0000_i1129" type="#_x0000_t75" style="width:207.25pt;height:46.95pt" o:ole="" fillcolor="window">
-            <v:imagedata r:id="rId212" o:title=""/>
-          </v:shape>
-          <o:OLEObject Type="Embed" ProgID="Equation.3" ShapeID="_x0000_i1129" DrawAspect="Content" ObjectID="_1838533606" r:id="rId213"/>
-        </w:object>
-      </w:r>
+      <m:oMathPara>
+        <m:oMath>
+          <m:func>
+            <m:funcPr>
+              <m:ctrlPr>
+                <w:rPr>
+                  <w:rFonts w:ascii="Cambria Math"/>
+                  <w:i/>
+                  <w:lang w:val="uk-UA"/>
+                </w:rPr>
+              </m:ctrlPr>
+            </m:funcPr>
+            <m:fName>
+              <m:r>
+                <w:rPr>
+                  <w:rFonts w:ascii="Cambria Math"/>
+                  <w:lang w:val="uk-UA"/>
+                </w:rPr>
+                <m:t>det</m:t>
+              </m:r>
+            </m:fName>
+            <m:e>
+              <m:d>
+                <m:dPr>
+                  <m:begChr m:val="‖"/>
+                  <m:endChr m:val="‖"/>
+                  <m:ctrlPr>
+                    <w:rPr>
+                      <w:rFonts w:ascii="Cambria Math"/>
+                      <w:i/>
+                      <w:lang w:val="uk-UA"/>
+                    </w:rPr>
+                  </m:ctrlPr>
+                </m:dPr>
+                <m:e>
+                  <m:r>
+                    <w:rPr>
+                      <w:rFonts w:ascii="Cambria Math"/>
+                      <w:lang w:val="uk-UA"/>
+                    </w:rPr>
+                    <m:t>ρ</m:t>
+                  </m:r>
+                </m:e>
+              </m:d>
+              <m:ctrlPr>
+                <w:rPr>
+                  <w:rFonts w:ascii="Cambria Math" w:hAnsi="Cambria Math"/>
+                  <w:i/>
+                  <w:lang w:val="uk-UA"/>
+                </w:rPr>
+              </m:ctrlPr>
+            </m:e>
+          </m:func>
+          <m:r>
+            <w:rPr>
+              <w:rFonts w:ascii="Cambria Math"/>
+              <w:lang w:val="uk-UA"/>
+            </w:rPr>
+            <m:t>≤</m:t>
+          </m:r>
+          <m:f>
+            <m:fPr>
+              <m:ctrlPr>
+                <w:rPr>
+                  <w:rFonts w:ascii="Cambria Math"/>
+                  <w:i/>
+                  <w:lang w:val="uk-UA"/>
+                </w:rPr>
+              </m:ctrlPr>
+            </m:fPr>
+            <m:num>
+              <m:r>
+                <w:rPr>
+                  <w:rFonts w:ascii="Cambria Math"/>
+                  <w:lang w:val="uk-UA"/>
+                </w:rPr>
+                <m:t>&lt;</m:t>
+              </m:r>
+              <m:sSup>
+                <m:sSupPr>
+                  <m:ctrlPr>
+                    <w:rPr>
+                      <w:rFonts w:ascii="Cambria Math"/>
+                      <w:i/>
+                      <w:lang w:val="uk-UA"/>
+                    </w:rPr>
+                  </m:ctrlPr>
+                </m:sSupPr>
+                <m:e>
+                  <m:d>
+                    <m:dPr>
+                      <m:begChr m:val="|"/>
+                      <m:endChr m:val="|"/>
+                      <m:ctrlPr>
+                        <w:rPr>
+                          <w:rFonts w:ascii="Cambria Math"/>
+                          <w:i/>
+                          <w:lang w:val="uk-UA"/>
+                        </w:rPr>
+                      </m:ctrlPr>
+                    </m:dPr>
+                    <m:e>
+                      <m:sSub>
+                        <m:sSubPr>
+                          <m:ctrlPr>
+                            <w:rPr>
+                              <w:rFonts w:ascii="Cambria Math"/>
+                              <w:i/>
+                              <w:lang w:val="uk-UA"/>
+                            </w:rPr>
+                          </m:ctrlPr>
+                        </m:sSubPr>
+                        <m:e>
+                          <m:r>
+                            <w:rPr>
+                              <w:rFonts w:ascii="Cambria Math"/>
+                              <w:lang w:val="uk-UA"/>
+                            </w:rPr>
+                            <m:t>E</m:t>
+                          </m:r>
+                        </m:e>
+                        <m:sub>
+                          <m:r>
+                            <w:rPr>
+                              <w:rFonts w:ascii="Cambria Math"/>
+                              <w:lang w:val="uk-UA"/>
+                            </w:rPr>
+                            <m:t>1</m:t>
+                          </m:r>
+                        </m:sub>
+                      </m:sSub>
+                      <m:ctrlPr>
+                        <w:rPr>
+                          <w:rFonts w:ascii="Cambria Math" w:hAnsi="Cambria Math"/>
+                          <w:i/>
+                          <w:lang w:val="uk-UA"/>
+                        </w:rPr>
+                      </m:ctrlPr>
+                    </m:e>
+                  </m:d>
+                </m:e>
+                <m:sup>
+                  <m:r>
+                    <w:rPr>
+                      <w:rFonts w:ascii="Cambria Math"/>
+                      <w:lang w:val="uk-UA"/>
+                    </w:rPr>
+                    <m:t>2</m:t>
+                  </m:r>
+                </m:sup>
+              </m:sSup>
+              <m:r>
+                <w:rPr>
+                  <w:rFonts w:ascii="Cambria Math"/>
+                  <w:lang w:val="uk-UA"/>
+                </w:rPr>
+                <m:t>&gt;&lt;</m:t>
+              </m:r>
+              <m:sSup>
+                <m:sSupPr>
+                  <m:ctrlPr>
+                    <w:rPr>
+                      <w:rFonts w:ascii="Cambria Math"/>
+                      <w:i/>
+                      <w:lang w:val="uk-UA"/>
+                    </w:rPr>
+                  </m:ctrlPr>
+                </m:sSupPr>
+                <m:e>
+                  <m:d>
+                    <m:dPr>
+                      <m:begChr m:val="|"/>
+                      <m:endChr m:val="|"/>
+                      <m:ctrlPr>
+                        <w:rPr>
+                          <w:rFonts w:ascii="Cambria Math"/>
+                          <w:i/>
+                          <w:lang w:val="uk-UA"/>
+                        </w:rPr>
+                      </m:ctrlPr>
+                    </m:dPr>
+                    <m:e>
+                      <m:sSub>
+                        <m:sSubPr>
+                          <m:ctrlPr>
+                            <w:rPr>
+                              <w:rFonts w:ascii="Cambria Math"/>
+                              <w:i/>
+                              <w:lang w:val="uk-UA"/>
+                            </w:rPr>
+                          </m:ctrlPr>
+                        </m:sSubPr>
+                        <m:e>
+                          <m:r>
+                            <w:rPr>
+                              <w:rFonts w:ascii="Cambria Math"/>
+                              <w:lang w:val="uk-UA"/>
+                            </w:rPr>
+                            <m:t>E</m:t>
+                          </m:r>
+                        </m:e>
+                        <m:sub>
+                          <m:r>
+                            <w:rPr>
+                              <w:rFonts w:ascii="Cambria Math"/>
+                              <w:lang w:val="uk-UA"/>
+                            </w:rPr>
+                            <m:t>2</m:t>
+                          </m:r>
+                        </m:sub>
+                      </m:sSub>
+                      <m:ctrlPr>
+                        <w:rPr>
+                          <w:rFonts w:ascii="Cambria Math" w:hAnsi="Cambria Math"/>
+                          <w:i/>
+                          <w:lang w:val="uk-UA"/>
+                        </w:rPr>
+                      </m:ctrlPr>
+                    </m:e>
+                  </m:d>
+                </m:e>
+                <m:sup>
+                  <m:r>
+                    <w:rPr>
+                      <w:rFonts w:ascii="Cambria Math"/>
+                      <w:lang w:val="uk-UA"/>
+                    </w:rPr>
+                    <m:t>2</m:t>
+                  </m:r>
+                </m:sup>
+              </m:sSup>
+              <m:r>
+                <w:rPr>
+                  <w:rFonts w:ascii="Cambria Math"/>
+                  <w:lang w:val="uk-UA"/>
+                </w:rPr>
+                <m:t>&gt;</m:t>
+              </m:r>
+            </m:num>
+            <m:den>
+              <m:r>
+                <w:rPr>
+                  <w:rFonts w:ascii="Cambria Math"/>
+                  <w:lang w:val="uk-UA"/>
+                </w:rPr>
+                <m:t>&lt;</m:t>
+              </m:r>
+              <m:sSup>
+                <m:sSupPr>
+                  <m:ctrlPr>
+                    <w:rPr>
+                      <w:rFonts w:ascii="Cambria Math"/>
+                      <w:i/>
+                      <w:lang w:val="uk-UA"/>
+                    </w:rPr>
+                  </m:ctrlPr>
+                </m:sSupPr>
+                <m:e>
+                  <m:d>
+                    <m:dPr>
+                      <m:begChr m:val="|"/>
+                      <m:endChr m:val="|"/>
+                      <m:ctrlPr>
+                        <w:rPr>
+                          <w:rFonts w:ascii="Cambria Math"/>
+                          <w:i/>
+                          <w:lang w:val="uk-UA"/>
+                        </w:rPr>
+                      </m:ctrlPr>
+                    </m:dPr>
+                    <m:e>
+                      <m:sSub>
+                        <m:sSubPr>
+                          <m:ctrlPr>
+                            <w:rPr>
+                              <w:rFonts w:ascii="Cambria Math"/>
+                              <w:i/>
+                              <w:lang w:val="uk-UA"/>
+                            </w:rPr>
+                          </m:ctrlPr>
+                        </m:sSubPr>
+                        <m:e>
+                          <m:r>
+                            <w:rPr>
+                              <w:rFonts w:ascii="Cambria Math"/>
+                              <w:lang w:val="uk-UA"/>
+                            </w:rPr>
+                            <m:t>E</m:t>
+                          </m:r>
+                        </m:e>
+                        <m:sub>
+                          <m:r>
+                            <w:rPr>
+                              <w:rFonts w:ascii="Cambria Math"/>
+                              <w:lang w:val="uk-UA"/>
+                            </w:rPr>
+                            <m:t>1</m:t>
+                          </m:r>
+                        </m:sub>
+                      </m:sSub>
+                      <m:ctrlPr>
+                        <w:rPr>
+                          <w:rFonts w:ascii="Cambria Math" w:hAnsi="Cambria Math"/>
+                          <w:i/>
+                          <w:lang w:val="uk-UA"/>
+                        </w:rPr>
+                      </m:ctrlPr>
+                    </m:e>
+                  </m:d>
+                </m:e>
+                <m:sup>
+                  <m:r>
+                    <w:rPr>
+                      <w:rFonts w:ascii="Cambria Math"/>
+                      <w:lang w:val="uk-UA"/>
+                    </w:rPr>
+                    <m:t>2</m:t>
+                  </m:r>
+                </m:sup>
+              </m:sSup>
+              <m:r>
+                <w:rPr>
+                  <w:rFonts w:ascii="Cambria Math"/>
+                  <w:lang w:val="uk-UA"/>
+                </w:rPr>
+                <m:t>&gt;+&lt;</m:t>
+              </m:r>
+              <m:sSup>
+                <m:sSupPr>
+                  <m:ctrlPr>
+                    <w:rPr>
+                      <w:rFonts w:ascii="Cambria Math"/>
+                      <w:i/>
+                      <w:lang w:val="uk-UA"/>
+                    </w:rPr>
+                  </m:ctrlPr>
+                </m:sSupPr>
+                <m:e>
+                  <m:d>
+                    <m:dPr>
+                      <m:begChr m:val="|"/>
+                      <m:endChr m:val="|"/>
+                      <m:ctrlPr>
+                        <w:rPr>
+                          <w:rFonts w:ascii="Cambria Math"/>
+                          <w:i/>
+                          <w:lang w:val="uk-UA"/>
+                        </w:rPr>
+                      </m:ctrlPr>
+                    </m:dPr>
+                    <m:e>
+                      <m:sSub>
+                        <m:sSubPr>
+                          <m:ctrlPr>
+                            <w:rPr>
+                              <w:rFonts w:ascii="Cambria Math"/>
+                              <w:i/>
+                              <w:lang w:val="uk-UA"/>
+                            </w:rPr>
+                          </m:ctrlPr>
+                        </m:sSubPr>
+                        <m:e>
+                          <m:r>
+                            <w:rPr>
+                              <w:rFonts w:ascii="Cambria Math"/>
+                              <w:lang w:val="uk-UA"/>
+                            </w:rPr>
+                            <m:t>E</m:t>
+                          </m:r>
+                        </m:e>
+                        <m:sub>
+                          <m:r>
+                            <w:rPr>
+                              <w:rFonts w:ascii="Cambria Math"/>
+                              <w:lang w:val="uk-UA"/>
+                            </w:rPr>
+                            <m:t>2</m:t>
+                          </m:r>
+                        </m:sub>
+                      </m:sSub>
+                      <m:ctrlPr>
+                        <w:rPr>
+                          <w:rFonts w:ascii="Cambria Math" w:hAnsi="Cambria Math"/>
+                          <w:i/>
+                          <w:lang w:val="uk-UA"/>
+                        </w:rPr>
+                      </m:ctrlPr>
+                    </m:e>
+                  </m:d>
+                </m:e>
+                <m:sup>
+                  <m:r>
+                    <w:rPr>
+                      <w:rFonts w:ascii="Cambria Math"/>
+                      <w:lang w:val="uk-UA"/>
+                    </w:rPr>
+                    <m:t>2</m:t>
+                  </m:r>
+                </m:sup>
+              </m:sSup>
+              <m:r>
+                <w:rPr>
+                  <w:rFonts w:ascii="Cambria Math"/>
+                  <w:lang w:val="uk-UA"/>
+                </w:rPr>
+                <m:t>&gt;</m:t>
+              </m:r>
+            </m:den>
+          </m:f>
+          <m:r>
+            <w:rPr>
+              <w:rFonts w:ascii="Cambria Math"/>
+              <w:lang w:val="uk-UA"/>
+            </w:rPr>
+            <m:t>≤</m:t>
+          </m:r>
+          <m:f>
+            <m:fPr>
+              <m:ctrlPr>
+                <w:rPr>
+                  <w:rFonts w:ascii="Cambria Math"/>
+                  <w:i/>
+                  <w:lang w:val="uk-UA"/>
+                </w:rPr>
+              </m:ctrlPr>
+            </m:fPr>
+            <m:num>
+              <m:r>
+                <w:rPr>
+                  <w:rFonts w:ascii="Cambria Math"/>
+                  <w:lang w:val="uk-UA"/>
+                </w:rPr>
+                <m:t>1</m:t>
+              </m:r>
+            </m:num>
+            <m:den>
+              <m:r>
+                <w:rPr>
+                  <w:rFonts w:ascii="Cambria Math"/>
+                  <w:lang w:val="uk-UA"/>
+                </w:rPr>
+                <m:t>4</m:t>
+              </m:r>
+            </m:den>
+          </m:f>
+        </m:oMath>
+      </m:oMathPara>
     </w:p>
     <w:p>
       <w:pPr>
@@ -7148,9 +7583,9 @@
         </w:rPr>
         <w:object w:dxaOrig="800" w:dyaOrig="480" w14:anchorId="7BDB66C4">
           <v:shape id="_x0000_i1130" type="#_x0000_t75" style="width:40.05pt;height:23.8pt" o:ole="">
-            <v:imagedata r:id="rId214" o:title=""/>
-          </v:shape>
-          <o:OLEObject Type="Embed" ProgID="Equation.3" ShapeID="_x0000_i1130" DrawAspect="Content" ObjectID="_1838533607" r:id="rId215"/>
+            <v:imagedata r:id="rId212" o:title=""/>
+          </v:shape>
+          <o:OLEObject Type="Embed" ProgID="Equation.3" ShapeID="_x0000_i1130" DrawAspect="Content" ObjectID="_1838569848" r:id="rId213"/>
         </w:object>
       </w:r>
       <w:r>
@@ -7185,9 +7620,9 @@
         </w:rPr>
         <w:object w:dxaOrig="2260" w:dyaOrig="800" w14:anchorId="2B026145">
           <v:shape id="_x0000_i1131" type="#_x0000_t75" style="width:113.3pt;height:40.05pt" o:ole="" fillcolor="window">
-            <v:imagedata r:id="rId216" o:title=""/>
-          </v:shape>
-          <o:OLEObject Type="Embed" ProgID="Equation.3" ShapeID="_x0000_i1131" DrawAspect="Content" ObjectID="_1838533608" r:id="rId217"/>
+            <v:imagedata r:id="rId214" o:title=""/>
+          </v:shape>
+          <o:OLEObject Type="Embed" ProgID="Equation.3" ShapeID="_x0000_i1131" DrawAspect="Content" ObjectID="_1838569849" r:id="rId215"/>
         </w:object>
       </w:r>
       <w:r>
@@ -7266,53 +7701,53 @@
           <w:sz w:val="28"/>
           <w:lang w:val="uk-UA"/>
         </w:rPr>
+        <w:t xml:space="preserve">де параметр </w:t>
+      </w:r>
+      <w:r>
+        <w:rPr>
+          <w:i/>
+          <w:sz w:val="28"/>
+          <w:lang w:val="uk-UA"/>
+        </w:rPr>
+        <w:t xml:space="preserve">р </w:t>
+      </w:r>
+      <w:r>
+        <w:rPr>
+          <w:sz w:val="28"/>
+          <w:lang w:val="uk-UA"/>
+        </w:rPr>
+        <w:t>називають ступ</w:t>
+      </w:r>
+      <w:r>
+        <w:rPr>
+          <w:sz w:val="28"/>
+          <w:lang w:val="uk-UA"/>
+        </w:rPr>
+        <w:t xml:space="preserve">енем </w:t>
+      </w:r>
+      <w:r>
+        <w:rPr>
+          <w:sz w:val="28"/>
+          <w:lang w:val="uk-UA"/>
+        </w:rPr>
+        <w:t>поляризації; він приймає значення від 0 (неполяризоване світло) до 1.</w:t>
+      </w:r>
+    </w:p>
+    <w:p>
+      <w:pPr>
+        <w:ind w:firstLine="397"/>
+        <w:jc w:val="both"/>
+        <w:rPr>
+          <w:sz w:val="28"/>
+          <w:lang w:val="uk-UA"/>
+        </w:rPr>
+      </w:pPr>
+      <w:r>
+        <w:rPr>
+          <w:sz w:val="28"/>
+          <w:lang w:val="uk-UA"/>
+        </w:rPr>
         <w:lastRenderedPageBreak/>
-        <w:t xml:space="preserve">де параметр </w:t>
-      </w:r>
-      <w:r>
-        <w:rPr>
-          <w:i/>
-          <w:sz w:val="28"/>
-          <w:lang w:val="uk-UA"/>
-        </w:rPr>
-        <w:t xml:space="preserve">р </w:t>
-      </w:r>
-      <w:r>
-        <w:rPr>
-          <w:sz w:val="28"/>
-          <w:lang w:val="uk-UA"/>
-        </w:rPr>
-        <w:t>називають ступ</w:t>
-      </w:r>
-      <w:r>
-        <w:rPr>
-          <w:sz w:val="28"/>
-          <w:lang w:val="uk-UA"/>
-        </w:rPr>
-        <w:t xml:space="preserve">енем </w:t>
-      </w:r>
-      <w:r>
-        <w:rPr>
-          <w:sz w:val="28"/>
-          <w:lang w:val="uk-UA"/>
-        </w:rPr>
-        <w:t>поляризації; він приймає значення від 0 (неполяризоване світло) до 1.</w:t>
-      </w:r>
-    </w:p>
-    <w:p>
-      <w:pPr>
-        <w:ind w:firstLine="397"/>
-        <w:jc w:val="both"/>
-        <w:rPr>
-          <w:sz w:val="28"/>
-          <w:lang w:val="uk-UA"/>
-        </w:rPr>
-      </w:pPr>
-      <w:r>
-        <w:rPr>
-          <w:sz w:val="28"/>
-          <w:lang w:val="uk-UA"/>
-        </w:rPr>
         <w:t>Завдяки властивості (</w:t>
       </w:r>
       <w:r>
@@ -7447,9 +7882,9 @@
         </w:rPr>
         <w:object w:dxaOrig="3640" w:dyaOrig="480" w14:anchorId="155A557B">
           <v:shape id="_x0000_i1132" type="#_x0000_t75" style="width:182.2pt;height:23.8pt" o:ole="" fillcolor="window">
-            <v:imagedata r:id="rId218" o:title=""/>
-          </v:shape>
-          <o:OLEObject Type="Embed" ProgID="Equation.3" ShapeID="_x0000_i1132" DrawAspect="Content" ObjectID="_1838533609" r:id="rId219"/>
+            <v:imagedata r:id="rId216" o:title=""/>
+          </v:shape>
+          <o:OLEObject Type="Embed" ProgID="Equation.3" ShapeID="_x0000_i1132" DrawAspect="Content" ObjectID="_1838569850" r:id="rId217"/>
         </w:object>
       </w:r>
       <w:r>
@@ -7493,9 +7928,9 @@
         </w:rPr>
         <w:object w:dxaOrig="220" w:dyaOrig="279" w14:anchorId="458E191D">
           <v:shape id="_x0000_i1133" type="#_x0000_t75" style="width:10.65pt;height:14.4pt" o:ole="">
-            <v:imagedata r:id="rId220" o:title=""/>
-          </v:shape>
-          <o:OLEObject Type="Embed" ProgID="Equation.DSMT4" ShapeID="_x0000_i1133" DrawAspect="Content" ObjectID="_1838533610" r:id="rId221"/>
+            <v:imagedata r:id="rId218" o:title=""/>
+          </v:shape>
+          <o:OLEObject Type="Embed" ProgID="Equation.DSMT4" ShapeID="_x0000_i1133" DrawAspect="Content" ObjectID="_1838569851" r:id="rId219"/>
         </w:object>
       </w:r>
       <w:r>
@@ -7515,9 +7950,9 @@
         </w:rPr>
         <w:object w:dxaOrig="2260" w:dyaOrig="380" w14:anchorId="776647AC">
           <v:shape id="_x0000_i1134" type="#_x0000_t75" style="width:113.3pt;height:18.8pt" o:ole="">
-            <v:imagedata r:id="rId222" o:title=""/>
-          </v:shape>
-          <o:OLEObject Type="Embed" ProgID="Equation.DSMT4" ShapeID="_x0000_i1134" DrawAspect="Content" ObjectID="_1838533611" r:id="rId223"/>
+            <v:imagedata r:id="rId220" o:title=""/>
+          </v:shape>
+          <o:OLEObject Type="Embed" ProgID="Equation.DSMT4" ShapeID="_x0000_i1134" DrawAspect="Content" ObjectID="_1838569852" r:id="rId221"/>
         </w:object>
       </w:r>
       <w:r>
@@ -7545,9 +7980,9 @@
         </w:rPr>
         <w:object w:dxaOrig="1040" w:dyaOrig="380" w14:anchorId="29D87F08">
           <v:shape id="_x0000_i1135" type="#_x0000_t75" style="width:51.95pt;height:18.8pt" o:ole="">
-            <v:imagedata r:id="rId224" o:title=""/>
-          </v:shape>
-          <o:OLEObject Type="Embed" ProgID="Equation.DSMT4" ShapeID="_x0000_i1135" DrawAspect="Content" ObjectID="_1838533612" r:id="rId225"/>
+            <v:imagedata r:id="rId222" o:title=""/>
+          </v:shape>
+          <o:OLEObject Type="Embed" ProgID="Equation.DSMT4" ShapeID="_x0000_i1135" DrawAspect="Content" ObjectID="_1838569853" r:id="rId223"/>
         </w:object>
       </w:r>
       <w:r>
@@ -7808,9 +8243,9 @@
         </w:rPr>
         <w:object w:dxaOrig="7580" w:dyaOrig="800" w14:anchorId="718E1EF5">
           <v:shape id="_x0000_i1136" type="#_x0000_t75" style="width:378.8pt;height:35.05pt" o:ole="" fillcolor="window">
-            <v:imagedata r:id="rId226" o:title=""/>
-          </v:shape>
-          <o:OLEObject Type="Embed" ProgID="Equation.3" ShapeID="_x0000_i1136" DrawAspect="Content" ObjectID="_1838533613" r:id="rId227"/>
+            <v:imagedata r:id="rId224" o:title=""/>
+          </v:shape>
+          <o:OLEObject Type="Embed" ProgID="Equation.3" ShapeID="_x0000_i1136" DrawAspect="Content" ObjectID="_1838569854" r:id="rId225"/>
         </w:object>
       </w:r>
     </w:p>
@@ -7828,9 +8263,9 @@
         </w:rPr>
         <w:object w:dxaOrig="3379" w:dyaOrig="800" w14:anchorId="7446A106">
           <v:shape id="_x0000_i1137" type="#_x0000_t75" style="width:169.05pt;height:33.8pt" o:ole="" fillcolor="window">
-            <v:imagedata r:id="rId228" o:title=""/>
-          </v:shape>
-          <o:OLEObject Type="Embed" ProgID="Equation.3" ShapeID="_x0000_i1137" DrawAspect="Content" ObjectID="_1838533614" r:id="rId229"/>
+            <v:imagedata r:id="rId226" o:title=""/>
+          </v:shape>
+          <o:OLEObject Type="Embed" ProgID="Equation.3" ShapeID="_x0000_i1137" DrawAspect="Content" ObjectID="_1838569855" r:id="rId227"/>
         </w:object>
       </w:r>
       <w:r>
@@ -7849,9 +8284,9 @@
         </w:rPr>
         <w:object w:dxaOrig="4620" w:dyaOrig="420" w14:anchorId="549C657B">
           <v:shape id="_x0000_i1138" type="#_x0000_t75" style="width:315.55pt;height:25.65pt" o:ole="" fillcolor="window">
-            <v:imagedata r:id="rId230" o:title=""/>
-          </v:shape>
-          <o:OLEObject Type="Embed" ProgID="Equation.DSMT4" ShapeID="_x0000_i1138" DrawAspect="Content" ObjectID="_1838533615" r:id="rId231"/>
+            <v:imagedata r:id="rId228" o:title=""/>
+          </v:shape>
+          <o:OLEObject Type="Embed" ProgID="Equation.DSMT4" ShapeID="_x0000_i1138" DrawAspect="Content" ObjectID="_1838569856" r:id="rId229"/>
         </w:object>
       </w:r>
       <w:r>
@@ -7978,9 +8413,9 @@
         </w:rPr>
         <w:object w:dxaOrig="3300" w:dyaOrig="800" w14:anchorId="0EEDF4BB">
           <v:shape id="_x0000_i1139" type="#_x0000_t75" style="width:165.3pt;height:33.8pt" o:ole="" fillcolor="window">
-            <v:imagedata r:id="rId232" o:title=""/>
-          </v:shape>
-          <o:OLEObject Type="Embed" ProgID="Equation.3" ShapeID="_x0000_i1139" DrawAspect="Content" ObjectID="_1838533616" r:id="rId233"/>
+            <v:imagedata r:id="rId230" o:title=""/>
+          </v:shape>
+          <o:OLEObject Type="Embed" ProgID="Equation.3" ShapeID="_x0000_i1139" DrawAspect="Content" ObjectID="_1838569857" r:id="rId231"/>
         </w:object>
       </w:r>
       <w:r>
@@ -7998,9 +8433,9 @@
         </w:rPr>
         <w:object w:dxaOrig="2920" w:dyaOrig="420" w14:anchorId="59D263A1">
           <v:shape id="_x0000_i1140" type="#_x0000_t75" style="width:145.25pt;height:17.55pt" o:ole="" fillcolor="window">
-            <v:imagedata r:id="rId234" o:title=""/>
-          </v:shape>
-          <o:OLEObject Type="Embed" ProgID="Equation.3" ShapeID="_x0000_i1140" DrawAspect="Content" ObjectID="_1838533617" r:id="rId235"/>
+            <v:imagedata r:id="rId232" o:title=""/>
+          </v:shape>
+          <o:OLEObject Type="Embed" ProgID="Equation.3" ShapeID="_x0000_i1140" DrawAspect="Content" ObjectID="_1838569858" r:id="rId233"/>
         </w:object>
       </w:r>
       <w:r>
@@ -8052,9 +8487,9 @@
         </w:rPr>
         <w:object w:dxaOrig="3080" w:dyaOrig="440" w14:anchorId="7744EC14">
           <v:shape id="_x0000_i1141" type="#_x0000_t75" style="width:153.4pt;height:21.9pt" o:ole="" fillcolor="window">
-            <v:imagedata r:id="rId236" o:title=""/>
-          </v:shape>
-          <o:OLEObject Type="Embed" ProgID="Equation.3" ShapeID="_x0000_i1141" DrawAspect="Content" ObjectID="_1838533618" r:id="rId237"/>
+            <v:imagedata r:id="rId234" o:title=""/>
+          </v:shape>
+          <o:OLEObject Type="Embed" ProgID="Equation.3" ShapeID="_x0000_i1141" DrawAspect="Content" ObjectID="_1838569859" r:id="rId235"/>
         </w:object>
       </w:r>
       <w:r>
@@ -8095,9 +8530,9 @@
         </w:rPr>
         <w:object w:dxaOrig="3420" w:dyaOrig="499" w14:anchorId="2A21BE3E">
           <v:shape id="_x0000_i1142" type="#_x0000_t75" style="width:170.9pt;height:25.05pt" o:ole="" fillcolor="window">
-            <v:imagedata r:id="rId238" o:title=""/>
-          </v:shape>
-          <o:OLEObject Type="Embed" ProgID="Equation.3" ShapeID="_x0000_i1142" DrawAspect="Content" ObjectID="_1838533619" r:id="rId239"/>
+            <v:imagedata r:id="rId236" o:title=""/>
+          </v:shape>
+          <o:OLEObject Type="Embed" ProgID="Equation.3" ShapeID="_x0000_i1142" DrawAspect="Content" ObjectID="_1838569860" r:id="rId237"/>
         </w:object>
       </w:r>
       <w:r>
@@ -8132,9 +8567,9 @@
         </w:rPr>
         <w:object w:dxaOrig="260" w:dyaOrig="279" w14:anchorId="6B8C177A">
           <v:shape id="_x0000_i1143" type="#_x0000_t75" style="width:13.75pt;height:14.4pt" o:ole="">
-            <v:imagedata r:id="rId240" o:title=""/>
-          </v:shape>
-          <o:OLEObject Type="Embed" ProgID="Equation.DSMT4" ShapeID="_x0000_i1143" DrawAspect="Content" ObjectID="_1838533620" r:id="rId241"/>
+            <v:imagedata r:id="rId238" o:title=""/>
+          </v:shape>
+          <o:OLEObject Type="Embed" ProgID="Equation.DSMT4" ShapeID="_x0000_i1143" DrawAspect="Content" ObjectID="_1838569861" r:id="rId239"/>
         </w:object>
       </w:r>
       <w:r>
@@ -8152,9 +8587,9 @@
         </w:rPr>
         <w:object w:dxaOrig="940" w:dyaOrig="380" w14:anchorId="786DA40B">
           <v:shape id="_x0000_i1144" type="#_x0000_t75" style="width:46.95pt;height:18.8pt" o:ole="">
-            <v:imagedata r:id="rId242" o:title=""/>
-          </v:shape>
-          <o:OLEObject Type="Embed" ProgID="Equation.DSMT4" ShapeID="_x0000_i1144" DrawAspect="Content" ObjectID="_1838533621" r:id="rId243"/>
+            <v:imagedata r:id="rId240" o:title=""/>
+          </v:shape>
+          <o:OLEObject Type="Embed" ProgID="Equation.DSMT4" ShapeID="_x0000_i1144" DrawAspect="Content" ObjectID="_1838569862" r:id="rId241"/>
         </w:object>
       </w:r>
       <w:r>
@@ -8190,9 +8625,9 @@
         </w:rPr>
         <w:object w:dxaOrig="3980" w:dyaOrig="800" w14:anchorId="213B3C99">
           <v:shape id="_x0000_i1145" type="#_x0000_t75" style="width:199.7pt;height:31.95pt" o:ole="" fillcolor="window">
-            <v:imagedata r:id="rId244" o:title=""/>
-          </v:shape>
-          <o:OLEObject Type="Embed" ProgID="Equation.3" ShapeID="_x0000_i1145" DrawAspect="Content" ObjectID="_1838533622" r:id="rId245"/>
+            <v:imagedata r:id="rId242" o:title=""/>
+          </v:shape>
+          <o:OLEObject Type="Embed" ProgID="Equation.3" ShapeID="_x0000_i1145" DrawAspect="Content" ObjectID="_1838569863" r:id="rId243"/>
         </w:object>
       </w:r>
       <w:r>
@@ -8241,9 +8676,9 @@
         </w:rPr>
         <w:object w:dxaOrig="3000" w:dyaOrig="440" w14:anchorId="78908422">
           <v:shape id="_x0000_i1146" type="#_x0000_t75" style="width:150.25pt;height:18.8pt" o:ole="" fillcolor="window">
-            <v:imagedata r:id="rId246" o:title=""/>
-          </v:shape>
-          <o:OLEObject Type="Embed" ProgID="Equation.3" ShapeID="_x0000_i1146" DrawAspect="Content" ObjectID="_1838533623" r:id="rId247"/>
+            <v:imagedata r:id="rId244" o:title=""/>
+          </v:shape>
+          <o:OLEObject Type="Embed" ProgID="Equation.3" ShapeID="_x0000_i1146" DrawAspect="Content" ObjectID="_1838569864" r:id="rId245"/>
         </w:object>
       </w:r>
       <w:r>
@@ -8396,9 +8831,9 @@
         </w:rPr>
         <w:object w:dxaOrig="3580" w:dyaOrig="440" w14:anchorId="5B2A024A">
           <v:shape id="_x0000_i1147" type="#_x0000_t75" style="width:179.05pt;height:16.3pt" o:ole="" fillcolor="window">
-            <v:imagedata r:id="rId248" o:title=""/>
-          </v:shape>
-          <o:OLEObject Type="Embed" ProgID="Equation.3" ShapeID="_x0000_i1147" DrawAspect="Content" ObjectID="_1838533624" r:id="rId249"/>
+            <v:imagedata r:id="rId246" o:title=""/>
+          </v:shape>
+          <o:OLEObject Type="Embed" ProgID="Equation.3" ShapeID="_x0000_i1147" DrawAspect="Content" ObjectID="_1838569865" r:id="rId247"/>
         </w:object>
       </w:r>
       <w:r>
@@ -8416,9 +8851,9 @@
         </w:rPr>
         <w:object w:dxaOrig="3800" w:dyaOrig="440" w14:anchorId="75A6A71F">
           <v:shape id="_x0000_i1148" type="#_x0000_t75" style="width:190.35pt;height:13.75pt" o:ole="" fillcolor="window">
-            <v:imagedata r:id="rId250" o:title=""/>
-          </v:shape>
-          <o:OLEObject Type="Embed" ProgID="Equation.3" ShapeID="_x0000_i1148" DrawAspect="Content" ObjectID="_1838533625" r:id="rId251"/>
+            <v:imagedata r:id="rId248" o:title=""/>
+          </v:shape>
+          <o:OLEObject Type="Embed" ProgID="Equation.3" ShapeID="_x0000_i1148" DrawAspect="Content" ObjectID="_1838569866" r:id="rId249"/>
         </w:object>
       </w:r>
       <w:r>
@@ -8436,9 +8871,9 @@
         </w:rPr>
         <w:object w:dxaOrig="3340" w:dyaOrig="420" w14:anchorId="15665317">
           <v:shape id="_x0000_i1149" type="#_x0000_t75" style="width:166.55pt;height:15.65pt" o:ole="" fillcolor="window">
-            <v:imagedata r:id="rId252" o:title=""/>
-          </v:shape>
-          <o:OLEObject Type="Embed" ProgID="Equation.3" ShapeID="_x0000_i1149" DrawAspect="Content" ObjectID="_1838533626" r:id="rId253"/>
+            <v:imagedata r:id="rId250" o:title=""/>
+          </v:shape>
+          <o:OLEObject Type="Embed" ProgID="Equation.3" ShapeID="_x0000_i1149" DrawAspect="Content" ObjectID="_1838569867" r:id="rId251"/>
         </w:object>
       </w:r>
       <w:r>
@@ -8456,9 +8891,9 @@
         </w:rPr>
         <w:object w:dxaOrig="3000" w:dyaOrig="440" w14:anchorId="118E5287">
           <v:shape id="_x0000_i1150" type="#_x0000_t75" style="width:150.25pt;height:18.8pt" o:ole="" fillcolor="window">
-            <v:imagedata r:id="rId254" o:title=""/>
-          </v:shape>
-          <o:OLEObject Type="Embed" ProgID="Equation.3" ShapeID="_x0000_i1150" DrawAspect="Content" ObjectID="_1838533627" r:id="rId255"/>
+            <v:imagedata r:id="rId252" o:title=""/>
+          </v:shape>
+          <o:OLEObject Type="Embed" ProgID="Equation.3" ShapeID="_x0000_i1150" DrawAspect="Content" ObjectID="_1838569868" r:id="rId253"/>
         </w:object>
       </w:r>
       <w:r>
@@ -8583,9 +9018,9 @@
         </w:rPr>
         <w:object w:dxaOrig="520" w:dyaOrig="360" w14:anchorId="1C00CF39">
           <v:shape id="_x0000_i1151" type="#_x0000_t75" style="width:25.65pt;height:18.15pt" o:ole="">
-            <v:imagedata r:id="rId256" o:title=""/>
-          </v:shape>
-          <o:OLEObject Type="Embed" ProgID="Equation.DSMT4" ShapeID="_x0000_i1151" DrawAspect="Content" ObjectID="_1838533628" r:id="rId257"/>
+            <v:imagedata r:id="rId254" o:title=""/>
+          </v:shape>
+          <o:OLEObject Type="Embed" ProgID="Equation.DSMT4" ShapeID="_x0000_i1151" DrawAspect="Content" ObjectID="_1838569869" r:id="rId255"/>
         </w:object>
       </w:r>
       <w:r>
@@ -8649,9 +9084,9 @@
         </w:rPr>
         <w:object w:dxaOrig="3500" w:dyaOrig="820" w14:anchorId="661A90CD">
           <v:shape id="_x0000_i1152" type="#_x0000_t75" style="width:174.7pt;height:41.3pt" o:ole="" fillcolor="window">
-            <v:imagedata r:id="rId258" o:title=""/>
-          </v:shape>
-          <o:OLEObject Type="Embed" ProgID="Equation.3" ShapeID="_x0000_i1152" DrawAspect="Content" ObjectID="_1838533629" r:id="rId259"/>
+            <v:imagedata r:id="rId256" o:title=""/>
+          </v:shape>
+          <o:OLEObject Type="Embed" ProgID="Equation.3" ShapeID="_x0000_i1152" DrawAspect="Content" ObjectID="_1838569870" r:id="rId257"/>
         </w:object>
       </w:r>
     </w:p>
@@ -8679,9 +9114,9 @@
         </w:rPr>
         <w:object w:dxaOrig="780" w:dyaOrig="400" w14:anchorId="2431F32C">
           <v:shape id="_x0000_i1153" type="#_x0000_t75" style="width:38.8pt;height:20.05pt" o:ole="">
-            <v:imagedata r:id="rId260" o:title=""/>
-          </v:shape>
-          <o:OLEObject Type="Embed" ProgID="Equation.3" ShapeID="_x0000_i1153" DrawAspect="Content" ObjectID="_1838533630" r:id="rId261"/>
+            <v:imagedata r:id="rId258" o:title=""/>
+          </v:shape>
+          <o:OLEObject Type="Embed" ProgID="Equation.3" ShapeID="_x0000_i1153" DrawAspect="Content" ObjectID="_1838569871" r:id="rId259"/>
         </w:object>
       </w:r>
       <w:r>
@@ -8700,9 +9135,9 @@
         </w:rPr>
         <w:object w:dxaOrig="900" w:dyaOrig="400" w14:anchorId="2B4AABA3">
           <v:shape id="_x0000_i1154" type="#_x0000_t75" style="width:45.1pt;height:20.05pt" o:ole="" fillcolor="window">
-            <v:imagedata r:id="rId262" o:title=""/>
-          </v:shape>
-          <o:OLEObject Type="Embed" ProgID="Equation.3" ShapeID="_x0000_i1154" DrawAspect="Content" ObjectID="_1838533631" r:id="rId263"/>
+            <v:imagedata r:id="rId260" o:title=""/>
+          </v:shape>
+          <o:OLEObject Type="Embed" ProgID="Equation.3" ShapeID="_x0000_i1154" DrawAspect="Content" ObjectID="_1838569872" r:id="rId261"/>
         </w:object>
       </w:r>
       <w:r>
@@ -8772,9 +9207,9 @@
         </w:rPr>
         <w:object w:dxaOrig="1140" w:dyaOrig="420" w14:anchorId="6AA75F15">
           <v:shape id="_x0000_i1155" type="#_x0000_t75" style="width:56.95pt;height:21.3pt" o:ole="">
-            <v:imagedata r:id="rId264" o:title=""/>
-          </v:shape>
-          <o:OLEObject Type="Embed" ProgID="Equation.DSMT4" ShapeID="_x0000_i1155" DrawAspect="Content" ObjectID="_1838533632" r:id="rId265"/>
+            <v:imagedata r:id="rId262" o:title=""/>
+          </v:shape>
+          <o:OLEObject Type="Embed" ProgID="Equation.DSMT4" ShapeID="_x0000_i1155" DrawAspect="Content" ObjectID="_1838569873" r:id="rId263"/>
         </w:object>
       </w:r>
       <w:r>
@@ -8793,9 +9228,9 @@
         </w:rPr>
         <w:object w:dxaOrig="1219" w:dyaOrig="420" w14:anchorId="31F7A4C9">
           <v:shape id="_x0000_i1156" type="#_x0000_t75" style="width:61.35pt;height:21.3pt" o:ole="" fillcolor="window">
-            <v:imagedata r:id="rId266" o:title=""/>
-          </v:shape>
-          <o:OLEObject Type="Embed" ProgID="Equation.DSMT4" ShapeID="_x0000_i1156" DrawAspect="Content" ObjectID="_1838533633" r:id="rId267"/>
+            <v:imagedata r:id="rId264" o:title=""/>
+          </v:shape>
+          <o:OLEObject Type="Embed" ProgID="Equation.DSMT4" ShapeID="_x0000_i1156" DrawAspect="Content" ObjectID="_1838569874" r:id="rId265"/>
         </w:object>
       </w:r>
       <w:r>
@@ -8830,9 +9265,9 @@
         </w:rPr>
         <w:object w:dxaOrig="580" w:dyaOrig="400" w14:anchorId="04798C0A">
           <v:shape id="_x0000_i1157" type="#_x0000_t75" style="width:29.45pt;height:20.05pt" o:ole="">
-            <v:imagedata r:id="rId268" o:title=""/>
-          </v:shape>
-          <o:OLEObject Type="Embed" ProgID="Equation.3" ShapeID="_x0000_i1157" DrawAspect="Content" ObjectID="_1838533634" r:id="rId269"/>
+            <v:imagedata r:id="rId266" o:title=""/>
+          </v:shape>
+          <o:OLEObject Type="Embed" ProgID="Equation.3" ShapeID="_x0000_i1157" DrawAspect="Content" ObjectID="_1838569875" r:id="rId267"/>
         </w:object>
       </w:r>
       <w:r>
@@ -8850,9 +9285,9 @@
         </w:rPr>
         <w:object w:dxaOrig="680" w:dyaOrig="400" w14:anchorId="45FE0704">
           <v:shape id="_x0000_i1158" type="#_x0000_t75" style="width:33.8pt;height:20.05pt" o:ole="">
-            <v:imagedata r:id="rId270" o:title=""/>
-          </v:shape>
-          <o:OLEObject Type="Embed" ProgID="Equation.3" ShapeID="_x0000_i1158" DrawAspect="Content" ObjectID="_1838533635" r:id="rId271"/>
+            <v:imagedata r:id="rId268" o:title=""/>
+          </v:shape>
+          <o:OLEObject Type="Embed" ProgID="Equation.3" ShapeID="_x0000_i1158" DrawAspect="Content" ObjectID="_1838569876" r:id="rId269"/>
         </w:object>
       </w:r>
       <w:r>
@@ -8884,9 +9319,9 @@
         </w:rPr>
         <w:object w:dxaOrig="720" w:dyaOrig="499" w14:anchorId="3D6004D0">
           <v:shape id="_x0000_i1159" type="#_x0000_t75" style="width:36.3pt;height:25.05pt" o:ole="" fillcolor="window">
-            <v:imagedata r:id="rId272" o:title=""/>
-          </v:shape>
-          <o:OLEObject Type="Embed" ProgID="Equation.DSMT4" ShapeID="_x0000_i1159" DrawAspect="Content" ObjectID="_1838533636" r:id="rId273"/>
+            <v:imagedata r:id="rId270" o:title=""/>
+          </v:shape>
+          <o:OLEObject Type="Embed" ProgID="Equation.DSMT4" ShapeID="_x0000_i1159" DrawAspect="Content" ObjectID="_1838569877" r:id="rId271"/>
         </w:object>
       </w:r>
       <w:r>
@@ -8941,9 +9376,9 @@
         </w:rPr>
         <w:object w:dxaOrig="780" w:dyaOrig="480" w14:anchorId="27A569AB">
           <v:shape id="_x0000_i1160" type="#_x0000_t75" style="width:38.8pt;height:23.8pt" o:ole="" fillcolor="window">
-            <v:imagedata r:id="rId274" o:title=""/>
-          </v:shape>
-          <o:OLEObject Type="Embed" ProgID="Equation.DSMT4" ShapeID="_x0000_i1160" DrawAspect="Content" ObjectID="_1838533637" r:id="rId275"/>
+            <v:imagedata r:id="rId272" o:title=""/>
+          </v:shape>
+          <o:OLEObject Type="Embed" ProgID="Equation.DSMT4" ShapeID="_x0000_i1160" DrawAspect="Content" ObjectID="_1838569878" r:id="rId273"/>
         </w:object>
       </w:r>
       <w:r>
@@ -8986,9 +9421,9 @@
         </w:rPr>
         <w:object w:dxaOrig="1620" w:dyaOrig="560" w14:anchorId="0FD39140">
           <v:shape id="_x0000_i1161" type="#_x0000_t75" style="width:80.75pt;height:27.55pt" o:ole="" fillcolor="window">
-            <v:imagedata r:id="rId276" o:title=""/>
-          </v:shape>
-          <o:OLEObject Type="Embed" ProgID="Equation.DSMT4" ShapeID="_x0000_i1161" DrawAspect="Content" ObjectID="_1838533638" r:id="rId277"/>
+            <v:imagedata r:id="rId274" o:title=""/>
+          </v:shape>
+          <o:OLEObject Type="Embed" ProgID="Equation.DSMT4" ShapeID="_x0000_i1161" DrawAspect="Content" ObjectID="_1838569879" r:id="rId275"/>
         </w:object>
       </w:r>
       <w:r>
@@ -9054,9 +9489,9 @@
         </w:rPr>
         <w:object w:dxaOrig="1820" w:dyaOrig="520" w14:anchorId="42780CB5">
           <v:shape id="_x0000_i1162" type="#_x0000_t75" style="width:90.8pt;height:25.65pt" o:ole="" fillcolor="window">
-            <v:imagedata r:id="rId278" o:title=""/>
-          </v:shape>
-          <o:OLEObject Type="Embed" ProgID="Equation.DSMT4" ShapeID="_x0000_i1162" DrawAspect="Content" ObjectID="_1838533639" r:id="rId279"/>
+            <v:imagedata r:id="rId276" o:title=""/>
+          </v:shape>
+          <o:OLEObject Type="Embed" ProgID="Equation.DSMT4" ShapeID="_x0000_i1162" DrawAspect="Content" ObjectID="_1838569880" r:id="rId277"/>
         </w:object>
       </w:r>
       <w:r>
@@ -9125,9 +9560,9 @@
         </w:rPr>
         <w:object w:dxaOrig="240" w:dyaOrig="279" w14:anchorId="128C4809">
           <v:shape id="_x0000_i1163" type="#_x0000_t75" style="width:11.9pt;height:14.4pt" o:ole="">
-            <v:imagedata r:id="rId280" o:title=""/>
-          </v:shape>
-          <o:OLEObject Type="Embed" ProgID="Equation.DSMT4" ShapeID="_x0000_i1163" DrawAspect="Content" ObjectID="_1838533640" r:id="rId281"/>
+            <v:imagedata r:id="rId278" o:title=""/>
+          </v:shape>
+          <o:OLEObject Type="Embed" ProgID="Equation.DSMT4" ShapeID="_x0000_i1163" DrawAspect="Content" ObjectID="_1838569881" r:id="rId279"/>
         </w:object>
       </w:r>
       <w:r>
@@ -9155,9 +9590,9 @@
         </w:rPr>
         <w:object w:dxaOrig="2740" w:dyaOrig="560" w14:anchorId="2AB4314D">
           <v:shape id="_x0000_i1164" type="#_x0000_t75" style="width:137.1pt;height:27.55pt" o:ole="" fillcolor="window">
-            <v:imagedata r:id="rId282" o:title=""/>
-          </v:shape>
-          <o:OLEObject Type="Embed" ProgID="Equation.DSMT4" ShapeID="_x0000_i1164" DrawAspect="Content" ObjectID="_1838533641" r:id="rId283"/>
+            <v:imagedata r:id="rId280" o:title=""/>
+          </v:shape>
+          <o:OLEObject Type="Embed" ProgID="Equation.DSMT4" ShapeID="_x0000_i1164" DrawAspect="Content" ObjectID="_1838569882" r:id="rId281"/>
         </w:object>
       </w:r>
       <w:r>
@@ -9190,9 +9625,9 @@
         </w:rPr>
         <w:object w:dxaOrig="660" w:dyaOrig="420" w14:anchorId="5DD41B02">
           <v:shape id="_x0000_i1165" type="#_x0000_t75" style="width:33.2pt;height:21.3pt" o:ole="" fillcolor="window">
-            <v:imagedata r:id="rId284" o:title=""/>
-          </v:shape>
-          <o:OLEObject Type="Embed" ProgID="Equation.DSMT4" ShapeID="_x0000_i1165" DrawAspect="Content" ObjectID="_1838533642" r:id="rId285"/>
+            <v:imagedata r:id="rId282" o:title=""/>
+          </v:shape>
+          <o:OLEObject Type="Embed" ProgID="Equation.DSMT4" ShapeID="_x0000_i1165" DrawAspect="Content" ObjectID="_1838569883" r:id="rId283"/>
         </w:object>
       </w:r>
       <w:r>
@@ -9250,9 +9685,9 @@
         </w:rPr>
         <w:object w:dxaOrig="3040" w:dyaOrig="520" w14:anchorId="2D1CF2DF">
           <v:shape id="_x0000_i1166" type="#_x0000_t75" style="width:152.15pt;height:25.65pt" o:ole="" fillcolor="window">
-            <v:imagedata r:id="rId286" o:title=""/>
-          </v:shape>
-          <o:OLEObject Type="Embed" ProgID="Equation.DSMT4" ShapeID="_x0000_i1166" DrawAspect="Content" ObjectID="_1838533643" r:id="rId287"/>
+            <v:imagedata r:id="rId284" o:title=""/>
+          </v:shape>
+          <o:OLEObject Type="Embed" ProgID="Equation.DSMT4" ShapeID="_x0000_i1166" DrawAspect="Content" ObjectID="_1838569884" r:id="rId285"/>
         </w:object>
       </w:r>
     </w:p>
@@ -9325,9 +9760,9 @@
         </w:rPr>
         <w:object w:dxaOrig="2700" w:dyaOrig="580" w14:anchorId="4A9E1201">
           <v:shape id="_x0000_i1167" type="#_x0000_t75" style="width:135.25pt;height:29.45pt" o:ole="" fillcolor="window">
-            <v:imagedata r:id="rId288" o:title=""/>
-          </v:shape>
-          <o:OLEObject Type="Embed" ProgID="Equation.DSMT4" ShapeID="_x0000_i1167" DrawAspect="Content" ObjectID="_1838533644" r:id="rId289"/>
+            <v:imagedata r:id="rId286" o:title=""/>
+          </v:shape>
+          <o:OLEObject Type="Embed" ProgID="Equation.DSMT4" ShapeID="_x0000_i1167" DrawAspect="Content" ObjectID="_1838569885" r:id="rId287"/>
         </w:object>
       </w:r>
       <w:r>
@@ -9352,9 +9787,9 @@
         </w:rPr>
         <w:object w:dxaOrig="3019" w:dyaOrig="580" w14:anchorId="2D2584A9">
           <v:shape id="_x0000_i1168" type="#_x0000_t75" style="width:150.9pt;height:29.45pt" o:ole="" fillcolor="window">
-            <v:imagedata r:id="rId290" o:title=""/>
-          </v:shape>
-          <o:OLEObject Type="Embed" ProgID="Equation.DSMT4" ShapeID="_x0000_i1168" DrawAspect="Content" ObjectID="_1838533645" r:id="rId291"/>
+            <v:imagedata r:id="rId288" o:title=""/>
+          </v:shape>
+          <o:OLEObject Type="Embed" ProgID="Equation.DSMT4" ShapeID="_x0000_i1168" DrawAspect="Content" ObjectID="_1838569886" r:id="rId289"/>
         </w:object>
       </w:r>
     </w:p>
@@ -9400,9 +9835,9 @@
         </w:rPr>
         <w:object w:dxaOrig="2580" w:dyaOrig="580" w14:anchorId="135F0823">
           <v:shape id="_x0000_i1169" type="#_x0000_t75" style="width:128.95pt;height:29.45pt" o:ole="" fillcolor="window">
-            <v:imagedata r:id="rId292" o:title=""/>
-          </v:shape>
-          <o:OLEObject Type="Embed" ProgID="Equation.DSMT4" ShapeID="_x0000_i1169" DrawAspect="Content" ObjectID="_1838533646" r:id="rId293"/>
+            <v:imagedata r:id="rId290" o:title=""/>
+          </v:shape>
+          <o:OLEObject Type="Embed" ProgID="Equation.DSMT4" ShapeID="_x0000_i1169" DrawAspect="Content" ObjectID="_1838569887" r:id="rId291"/>
         </w:object>
       </w:r>
     </w:p>
@@ -9430,9 +9865,9 @@
         </w:rPr>
         <w:object w:dxaOrig="540" w:dyaOrig="360" w14:anchorId="3FC7D7CB">
           <v:shape id="_x0000_i1170" type="#_x0000_t75" style="width:26.9pt;height:18.15pt" o:ole="">
-            <v:imagedata r:id="rId294" o:title=""/>
-          </v:shape>
-          <o:OLEObject Type="Embed" ProgID="Equation.DSMT4" ShapeID="_x0000_i1170" DrawAspect="Content" ObjectID="_1838533647" r:id="rId295"/>
+            <v:imagedata r:id="rId292" o:title=""/>
+          </v:shape>
+          <o:OLEObject Type="Embed" ProgID="Equation.DSMT4" ShapeID="_x0000_i1170" DrawAspect="Content" ObjectID="_1838569888" r:id="rId293"/>
         </w:object>
       </w:r>
       <w:r>
@@ -9476,9 +9911,9 @@
         </w:rPr>
         <w:object w:dxaOrig="2600" w:dyaOrig="580" w14:anchorId="70AE5F9C">
           <v:shape id="_x0000_i1171" type="#_x0000_t75" style="width:129.6pt;height:29.45pt" o:ole="" fillcolor="window">
-            <v:imagedata r:id="rId296" o:title=""/>
-          </v:shape>
-          <o:OLEObject Type="Embed" ProgID="Equation.DSMT4" ShapeID="_x0000_i1171" DrawAspect="Content" ObjectID="_1838533648" r:id="rId297"/>
+            <v:imagedata r:id="rId294" o:title=""/>
+          </v:shape>
+          <o:OLEObject Type="Embed" ProgID="Equation.DSMT4" ShapeID="_x0000_i1171" DrawAspect="Content" ObjectID="_1838569889" r:id="rId295"/>
         </w:object>
       </w:r>
       <w:r>
@@ -9567,9 +10002,9 @@
         </w:rPr>
         <w:object w:dxaOrig="3140" w:dyaOrig="580" w14:anchorId="6C96CDD8">
           <v:shape id="_x0000_i1172" type="#_x0000_t75" style="width:157.75pt;height:29.45pt" o:ole="" fillcolor="window">
-            <v:imagedata r:id="rId298" o:title=""/>
-          </v:shape>
-          <o:OLEObject Type="Embed" ProgID="Equation.DSMT4" ShapeID="_x0000_i1172" DrawAspect="Content" ObjectID="_1838533649" r:id="rId299"/>
+            <v:imagedata r:id="rId296" o:title=""/>
+          </v:shape>
+          <o:OLEObject Type="Embed" ProgID="Equation.DSMT4" ShapeID="_x0000_i1172" DrawAspect="Content" ObjectID="_1838569890" r:id="rId297"/>
         </w:object>
       </w:r>
       <w:r>
@@ -9620,9 +10055,9 @@
         </w:rPr>
         <w:object w:dxaOrig="5319" w:dyaOrig="600" w14:anchorId="7063C024">
           <v:shape id="_x0000_i1173" type="#_x0000_t75" style="width:266.1pt;height:30.05pt" o:ole="" fillcolor="window">
-            <v:imagedata r:id="rId300" o:title=""/>
-          </v:shape>
-          <o:OLEObject Type="Embed" ProgID="Equation.DSMT4" ShapeID="_x0000_i1173" DrawAspect="Content" ObjectID="_1838533650" r:id="rId301"/>
+            <v:imagedata r:id="rId298" o:title=""/>
+          </v:shape>
+          <o:OLEObject Type="Embed" ProgID="Equation.DSMT4" ShapeID="_x0000_i1173" DrawAspect="Content" ObjectID="_1838569891" r:id="rId299"/>
         </w:object>
       </w:r>
       <w:r>
@@ -9673,9 +10108,9 @@
         </w:rPr>
         <w:object w:dxaOrig="760" w:dyaOrig="499" w14:anchorId="3DCF1BD7">
           <v:shape id="_x0000_i1174" type="#_x0000_t75" style="width:38.2pt;height:25.05pt" o:ole="">
-            <v:imagedata r:id="rId302" o:title=""/>
-          </v:shape>
-          <o:OLEObject Type="Embed" ProgID="Equation.DSMT4" ShapeID="_x0000_i1174" DrawAspect="Content" ObjectID="_1838533651" r:id="rId303"/>
+            <v:imagedata r:id="rId300" o:title=""/>
+          </v:shape>
+          <o:OLEObject Type="Embed" ProgID="Equation.DSMT4" ShapeID="_x0000_i1174" DrawAspect="Content" ObjectID="_1838569892" r:id="rId301"/>
         </w:object>
       </w:r>
       <w:r>
@@ -9693,9 +10128,9 @@
         </w:rPr>
         <w:object w:dxaOrig="680" w:dyaOrig="499" w14:anchorId="4D6BDD33">
           <v:shape id="_x0000_i1175" type="#_x0000_t75" style="width:33.8pt;height:25.05pt" o:ole="">
-            <v:imagedata r:id="rId304" o:title=""/>
-          </v:shape>
-          <o:OLEObject Type="Embed" ProgID="Equation.DSMT4" ShapeID="_x0000_i1175" DrawAspect="Content" ObjectID="_1838533652" r:id="rId305"/>
+            <v:imagedata r:id="rId302" o:title=""/>
+          </v:shape>
+          <o:OLEObject Type="Embed" ProgID="Equation.DSMT4" ShapeID="_x0000_i1175" DrawAspect="Content" ObjectID="_1838569893" r:id="rId303"/>
         </w:object>
       </w:r>
       <w:r>
@@ -9747,9 +10182,9 @@
         </w:rPr>
         <w:object w:dxaOrig="6619" w:dyaOrig="800" w14:anchorId="3E11BC0D">
           <v:shape id="_x0000_i1176" type="#_x0000_t75" style="width:330.55pt;height:40.05pt" o:ole="" fillcolor="window">
-            <v:imagedata r:id="rId306" o:title=""/>
-          </v:shape>
-          <o:OLEObject Type="Embed" ProgID="Equation.DSMT4" ShapeID="_x0000_i1176" DrawAspect="Content" ObjectID="_1838533653" r:id="rId307"/>
+            <v:imagedata r:id="rId304" o:title=""/>
+          </v:shape>
+          <o:OLEObject Type="Embed" ProgID="Equation.DSMT4" ShapeID="_x0000_i1176" DrawAspect="Content" ObjectID="_1838569894" r:id="rId305"/>
         </w:object>
       </w:r>
       <w:r>
@@ -9816,9 +10251,9 @@
         </w:rPr>
         <w:object w:dxaOrig="5800" w:dyaOrig="940" w14:anchorId="49682659">
           <v:shape id="_x0000_i1177" type="#_x0000_t75" style="width:289.25pt;height:46.95pt" o:ole="" fillcolor="window">
-            <v:imagedata r:id="rId308" o:title=""/>
-          </v:shape>
-          <o:OLEObject Type="Embed" ProgID="Equation.DSMT4" ShapeID="_x0000_i1177" DrawAspect="Content" ObjectID="_1838533654" r:id="rId309"/>
+            <v:imagedata r:id="rId306" o:title=""/>
+          </v:shape>
+          <o:OLEObject Type="Embed" ProgID="Equation.DSMT4" ShapeID="_x0000_i1177" DrawAspect="Content" ObjectID="_1838569895" r:id="rId307"/>
         </w:object>
       </w:r>
       <w:r>
@@ -9924,9 +10359,9 @@
         </w:rPr>
         <w:object w:dxaOrig="8700" w:dyaOrig="880" w14:anchorId="3B940630">
           <v:shape id="_x0000_i1178" type="#_x0000_t75" style="width:435.15pt;height:44.45pt" o:ole="" fillcolor="window">
-            <v:imagedata r:id="rId310" o:title=""/>
-          </v:shape>
-          <o:OLEObject Type="Embed" ProgID="Equation.DSMT4" ShapeID="_x0000_i1178" DrawAspect="Content" ObjectID="_1838533655" r:id="rId311"/>
+            <v:imagedata r:id="rId308" o:title=""/>
+          </v:shape>
+          <o:OLEObject Type="Embed" ProgID="Equation.DSMT4" ShapeID="_x0000_i1178" DrawAspect="Content" ObjectID="_1838569896" r:id="rId309"/>
         </w:object>
       </w:r>
       <w:r>
@@ -9999,9 +10434,9 @@
         </w:rPr>
         <w:object w:dxaOrig="6420" w:dyaOrig="900" w14:anchorId="38BE41D2">
           <v:shape id="_x0000_i1179" type="#_x0000_t75" style="width:321.2pt;height:45.1pt" o:ole="" fillcolor="window">
-            <v:imagedata r:id="rId312" o:title=""/>
-          </v:shape>
-          <o:OLEObject Type="Embed" ProgID="Equation.DSMT4" ShapeID="_x0000_i1179" DrawAspect="Content" ObjectID="_1838533656" r:id="rId313"/>
+            <v:imagedata r:id="rId310" o:title=""/>
+          </v:shape>
+          <o:OLEObject Type="Embed" ProgID="Equation.DSMT4" ShapeID="_x0000_i1179" DrawAspect="Content" ObjectID="_1838569897" r:id="rId311"/>
         </w:object>
       </w:r>
       <w:r>
@@ -10053,9 +10488,9 @@
         </w:rPr>
         <w:object w:dxaOrig="7240" w:dyaOrig="720" w14:anchorId="75EFDBB8">
           <v:shape id="_x0000_i1180" type="#_x0000_t75" style="width:361.9pt;height:36.3pt" o:ole="" fillcolor="window">
-            <v:imagedata r:id="rId314" o:title=""/>
-          </v:shape>
-          <o:OLEObject Type="Embed" ProgID="Equation.DSMT4" ShapeID="_x0000_i1180" DrawAspect="Content" ObjectID="_1838533657" r:id="rId315"/>
+            <v:imagedata r:id="rId312" o:title=""/>
+          </v:shape>
+          <o:OLEObject Type="Embed" ProgID="Equation.DSMT4" ShapeID="_x0000_i1180" DrawAspect="Content" ObjectID="_1838569898" r:id="rId313"/>
         </w:object>
       </w:r>
       <w:r>
@@ -10107,9 +10542,9 @@
         </w:rPr>
         <w:object w:dxaOrig="2720" w:dyaOrig="499" w14:anchorId="0DCD1829">
           <v:shape id="_x0000_i1181" type="#_x0000_t75" style="width:135.85pt;height:25.05pt" o:ole="" fillcolor="window">
-            <v:imagedata r:id="rId316" o:title=""/>
-          </v:shape>
-          <o:OLEObject Type="Embed" ProgID="Equation.DSMT4" ShapeID="_x0000_i1181" DrawAspect="Content" ObjectID="_1838533658" r:id="rId317"/>
+            <v:imagedata r:id="rId314" o:title=""/>
+          </v:shape>
+          <o:OLEObject Type="Embed" ProgID="Equation.DSMT4" ShapeID="_x0000_i1181" DrawAspect="Content" ObjectID="_1838569899" r:id="rId315"/>
         </w:object>
       </w:r>
       <w:r>
@@ -10194,9 +10629,9 @@
         </w:rPr>
         <w:object w:dxaOrig="1840" w:dyaOrig="700" w14:anchorId="1024892E">
           <v:shape id="_x0000_i1182" type="#_x0000_t75" style="width:92.05pt;height:35.05pt" o:ole="" fillcolor="window">
-            <v:imagedata r:id="rId318" o:title=""/>
-          </v:shape>
-          <o:OLEObject Type="Embed" ProgID="Equation.DSMT4" ShapeID="_x0000_i1182" DrawAspect="Content" ObjectID="_1838533659" r:id="rId319"/>
+            <v:imagedata r:id="rId316" o:title=""/>
+          </v:shape>
+          <o:OLEObject Type="Embed" ProgID="Equation.DSMT4" ShapeID="_x0000_i1182" DrawAspect="Content" ObjectID="_1838569900" r:id="rId317"/>
         </w:object>
       </w:r>
       <w:r>
@@ -10462,9 +10897,9 @@
         </w:rPr>
         <w:object w:dxaOrig="1340" w:dyaOrig="340" w14:anchorId="64AF6A99">
           <v:shape id="_x0000_i1183" type="#_x0000_t75" style="width:67pt;height:16.3pt" o:ole="" fillcolor="window">
-            <v:imagedata r:id="rId320" o:title=""/>
-          </v:shape>
-          <o:OLEObject Type="Embed" ProgID="Equation.3" ShapeID="_x0000_i1183" DrawAspect="Content" ObjectID="_1838533660" r:id="rId321"/>
+            <v:imagedata r:id="rId318" o:title=""/>
+          </v:shape>
+          <o:OLEObject Type="Embed" ProgID="Equation.3" ShapeID="_x0000_i1183" DrawAspect="Content" ObjectID="_1838569901" r:id="rId319"/>
         </w:object>
       </w:r>
       <w:r>
@@ -10701,9 +11136,9 @@
         </w:rPr>
         <w:object w:dxaOrig="1340" w:dyaOrig="720" w14:anchorId="389954F6">
           <v:shape id="_x0000_i1184" type="#_x0000_t75" style="width:61.35pt;height:33.2pt" o:ole="" fillcolor="window">
-            <v:imagedata r:id="rId322" o:title=""/>
-          </v:shape>
-          <o:OLEObject Type="Embed" ProgID="Equation.DSMT4" ShapeID="_x0000_i1184" DrawAspect="Content" ObjectID="_1838533661" r:id="rId323"/>
+            <v:imagedata r:id="rId320" o:title=""/>
+          </v:shape>
+          <o:OLEObject Type="Embed" ProgID="Equation.DSMT4" ShapeID="_x0000_i1184" DrawAspect="Content" ObjectID="_1838569902" r:id="rId321"/>
         </w:object>
       </w:r>
       <w:r>
@@ -10760,9 +11195,9 @@
         </w:rPr>
         <w:object w:dxaOrig="1180" w:dyaOrig="340" w14:anchorId="6D5D31FD">
           <v:shape id="_x0000_i1185" type="#_x0000_t75" style="width:58.25pt;height:15.05pt" o:ole="" fillcolor="window">
-            <v:imagedata r:id="rId324" o:title=""/>
-          </v:shape>
-          <o:OLEObject Type="Embed" ProgID="Equation.3" ShapeID="_x0000_i1185" DrawAspect="Content" ObjectID="_1838533662" r:id="rId325"/>
+            <v:imagedata r:id="rId322" o:title=""/>
+          </v:shape>
+          <o:OLEObject Type="Embed" ProgID="Equation.3" ShapeID="_x0000_i1185" DrawAspect="Content" ObjectID="_1838569903" r:id="rId323"/>
         </w:object>
       </w:r>
       <w:r>
@@ -10835,9 +11270,9 @@
         </w:rPr>
         <w:object w:dxaOrig="1040" w:dyaOrig="340" w14:anchorId="2B53A1D6">
           <v:shape id="_x0000_i1186" type="#_x0000_t75" style="width:51.95pt;height:16.3pt" o:ole="">
-            <v:imagedata r:id="rId326" o:title=""/>
-          </v:shape>
-          <o:OLEObject Type="Embed" ProgID="Equation.3" ShapeID="_x0000_i1186" DrawAspect="Content" ObjectID="_1838533663" r:id="rId327"/>
+            <v:imagedata r:id="rId324" o:title=""/>
+          </v:shape>
+          <o:OLEObject Type="Embed" ProgID="Equation.3" ShapeID="_x0000_i1186" DrawAspect="Content" ObjectID="_1838569904" r:id="rId325"/>
         </w:object>
       </w:r>
       <w:r>
@@ -10886,9 +11321,9 @@
         </w:rPr>
         <w:object w:dxaOrig="2320" w:dyaOrig="940" w14:anchorId="42744A03">
           <v:shape id="_x0000_i1187" type="#_x0000_t75" style="width:116.45pt;height:46.95pt" o:ole="" fillcolor="window">
-            <v:imagedata r:id="rId328" o:title=""/>
-          </v:shape>
-          <o:OLEObject Type="Embed" ProgID="Equation.3" ShapeID="_x0000_i1187" DrawAspect="Content" ObjectID="_1838533664" r:id="rId329"/>
+            <v:imagedata r:id="rId326" o:title=""/>
+          </v:shape>
+          <o:OLEObject Type="Embed" ProgID="Equation.3" ShapeID="_x0000_i1187" DrawAspect="Content" ObjectID="_1838569905" r:id="rId327"/>
         </w:object>
       </w:r>
       <w:r>
@@ -10945,9 +11380,9 @@
         </w:rPr>
         <w:object w:dxaOrig="4459" w:dyaOrig="900" w14:anchorId="02482292">
           <v:shape id="_x0000_i1188" type="#_x0000_t75" style="width:222.9pt;height:45.1pt" o:ole="" fillcolor="window">
-            <v:imagedata r:id="rId330" o:title=""/>
-          </v:shape>
-          <o:OLEObject Type="Embed" ProgID="Equation.3" ShapeID="_x0000_i1188" DrawAspect="Content" ObjectID="_1838533665" r:id="rId331"/>
+            <v:imagedata r:id="rId328" o:title=""/>
+          </v:shape>
+          <o:OLEObject Type="Embed" ProgID="Equation.3" ShapeID="_x0000_i1188" DrawAspect="Content" ObjectID="_1838569906" r:id="rId329"/>
         </w:object>
       </w:r>
       <w:r>
@@ -11004,9 +11439,9 @@
         </w:rPr>
         <w:object w:dxaOrig="4459" w:dyaOrig="900" w14:anchorId="2462E779">
           <v:shape id="_x0000_i1189" type="#_x0000_t75" style="width:222.9pt;height:45.1pt" o:ole="" fillcolor="window">
-            <v:imagedata r:id="rId332" o:title=""/>
-          </v:shape>
-          <o:OLEObject Type="Embed" ProgID="Equation.3" ShapeID="_x0000_i1189" DrawAspect="Content" ObjectID="_1838533666" r:id="rId333"/>
+            <v:imagedata r:id="rId330" o:title=""/>
+          </v:shape>
+          <o:OLEObject Type="Embed" ProgID="Equation.3" ShapeID="_x0000_i1189" DrawAspect="Content" ObjectID="_1838569907" r:id="rId331"/>
         </w:object>
       </w:r>
       <w:r>
@@ -11044,9 +11479,9 @@
         </w:rPr>
         <w:object w:dxaOrig="820" w:dyaOrig="420" w14:anchorId="0156DBCA">
           <v:shape id="_x0000_i1190" type="#_x0000_t75" style="width:41.3pt;height:21.3pt" o:ole="" fillcolor="window">
-            <v:imagedata r:id="rId334" o:title=""/>
-          </v:shape>
-          <o:OLEObject Type="Embed" ProgID="Equation.3" ShapeID="_x0000_i1190" DrawAspect="Content" ObjectID="_1838533667" r:id="rId335"/>
+            <v:imagedata r:id="rId332" o:title=""/>
+          </v:shape>
+          <o:OLEObject Type="Embed" ProgID="Equation.3" ShapeID="_x0000_i1190" DrawAspect="Content" ObjectID="_1838569908" r:id="rId333"/>
         </w:object>
       </w:r>
       <w:r>
@@ -11111,9 +11546,9 @@
         </w:rPr>
         <w:object w:dxaOrig="5060" w:dyaOrig="1840" w14:anchorId="7C3A7BCB">
           <v:shape id="_x0000_i1191" type="#_x0000_t75" style="width:252.95pt;height:92.05pt" o:ole="" fillcolor="window">
-            <v:imagedata r:id="rId336" o:title=""/>
-          </v:shape>
-          <o:OLEObject Type="Embed" ProgID="Equation.3" ShapeID="_x0000_i1191" DrawAspect="Content" ObjectID="_1838533668" r:id="rId337"/>
+            <v:imagedata r:id="rId334" o:title=""/>
+          </v:shape>
+          <o:OLEObject Type="Embed" ProgID="Equation.3" ShapeID="_x0000_i1191" DrawAspect="Content" ObjectID="_1838569909" r:id="rId335"/>
         </w:object>
       </w:r>
     </w:p>
@@ -11225,9 +11660,9 @@
         </w:rPr>
         <w:object w:dxaOrig="2720" w:dyaOrig="920" w14:anchorId="6AAC096A">
           <v:shape id="_x0000_i1192" type="#_x0000_t75" style="width:135.85pt;height:46.35pt" o:ole="" fillcolor="window">
-            <v:imagedata r:id="rId338" o:title=""/>
-          </v:shape>
-          <o:OLEObject Type="Embed" ProgID="Equation.3" ShapeID="_x0000_i1192" DrawAspect="Content" ObjectID="_1838533669" r:id="rId339"/>
+            <v:imagedata r:id="rId336" o:title=""/>
+          </v:shape>
+          <o:OLEObject Type="Embed" ProgID="Equation.3" ShapeID="_x0000_i1192" DrawAspect="Content" ObjectID="_1838569910" r:id="rId337"/>
         </w:object>
       </w:r>
       <w:r>
@@ -11265,9 +11700,9 @@
         </w:rPr>
         <w:object w:dxaOrig="1719" w:dyaOrig="440" w14:anchorId="64F217D3">
           <v:shape id="_x0000_i1193" type="#_x0000_t75" style="width:86.4pt;height:21.9pt" o:ole="" fillcolor="window">
-            <v:imagedata r:id="rId340" o:title=""/>
-          </v:shape>
-          <o:OLEObject Type="Embed" ProgID="Equation.3" ShapeID="_x0000_i1193" DrawAspect="Content" ObjectID="_1838533670" r:id="rId341"/>
+            <v:imagedata r:id="rId338" o:title=""/>
+          </v:shape>
+          <o:OLEObject Type="Embed" ProgID="Equation.3" ShapeID="_x0000_i1193" DrawAspect="Content" ObjectID="_1838569911" r:id="rId339"/>
         </w:object>
       </w:r>
     </w:p>
@@ -11326,9 +11761,9 @@
         </w:rPr>
         <w:object w:dxaOrig="1660" w:dyaOrig="420" w14:anchorId="3688DE35">
           <v:shape id="_x0000_i1194" type="#_x0000_t75" style="width:82.65pt;height:21.3pt" o:ole="" fillcolor="window">
-            <v:imagedata r:id="rId342" o:title=""/>
-          </v:shape>
-          <o:OLEObject Type="Embed" ProgID="Equation.3" ShapeID="_x0000_i1194" DrawAspect="Content" ObjectID="_1838533671" r:id="rId343"/>
+            <v:imagedata r:id="rId340" o:title=""/>
+          </v:shape>
+          <o:OLEObject Type="Embed" ProgID="Equation.3" ShapeID="_x0000_i1194" DrawAspect="Content" ObjectID="_1838569912" r:id="rId341"/>
         </w:object>
       </w:r>
       <w:r>
@@ -11411,9 +11846,9 @@
         </w:rPr>
         <w:object w:dxaOrig="4420" w:dyaOrig="499" w14:anchorId="3BC167F4">
           <v:shape id="_x0000_i1195" type="#_x0000_t75" style="width:221pt;height:25.05pt" o:ole="" fillcolor="window">
-            <v:imagedata r:id="rId344" o:title=""/>
-          </v:shape>
-          <o:OLEObject Type="Embed" ProgID="Equation.3" ShapeID="_x0000_i1195" DrawAspect="Content" ObjectID="_1838533672" r:id="rId345"/>
+            <v:imagedata r:id="rId342" o:title=""/>
+          </v:shape>
+          <o:OLEObject Type="Embed" ProgID="Equation.3" ShapeID="_x0000_i1195" DrawAspect="Content" ObjectID="_1838569913" r:id="rId343"/>
         </w:object>
       </w:r>
       <w:r>
@@ -11470,9 +11905,9 @@
         </w:rPr>
         <w:object w:dxaOrig="3060" w:dyaOrig="420" w14:anchorId="05BDC72C">
           <v:shape id="_x0000_i1196" type="#_x0000_t75" style="width:152.75pt;height:21.3pt" o:ole="" fillcolor="window">
-            <v:imagedata r:id="rId346" o:title=""/>
-          </v:shape>
-          <o:OLEObject Type="Embed" ProgID="Equation.3" ShapeID="_x0000_i1196" DrawAspect="Content" ObjectID="_1838533673" r:id="rId347"/>
+            <v:imagedata r:id="rId344" o:title=""/>
+          </v:shape>
+          <o:OLEObject Type="Embed" ProgID="Equation.3" ShapeID="_x0000_i1196" DrawAspect="Content" ObjectID="_1838569914" r:id="rId345"/>
         </w:object>
       </w:r>
     </w:p>
@@ -11532,9 +11967,9 @@
         </w:rPr>
         <w:object w:dxaOrig="7020" w:dyaOrig="900" w14:anchorId="5C8E9A0E">
           <v:shape id="_x0000_i1197" type="#_x0000_t75" style="width:351.25pt;height:45.1pt" o:ole="" fillcolor="window">
-            <v:imagedata r:id="rId348" o:title=""/>
-          </v:shape>
-          <o:OLEObject Type="Embed" ProgID="Equation.3" ShapeID="_x0000_i1197" DrawAspect="Content" ObjectID="_1838533674" r:id="rId349"/>
+            <v:imagedata r:id="rId346" o:title=""/>
+          </v:shape>
+          <o:OLEObject Type="Embed" ProgID="Equation.3" ShapeID="_x0000_i1197" DrawAspect="Content" ObjectID="_1838569915" r:id="rId347"/>
         </w:object>
       </w:r>
       <w:r>
@@ -11708,9 +12143,9 @@
         </w:rPr>
         <w:object w:dxaOrig="8460" w:dyaOrig="900" w14:anchorId="65B8F854">
           <v:shape id="_x0000_i1198" type="#_x0000_t75" style="width:423.25pt;height:45.1pt" o:ole="" fillcolor="window">
-            <v:imagedata r:id="rId350" o:title=""/>
-          </v:shape>
-          <o:OLEObject Type="Embed" ProgID="Equation.3" ShapeID="_x0000_i1198" DrawAspect="Content" ObjectID="_1838533675" r:id="rId351"/>
+            <v:imagedata r:id="rId348" o:title=""/>
+          </v:shape>
+          <o:OLEObject Type="Embed" ProgID="Equation.3" ShapeID="_x0000_i1198" DrawAspect="Content" ObjectID="_1838569916" r:id="rId349"/>
         </w:object>
       </w:r>
     </w:p>
@@ -11813,9 +12248,9 @@
         </w:rPr>
         <w:object w:dxaOrig="7400" w:dyaOrig="900" w14:anchorId="041BA847">
           <v:shape id="_x0000_i1199" type="#_x0000_t75" style="width:369.4pt;height:45.1pt" o:ole="" fillcolor="window">
-            <v:imagedata r:id="rId352" o:title=""/>
-          </v:shape>
-          <o:OLEObject Type="Embed" ProgID="Equation.3" ShapeID="_x0000_i1199" DrawAspect="Content" ObjectID="_1838533676" r:id="rId353"/>
+            <v:imagedata r:id="rId350" o:title=""/>
+          </v:shape>
+          <o:OLEObject Type="Embed" ProgID="Equation.3" ShapeID="_x0000_i1199" DrawAspect="Content" ObjectID="_1838569917" r:id="rId351"/>
         </w:object>
       </w:r>
       <w:r>
@@ -12044,9 +12479,9 @@
         </w:rPr>
         <w:object w:dxaOrig="2140" w:dyaOrig="499" w14:anchorId="341365A3">
           <v:shape id="_x0000_i1200" type="#_x0000_t75" style="width:107.05pt;height:25.05pt" o:ole="" fillcolor="window">
-            <v:imagedata r:id="rId354" o:title=""/>
-          </v:shape>
-          <o:OLEObject Type="Embed" ProgID="Equation.3" ShapeID="_x0000_i1200" DrawAspect="Content" ObjectID="_1838533677" r:id="rId355"/>
+            <v:imagedata r:id="rId352" o:title=""/>
+          </v:shape>
+          <o:OLEObject Type="Embed" ProgID="Equation.3" ShapeID="_x0000_i1200" DrawAspect="Content" ObjectID="_1838569918" r:id="rId353"/>
         </w:object>
       </w:r>
       <w:r>
@@ -12076,9 +12511,9 @@
         </w:rPr>
         <w:object w:dxaOrig="2160" w:dyaOrig="520" w14:anchorId="672F00BE">
           <v:shape id="_x0000_i1201" type="#_x0000_t75" style="width:108.3pt;height:25.65pt" o:ole="" fillcolor="window">
-            <v:imagedata r:id="rId356" o:title=""/>
-          </v:shape>
-          <o:OLEObject Type="Embed" ProgID="Equation.3" ShapeID="_x0000_i1201" DrawAspect="Content" ObjectID="_1838533678" r:id="rId357"/>
+            <v:imagedata r:id="rId354" o:title=""/>
+          </v:shape>
+          <o:OLEObject Type="Embed" ProgID="Equation.3" ShapeID="_x0000_i1201" DrawAspect="Content" ObjectID="_1838569919" r:id="rId355"/>
         </w:object>
       </w:r>
       <w:r>
@@ -12128,9 +12563,9 @@
         </w:rPr>
         <w:object w:dxaOrig="1620" w:dyaOrig="420" w14:anchorId="113C73C2">
           <v:shape id="_x0000_i1202" type="#_x0000_t75" style="width:80.75pt;height:21.3pt" o:ole="">
-            <v:imagedata r:id="rId358" o:title=""/>
-          </v:shape>
-          <o:OLEObject Type="Embed" ProgID="Equation.3" ShapeID="_x0000_i1202" DrawAspect="Content" ObjectID="_1838533679" r:id="rId359"/>
+            <v:imagedata r:id="rId356" o:title=""/>
+          </v:shape>
+          <o:OLEObject Type="Embed" ProgID="Equation.3" ShapeID="_x0000_i1202" DrawAspect="Content" ObjectID="_1838569920" r:id="rId357"/>
         </w:object>
       </w:r>
       <w:r>
@@ -12305,9 +12740,9 @@
         </w:rPr>
         <w:object w:dxaOrig="8260" w:dyaOrig="1120" w14:anchorId="5731A12F">
           <v:shape id="_x0000_i1203" type="#_x0000_t75" style="width:404.45pt;height:54.45pt" o:ole="" fillcolor="window">
-            <v:imagedata r:id="rId360" o:title=""/>
-          </v:shape>
-          <o:OLEObject Type="Embed" ProgID="Equation.3" ShapeID="_x0000_i1203" DrawAspect="Content" ObjectID="_1838533680" r:id="rId361"/>
+            <v:imagedata r:id="rId358" o:title=""/>
+          </v:shape>
+          <o:OLEObject Type="Embed" ProgID="Equation.3" ShapeID="_x0000_i1203" DrawAspect="Content" ObjectID="_1838569921" r:id="rId359"/>
         </w:object>
       </w:r>
     </w:p>
@@ -12464,9 +12899,9 @@
         </w:rPr>
         <w:object w:dxaOrig="5560" w:dyaOrig="1480" w14:anchorId="26015B65">
           <v:shape id="_x0000_i1204" type="#_x0000_t75" style="width:278pt;height:73.25pt" o:ole="" fillcolor="window">
-            <v:imagedata r:id="rId362" o:title=""/>
-          </v:shape>
-          <o:OLEObject Type="Embed" ProgID="Equation.3" ShapeID="_x0000_i1204" DrawAspect="Content" ObjectID="_1838533681" r:id="rId363"/>
+            <v:imagedata r:id="rId360" o:title=""/>
+          </v:shape>
+          <o:OLEObject Type="Embed" ProgID="Equation.3" ShapeID="_x0000_i1204" DrawAspect="Content" ObjectID="_1838569922" r:id="rId361"/>
         </w:object>
       </w:r>
       <w:r>
@@ -12612,9 +13047,9 @@
         </w:rPr>
         <w:object w:dxaOrig="2480" w:dyaOrig="440" w14:anchorId="1D1C0AEF">
           <v:shape id="_x0000_i1205" type="#_x0000_t75" style="width:123.95pt;height:21.9pt" o:ole="" fillcolor="window">
-            <v:imagedata r:id="rId364" o:title=""/>
-          </v:shape>
-          <o:OLEObject Type="Embed" ProgID="Equation.3" ShapeID="_x0000_i1205" DrawAspect="Content" ObjectID="_1838533682" r:id="rId365"/>
+            <v:imagedata r:id="rId362" o:title=""/>
+          </v:shape>
+          <o:OLEObject Type="Embed" ProgID="Equation.3" ShapeID="_x0000_i1205" DrawAspect="Content" ObjectID="_1838569923" r:id="rId363"/>
         </w:object>
       </w:r>
       <w:r>
@@ -12837,9 +13272,9 @@
         </w:rPr>
         <w:object w:dxaOrig="3100" w:dyaOrig="440" w14:anchorId="57DC331D">
           <v:shape id="_x0000_i1206" type="#_x0000_t75" style="width:155.25pt;height:21.9pt" o:ole="" fillcolor="window">
-            <v:imagedata r:id="rId366" o:title=""/>
-          </v:shape>
-          <o:OLEObject Type="Embed" ProgID="Equation.3" ShapeID="_x0000_i1206" DrawAspect="Content" ObjectID="_1838533683" r:id="rId367"/>
+            <v:imagedata r:id="rId364" o:title=""/>
+          </v:shape>
+          <o:OLEObject Type="Embed" ProgID="Equation.3" ShapeID="_x0000_i1206" DrawAspect="Content" ObjectID="_1838569924" r:id="rId365"/>
         </w:object>
       </w:r>
       <w:r>
@@ -13066,9 +13501,9 @@
         </w:rPr>
         <w:object w:dxaOrig="7040" w:dyaOrig="900" w14:anchorId="35A1B388">
           <v:shape id="_x0000_i1207" type="#_x0000_t75" style="width:351.85pt;height:45.1pt" o:ole="">
-            <v:imagedata r:id="rId368" o:title=""/>
-          </v:shape>
-          <o:OLEObject Type="Embed" ProgID="Equation.3" ShapeID="_x0000_i1207" DrawAspect="Content" ObjectID="_1838533684" r:id="rId369"/>
+            <v:imagedata r:id="rId366" o:title=""/>
+          </v:shape>
+          <o:OLEObject Type="Embed" ProgID="Equation.3" ShapeID="_x0000_i1207" DrawAspect="Content" ObjectID="_1838569925" r:id="rId367"/>
         </w:object>
       </w:r>
     </w:p>
@@ -13136,9 +13571,9 @@
         </w:rPr>
         <w:object w:dxaOrig="7680" w:dyaOrig="900" w14:anchorId="177133A3">
           <v:shape id="_x0000_i1208" type="#_x0000_t75" style="width:383.8pt;height:45.1pt" o:ole="">
-            <v:imagedata r:id="rId370" o:title=""/>
-          </v:shape>
-          <o:OLEObject Type="Embed" ProgID="Equation.3" ShapeID="_x0000_i1208" DrawAspect="Content" ObjectID="_1838533685" r:id="rId371"/>
+            <v:imagedata r:id="rId368" o:title=""/>
+          </v:shape>
+          <o:OLEObject Type="Embed" ProgID="Equation.3" ShapeID="_x0000_i1208" DrawAspect="Content" ObjectID="_1838569926" r:id="rId369"/>
         </w:object>
       </w:r>
       <w:r>
@@ -13204,9 +13639,9 @@
         </w:rPr>
         <w:object w:dxaOrig="7880" w:dyaOrig="840" w14:anchorId="6CD6B5C6">
           <v:shape id="_x0000_i1209" type="#_x0000_t75" style="width:394.45pt;height:41.95pt" o:ole="" fillcolor="window">
-            <v:imagedata r:id="rId372" o:title=""/>
-          </v:shape>
-          <o:OLEObject Type="Embed" ProgID="Equation.3" ShapeID="_x0000_i1209" DrawAspect="Content" ObjectID="_1838533686" r:id="rId373"/>
+            <v:imagedata r:id="rId370" o:title=""/>
+          </v:shape>
+          <o:OLEObject Type="Embed" ProgID="Equation.3" ShapeID="_x0000_i1209" DrawAspect="Content" ObjectID="_1838569927" r:id="rId371"/>
         </w:object>
       </w:r>
       <w:r>
@@ -13217,9 +13652,9 @@
         </w:rPr>
         <w:object w:dxaOrig="6000" w:dyaOrig="1400" w14:anchorId="04086AAA">
           <v:shape id="_x0000_i1210" type="#_x0000_t75" style="width:299.9pt;height:70.75pt" o:ole="" fillcolor="window">
-            <v:imagedata r:id="rId374" o:title=""/>
-          </v:shape>
-          <o:OLEObject Type="Embed" ProgID="Equation.3" ShapeID="_x0000_i1210" DrawAspect="Content" ObjectID="_1838533687" r:id="rId375"/>
+            <v:imagedata r:id="rId372" o:title=""/>
+          </v:shape>
+          <o:OLEObject Type="Embed" ProgID="Equation.3" ShapeID="_x0000_i1210" DrawAspect="Content" ObjectID="_1838569928" r:id="rId373"/>
         </w:object>
       </w:r>
     </w:p>
@@ -13275,9 +13710,9 @@
         </w:rPr>
         <w:object w:dxaOrig="5600" w:dyaOrig="520" w14:anchorId="51F0A771">
           <v:shape id="_x0000_i1211" type="#_x0000_t75" style="width:279.85pt;height:25.65pt" o:ole="">
-            <v:imagedata r:id="rId376" o:title=""/>
-          </v:shape>
-          <o:OLEObject Type="Embed" ProgID="Equation.3" ShapeID="_x0000_i1211" DrawAspect="Content" ObjectID="_1838533688" r:id="rId377"/>
+            <v:imagedata r:id="rId374" o:title=""/>
+          </v:shape>
+          <o:OLEObject Type="Embed" ProgID="Equation.3" ShapeID="_x0000_i1211" DrawAspect="Content" ObjectID="_1838569929" r:id="rId375"/>
         </w:object>
       </w:r>
     </w:p>
@@ -13323,9 +13758,9 @@
         </w:rPr>
         <w:object w:dxaOrig="7540" w:dyaOrig="840" w14:anchorId="18546FEC">
           <v:shape id="_x0000_i1212" type="#_x0000_t75" style="width:376.9pt;height:41.95pt" o:ole="" fillcolor="window">
-            <v:imagedata r:id="rId378" o:title=""/>
-          </v:shape>
-          <o:OLEObject Type="Embed" ProgID="Equation.3" ShapeID="_x0000_i1212" DrawAspect="Content" ObjectID="_1838533689" r:id="rId379"/>
+            <v:imagedata r:id="rId376" o:title=""/>
+          </v:shape>
+          <o:OLEObject Type="Embed" ProgID="Equation.3" ShapeID="_x0000_i1212" DrawAspect="Content" ObjectID="_1838569930" r:id="rId377"/>
         </w:object>
       </w:r>
       <w:r>
@@ -13415,9 +13850,9 @@
         </w:rPr>
         <w:object w:dxaOrig="7660" w:dyaOrig="900" w14:anchorId="7A566A5A">
           <v:shape id="_x0000_i1213" type="#_x0000_t75" style="width:382.55pt;height:45.1pt" o:ole="">
-            <v:imagedata r:id="rId380" o:title=""/>
-          </v:shape>
-          <o:OLEObject Type="Embed" ProgID="Equation.3" ShapeID="_x0000_i1213" DrawAspect="Content" ObjectID="_1838533690" r:id="rId381"/>
+            <v:imagedata r:id="rId378" o:title=""/>
+          </v:shape>
+          <o:OLEObject Type="Embed" ProgID="Equation.3" ShapeID="_x0000_i1213" DrawAspect="Content" ObjectID="_1838569931" r:id="rId379"/>
         </w:object>
       </w:r>
       <w:r>
@@ -13476,9 +13911,9 @@
         </w:rPr>
         <w:object w:dxaOrig="5780" w:dyaOrig="1640" w14:anchorId="603AF2AF">
           <v:shape id="_x0000_i1214" type="#_x0000_t75" style="width:288.65pt;height:82pt" o:ole="" fillcolor="window">
-            <v:imagedata r:id="rId382" o:title=""/>
-          </v:shape>
-          <o:OLEObject Type="Embed" ProgID="Equation.3" ShapeID="_x0000_i1214" DrawAspect="Content" ObjectID="_1838533691" r:id="rId383"/>
+            <v:imagedata r:id="rId380" o:title=""/>
+          </v:shape>
+          <o:OLEObject Type="Embed" ProgID="Equation.3" ShapeID="_x0000_i1214" DrawAspect="Content" ObjectID="_1838569932" r:id="rId381"/>
         </w:object>
       </w:r>
     </w:p>
@@ -13553,9 +13988,9 @@
         </w:rPr>
         <w:object w:dxaOrig="5260" w:dyaOrig="720" w14:anchorId="507D044E">
           <v:shape id="_x0000_i1215" type="#_x0000_t75" style="width:262.95pt;height:36.3pt" o:ole="" fillcolor="window">
-            <v:imagedata r:id="rId384" o:title=""/>
-          </v:shape>
-          <o:OLEObject Type="Embed" ProgID="Equation.3" ShapeID="_x0000_i1215" DrawAspect="Content" ObjectID="_1838533692" r:id="rId385"/>
+            <v:imagedata r:id="rId382" o:title=""/>
+          </v:shape>
+          <o:OLEObject Type="Embed" ProgID="Equation.3" ShapeID="_x0000_i1215" DrawAspect="Content" ObjectID="_1838569933" r:id="rId383"/>
         </w:object>
       </w:r>
       <w:r>
@@ -13608,9 +14043,9 @@
         </w:rPr>
         <w:object w:dxaOrig="4900" w:dyaOrig="499" w14:anchorId="671B1148">
           <v:shape id="_x0000_i1216" type="#_x0000_t75" style="width:245.45pt;height:25.05pt" o:ole="">
-            <v:imagedata r:id="rId386" o:title=""/>
-          </v:shape>
-          <o:OLEObject Type="Embed" ProgID="Equation.3" ShapeID="_x0000_i1216" DrawAspect="Content" ObjectID="_1838533693" r:id="rId387"/>
+            <v:imagedata r:id="rId384" o:title=""/>
+          </v:shape>
+          <o:OLEObject Type="Embed" ProgID="Equation.3" ShapeID="_x0000_i1216" DrawAspect="Content" ObjectID="_1838569934" r:id="rId385"/>
         </w:object>
       </w:r>
       <w:r>
@@ -13662,9 +14097,9 @@
         </w:rPr>
         <w:object w:dxaOrig="6920" w:dyaOrig="800" w14:anchorId="1472D50B">
           <v:shape id="_x0000_i1217" type="#_x0000_t75" style="width:346.25pt;height:40.05pt" o:ole="" fillcolor="window">
-            <v:imagedata r:id="rId388" o:title=""/>
-          </v:shape>
-          <o:OLEObject Type="Embed" ProgID="Equation.3" ShapeID="_x0000_i1217" DrawAspect="Content" ObjectID="_1838533694" r:id="rId389"/>
+            <v:imagedata r:id="rId386" o:title=""/>
+          </v:shape>
+          <o:OLEObject Type="Embed" ProgID="Equation.3" ShapeID="_x0000_i1217" DrawAspect="Content" ObjectID="_1838569935" r:id="rId387"/>
         </w:object>
       </w:r>
       <w:r>
@@ -13770,9 +14205,9 @@
         </w:rPr>
         <w:object w:dxaOrig="5440" w:dyaOrig="840" w14:anchorId="1463D154">
           <v:shape id="_x0000_i1218" type="#_x0000_t75" style="width:272.35pt;height:41.95pt" o:ole="" fillcolor="window">
-            <v:imagedata r:id="rId390" o:title=""/>
-          </v:shape>
-          <o:OLEObject Type="Embed" ProgID="Equation.3" ShapeID="_x0000_i1218" DrawAspect="Content" ObjectID="_1838533695" r:id="rId391"/>
+            <v:imagedata r:id="rId388" o:title=""/>
+          </v:shape>
+          <o:OLEObject Type="Embed" ProgID="Equation.3" ShapeID="_x0000_i1218" DrawAspect="Content" ObjectID="_1838569936" r:id="rId389"/>
         </w:object>
       </w:r>
       <w:r>
@@ -13848,9 +14283,9 @@
         </w:rPr>
         <w:object w:dxaOrig="4620" w:dyaOrig="820" w14:anchorId="54623E2F">
           <v:shape id="_x0000_i1219" type="#_x0000_t75" style="width:231.05pt;height:41.3pt" o:ole="" fillcolor="window">
-            <v:imagedata r:id="rId392" o:title=""/>
-          </v:shape>
-          <o:OLEObject Type="Embed" ProgID="Equation.3" ShapeID="_x0000_i1219" DrawAspect="Content" ObjectID="_1838533696" r:id="rId393"/>
+            <v:imagedata r:id="rId390" o:title=""/>
+          </v:shape>
+          <o:OLEObject Type="Embed" ProgID="Equation.3" ShapeID="_x0000_i1219" DrawAspect="Content" ObjectID="_1838569937" r:id="rId391"/>
         </w:object>
       </w:r>
       <w:r>
@@ -13893,9 +14328,9 @@
         </w:rPr>
         <w:object w:dxaOrig="4760" w:dyaOrig="820" w14:anchorId="57F87387">
           <v:shape id="_x0000_i1220" type="#_x0000_t75" style="width:237.9pt;height:41.3pt" o:ole="" fillcolor="window">
-            <v:imagedata r:id="rId394" o:title=""/>
-          </v:shape>
-          <o:OLEObject Type="Embed" ProgID="Equation.3" ShapeID="_x0000_i1220" DrawAspect="Content" ObjectID="_1838533697" r:id="rId395"/>
+            <v:imagedata r:id="rId392" o:title=""/>
+          </v:shape>
+          <o:OLEObject Type="Embed" ProgID="Equation.3" ShapeID="_x0000_i1220" DrawAspect="Content" ObjectID="_1838569938" r:id="rId393"/>
         </w:object>
       </w:r>
       <w:r>
@@ -13962,9 +14397,9 @@
         </w:rPr>
         <w:object w:dxaOrig="3620" w:dyaOrig="960" w14:anchorId="7174F5CE">
           <v:shape id="_x0000_i1221" type="#_x0000_t75" style="width:180.95pt;height:48.2pt" o:ole="" fillcolor="window">
-            <v:imagedata r:id="rId396" o:title=""/>
-          </v:shape>
-          <o:OLEObject Type="Embed" ProgID="Equation.3" ShapeID="_x0000_i1221" DrawAspect="Content" ObjectID="_1838533698" r:id="rId397"/>
+            <v:imagedata r:id="rId394" o:title=""/>
+          </v:shape>
+          <o:OLEObject Type="Embed" ProgID="Equation.3" ShapeID="_x0000_i1221" DrawAspect="Content" ObjectID="_1838569939" r:id="rId395"/>
         </w:object>
       </w:r>
       <w:r>
@@ -13992,9 +14427,9 @@
         </w:rPr>
         <w:object w:dxaOrig="3879" w:dyaOrig="960" w14:anchorId="2F06D207">
           <v:shape id="_x0000_i1222" type="#_x0000_t75" style="width:194.1pt;height:48.2pt" o:ole="" fillcolor="window">
-            <v:imagedata r:id="rId398" o:title=""/>
-          </v:shape>
-          <o:OLEObject Type="Embed" ProgID="Equation.3" ShapeID="_x0000_i1222" DrawAspect="Content" ObjectID="_1838533699" r:id="rId399"/>
+            <v:imagedata r:id="rId396" o:title=""/>
+          </v:shape>
+          <o:OLEObject Type="Embed" ProgID="Equation.3" ShapeID="_x0000_i1222" DrawAspect="Content" ObjectID="_1838569940" r:id="rId397"/>
         </w:object>
       </w:r>
       <w:r>
@@ -14022,9 +14457,9 @@
         </w:rPr>
         <w:object w:dxaOrig="3019" w:dyaOrig="360" w14:anchorId="33B4297D">
           <v:shape id="_x0000_i1223" type="#_x0000_t75" style="width:150.9pt;height:18.15pt" o:ole="" fillcolor="window">
-            <v:imagedata r:id="rId400" o:title=""/>
-          </v:shape>
-          <o:OLEObject Type="Embed" ProgID="Equation.3" ShapeID="_x0000_i1223" DrawAspect="Content" ObjectID="_1838533700" r:id="rId401"/>
+            <v:imagedata r:id="rId398" o:title=""/>
+          </v:shape>
+          <o:OLEObject Type="Embed" ProgID="Equation.3" ShapeID="_x0000_i1223" DrawAspect="Content" ObjectID="_1838569941" r:id="rId399"/>
         </w:object>
       </w:r>
     </w:p>
@@ -14069,9 +14504,9 @@
         </w:rPr>
         <w:object w:dxaOrig="3919" w:dyaOrig="882" w14:anchorId="21A87D2C">
           <v:shape id="_x0000_i1224" type="#_x0000_t75" style="width:195.95pt;height:44.45pt" o:ole="" fillcolor="window">
-            <v:imagedata r:id="rId402" o:title=""/>
-          </v:shape>
-          <o:OLEObject Type="Embed" ProgID="Equation.3" ShapeID="_x0000_i1224" DrawAspect="Content" ObjectID="_1838533701" r:id="rId403"/>
+            <v:imagedata r:id="rId400" o:title=""/>
+          </v:shape>
+          <o:OLEObject Type="Embed" ProgID="Equation.3" ShapeID="_x0000_i1224" DrawAspect="Content" ObjectID="_1838569942" r:id="rId401"/>
         </w:object>
       </w:r>
       <w:r>
@@ -14197,9 +14632,9 @@
         </w:rPr>
         <w:object w:dxaOrig="3260" w:dyaOrig="520" w14:anchorId="57D6D5E1">
           <v:shape id="_x0000_i1225" type="#_x0000_t75" style="width:162.8pt;height:25.65pt" o:ole="">
-            <v:imagedata r:id="rId404" o:title=""/>
-          </v:shape>
-          <o:OLEObject Type="Embed" ProgID="Equation.3" ShapeID="_x0000_i1225" DrawAspect="Content" ObjectID="_1838533702" r:id="rId405"/>
+            <v:imagedata r:id="rId402" o:title=""/>
+          </v:shape>
+          <o:OLEObject Type="Embed" ProgID="Equation.3" ShapeID="_x0000_i1225" DrawAspect="Content" ObjectID="_1838569943" r:id="rId403"/>
         </w:object>
       </w:r>
     </w:p>
@@ -14306,9 +14741,9 @@
         </w:rPr>
         <w:object w:dxaOrig="2060" w:dyaOrig="520" w14:anchorId="67D7EADC">
           <v:shape id="_x0000_i1226" type="#_x0000_t75" style="width:102.7pt;height:25.65pt" o:ole="" fillcolor="window">
-            <v:imagedata r:id="rId406" o:title=""/>
-          </v:shape>
-          <o:OLEObject Type="Embed" ProgID="Equation.3" ShapeID="_x0000_i1226" DrawAspect="Content" ObjectID="_1838533703" r:id="rId407"/>
+            <v:imagedata r:id="rId404" o:title=""/>
+          </v:shape>
+          <o:OLEObject Type="Embed" ProgID="Equation.3" ShapeID="_x0000_i1226" DrawAspect="Content" ObjectID="_1838569944" r:id="rId405"/>
         </w:object>
       </w:r>
     </w:p>
@@ -14471,9 +14906,9 @@
         </w:rPr>
         <w:object w:dxaOrig="4520" w:dyaOrig="540" w14:anchorId="6159D6C2">
           <v:shape id="_x0000_i1227" type="#_x0000_t75" style="width:226pt;height:26.9pt" o:ole="">
-            <v:imagedata r:id="rId408" o:title=""/>
-          </v:shape>
-          <o:OLEObject Type="Embed" ProgID="Equation.DSMT4" ShapeID="_x0000_i1227" DrawAspect="Content" ObjectID="_1838533704" r:id="rId409"/>
+            <v:imagedata r:id="rId406" o:title=""/>
+          </v:shape>
+          <o:OLEObject Type="Embed" ProgID="Equation.DSMT4" ShapeID="_x0000_i1227" DrawAspect="Content" ObjectID="_1838569945" r:id="rId407"/>
         </w:object>
       </w:r>
       <w:r>
@@ -14489,9 +14924,9 @@
         </w:rPr>
         <w:object w:dxaOrig="2700" w:dyaOrig="380" w14:anchorId="4E90AC57">
           <v:shape id="_x0000_i1228" type="#_x0000_t75" style="width:135.25pt;height:18.8pt" o:ole="">
-            <v:imagedata r:id="rId410" o:title=""/>
-          </v:shape>
-          <o:OLEObject Type="Embed" ProgID="Equation.DSMT4" ShapeID="_x0000_i1228" DrawAspect="Content" ObjectID="_1838533705" r:id="rId411"/>
+            <v:imagedata r:id="rId408" o:title=""/>
+          </v:shape>
+          <o:OLEObject Type="Embed" ProgID="Equation.DSMT4" ShapeID="_x0000_i1228" DrawAspect="Content" ObjectID="_1838569946" r:id="rId409"/>
         </w:object>
       </w:r>
       <w:r>
@@ -14507,9 +14942,9 @@
         </w:rPr>
         <w:object w:dxaOrig="2200" w:dyaOrig="420" w14:anchorId="1F30539C">
           <v:shape id="_x0000_i1229" type="#_x0000_t75" style="width:110.2pt;height:21.3pt" o:ole="">
-            <v:imagedata r:id="rId412" o:title=""/>
-          </v:shape>
-          <o:OLEObject Type="Embed" ProgID="Equation.DSMT4" ShapeID="_x0000_i1229" DrawAspect="Content" ObjectID="_1838533706" r:id="rId413"/>
+            <v:imagedata r:id="rId410" o:title=""/>
+          </v:shape>
+          <o:OLEObject Type="Embed" ProgID="Equation.DSMT4" ShapeID="_x0000_i1229" DrawAspect="Content" ObjectID="_1838569947" r:id="rId411"/>
         </w:object>
       </w:r>
       <w:r>
@@ -14538,9 +14973,9 @@
         </w:rPr>
         <w:object w:dxaOrig="540" w:dyaOrig="360" w14:anchorId="1C043E86">
           <v:shape id="_x0000_i1230" type="#_x0000_t75" style="width:26.9pt;height:18.15pt" o:ole="">
-            <v:imagedata r:id="rId414" o:title=""/>
-          </v:shape>
-          <o:OLEObject Type="Embed" ProgID="Equation.DSMT4" ShapeID="_x0000_i1230" DrawAspect="Content" ObjectID="_1838533707" r:id="rId415"/>
+            <v:imagedata r:id="rId412" o:title=""/>
+          </v:shape>
+          <o:OLEObject Type="Embed" ProgID="Equation.DSMT4" ShapeID="_x0000_i1230" DrawAspect="Content" ObjectID="_1838569948" r:id="rId413"/>
         </w:object>
       </w:r>
       <w:r>
@@ -14572,9 +15007,9 @@
         </w:rPr>
         <w:object w:dxaOrig="2320" w:dyaOrig="540" w14:anchorId="69DF4CA8">
           <v:shape id="_x0000_i1231" type="#_x0000_t75" style="width:116.45pt;height:26.9pt" o:ole="" fillcolor="window">
-            <v:imagedata r:id="rId416" o:title=""/>
-          </v:shape>
-          <o:OLEObject Type="Embed" ProgID="Equation.DSMT4" ShapeID="_x0000_i1231" DrawAspect="Content" ObjectID="_1838533708" r:id="rId417"/>
+            <v:imagedata r:id="rId414" o:title=""/>
+          </v:shape>
+          <o:OLEObject Type="Embed" ProgID="Equation.DSMT4" ShapeID="_x0000_i1231" DrawAspect="Content" ObjectID="_1838569949" r:id="rId415"/>
         </w:object>
       </w:r>
       <w:r>
@@ -14705,7 +15140,49 @@
         <w:rPr>
           <w:lang w:val="ru-RU"/>
         </w:rPr>
-        <w:t xml:space="preserve">У деяких підручниках у визначенні (1) від правої частини віднімають </w:t>
+        <w:t xml:space="preserve">У деяких підручниках у визначенні (1) від </w:t>
+      </w:r>
+      <w:proofErr w:type="spellStart"/>
+      <w:r>
+        <w:rPr>
+          <w:lang w:val="ru-RU"/>
+        </w:rPr>
+        <w:t>правої</w:t>
+      </w:r>
+      <w:proofErr w:type="spellEnd"/>
+      <w:r>
+        <w:rPr>
+          <w:lang w:val="ru-RU"/>
+        </w:rPr>
+        <w:t xml:space="preserve"> </w:t>
+      </w:r>
+      <w:proofErr w:type="spellStart"/>
+      <w:r>
+        <w:rPr>
+          <w:lang w:val="ru-RU"/>
+        </w:rPr>
+        <w:t>частини</w:t>
+      </w:r>
+      <w:proofErr w:type="spellEnd"/>
+      <w:r>
+        <w:rPr>
+          <w:lang w:val="ru-RU"/>
+        </w:rPr>
+        <w:t xml:space="preserve"> </w:t>
+      </w:r>
+      <w:proofErr w:type="spellStart"/>
+      <w:r>
+        <w:rPr>
+          <w:lang w:val="ru-RU"/>
+        </w:rPr>
+        <w:t>віднімають</w:t>
+      </w:r>
+      <w:proofErr w:type="spellEnd"/>
+      <w:r>
+        <w:rPr>
+          <w:lang w:val="ru-RU"/>
+        </w:rPr>
+        <w:t xml:space="preserve"> </w:t>
       </w:r>
       <w:r>
         <w:rPr>
@@ -14716,7 +15193,7 @@
           <v:shape id="_x0000_i1233" type="#_x0000_t75" style="width:120.2pt;height:18.15pt" o:ole="">
             <v:imagedata r:id="rId1" o:title=""/>
           </v:shape>
-          <o:OLEObject Type="Embed" ProgID="Equation.DSMT4" ShapeID="_x0000_i1233" DrawAspect="Content" ObjectID="_1838533709" r:id="rId2"/>
+          <o:OLEObject Type="Embed" ProgID="Equation.DSMT4" ShapeID="_x0000_i1233" DrawAspect="Content" ObjectID="_1838569950" r:id="rId2"/>
         </w:object>
       </w:r>
       <w:r>
@@ -14762,7 +15239,7 @@
           <v:shape id="_x0000_i1235" type="#_x0000_t75" style="width:11.9pt;height:15.65pt" o:ole="">
             <v:imagedata r:id="rId3" o:title=""/>
           </v:shape>
-          <o:OLEObject Type="Embed" ProgID="Equation.3" ShapeID="_x0000_i1235" DrawAspect="Content" ObjectID="_1838533710" r:id="rId4"/>
+          <o:OLEObject Type="Embed" ProgID="Equation.3" ShapeID="_x0000_i1235" DrawAspect="Content" ObjectID="_1838569951" r:id="rId4"/>
         </w:object>
       </w:r>
       <w:r>
@@ -14780,7 +15257,7 @@
           <v:shape id="_x0000_i1237" type="#_x0000_t75" style="width:179.05pt;height:21.3pt" o:ole="">
             <v:imagedata r:id="rId5" o:title=""/>
           </v:shape>
-          <o:OLEObject Type="Embed" ProgID="Equation.3" ShapeID="_x0000_i1237" DrawAspect="Content" ObjectID="_1838533711" r:id="rId6"/>
+          <o:OLEObject Type="Embed" ProgID="Equation.3" ShapeID="_x0000_i1237" DrawAspect="Content" ObjectID="_1838569952" r:id="rId6"/>
         </w:object>
       </w:r>
       <w:r>
@@ -14798,7 +15275,7 @@
           <v:shape id="_x0000_i1239" type="#_x0000_t75" style="width:152.75pt;height:25.05pt" o:ole="">
             <v:imagedata r:id="rId7" o:title=""/>
           </v:shape>
-          <o:OLEObject Type="Embed" ProgID="Equation.3" ShapeID="_x0000_i1239" DrawAspect="Content" ObjectID="_1838533712" r:id="rId8"/>
+          <o:OLEObject Type="Embed" ProgID="Equation.3" ShapeID="_x0000_i1239" DrawAspect="Content" ObjectID="_1838569953" r:id="rId8"/>
         </w:object>
       </w:r>
       <w:r>
@@ -14816,7 +15293,7 @@
           <v:shape id="_x0000_i1241" type="#_x0000_t75" style="width:212.25pt;height:25.05pt" o:ole="">
             <v:imagedata r:id="rId9" o:title=""/>
           </v:shape>
-          <o:OLEObject Type="Embed" ProgID="Equation.3" ShapeID="_x0000_i1241" DrawAspect="Content" ObjectID="_1838533713" r:id="rId10"/>
+          <o:OLEObject Type="Embed" ProgID="Equation.3" ShapeID="_x0000_i1241" DrawAspect="Content" ObjectID="_1838569954" r:id="rId10"/>
         </w:object>
       </w:r>
       <w:r>
@@ -14862,7 +15339,7 @@
           <v:shape id="_x0000_i1243" type="#_x0000_t75" style="width:22.55pt;height:21.3pt" o:ole="">
             <v:imagedata r:id="rId11" o:title=""/>
           </v:shape>
-          <o:OLEObject Type="Embed" ProgID="Equation.DSMT4" ShapeID="_x0000_i1243" DrawAspect="Content" ObjectID="_1838533714" r:id="rId12"/>
+          <o:OLEObject Type="Embed" ProgID="Equation.DSMT4" ShapeID="_x0000_i1243" DrawAspect="Content" ObjectID="_1838569955" r:id="rId12"/>
         </w:object>
       </w:r>
       <w:r>
@@ -14886,7 +15363,7 @@
           <v:shape id="_x0000_i1245" type="#_x0000_t75" style="width:38.8pt;height:21.3pt" o:ole="">
             <v:imagedata r:id="rId13" o:title=""/>
           </v:shape>
-          <o:OLEObject Type="Embed" ProgID="Equation.DSMT4" ShapeID="_x0000_i1245" DrawAspect="Content" ObjectID="_1838533715" r:id="rId14"/>
+          <o:OLEObject Type="Embed" ProgID="Equation.DSMT4" ShapeID="_x0000_i1245" DrawAspect="Content" ObjectID="_1838569956" r:id="rId14"/>
         </w:object>
       </w:r>
       <w:r>
